--- a/guides/sad/ADD_v2.docx
+++ b/guides/sad/ADD_v2.docx
@@ -773,35 +773,7 @@
           <w:rFonts w:ascii="Times New Roman" w:hAnsi="Times New Roman" w:cs="Times New Roman"/>
         </w:rPr>
         <w:lastRenderedPageBreak/>
-        <w:t xml:space="preserve">The fatal-question grading logic, which causes an immediate </w:t>
-      </w:r>
-      <w:proofErr w:type="gramStart"/>
-      <w:r>
-        <w:rPr>
-          <w:rFonts w:ascii="Times New Roman" w:hAnsi="Times New Roman" w:cs="Times New Roman"/>
-        </w:rPr>
-        <w:t>fail</w:t>
-      </w:r>
-      <w:proofErr w:type="gramEnd"/>
-      <w:r>
-        <w:rPr>
-          <w:rFonts w:ascii="Times New Roman" w:hAnsi="Times New Roman" w:cs="Times New Roman"/>
-        </w:rPr>
-        <w:t xml:space="preserve"> verdict when a specific question is answered incorrectly, runs exclusively on the server. The list of fatal questions is loaded </w:t>
-      </w:r>
-      <w:proofErr w:type="gramStart"/>
-      <w:r>
-        <w:rPr>
-          <w:rFonts w:ascii="Times New Roman" w:hAnsi="Times New Roman" w:cs="Times New Roman"/>
-        </w:rPr>
-        <w:t>from</w:t>
-      </w:r>
-      <w:proofErr w:type="gramEnd"/>
-      <w:r>
-        <w:rPr>
-          <w:rFonts w:ascii="Times New Roman" w:hAnsi="Times New Roman" w:cs="Times New Roman"/>
-        </w:rPr>
-        <w:t xml:space="preserve"> the exam configuration at grading time and is never sent to the client.</w:t>
+        <w:t>The fatal-question grading logic, which causes an immediate fail verdict when a specific question is answered incorrectly, runs exclusively on the server. The list of fatal questions is loaded from the exam configuration at grading time and is never sent to the client.</w:t>
       </w:r>
     </w:p>
     <w:p>
@@ -858,21 +830,7 @@
         <w:rPr>
           <w:rFonts w:ascii="Times New Roman" w:hAnsi="Times New Roman" w:cs="Times New Roman"/>
         </w:rPr>
-        <w:t xml:space="preserve">Each student may have only one active </w:t>
-      </w:r>
-      <w:proofErr w:type="gramStart"/>
-      <w:r>
-        <w:rPr>
-          <w:rFonts w:ascii="Times New Roman" w:hAnsi="Times New Roman" w:cs="Times New Roman"/>
-        </w:rPr>
-        <w:t>license tier</w:t>
-      </w:r>
-      <w:proofErr w:type="gramEnd"/>
-      <w:r>
-        <w:rPr>
-          <w:rFonts w:ascii="Times New Roman" w:hAnsi="Times New Roman" w:cs="Times New Roman"/>
-        </w:rPr>
-        <w:t xml:space="preserve"> at any point in time. When a tier change is made, the previous tier is deactivated in the same transaction that activates the new one. All tier changes are logged in an audit record that includes who made the change and when.</w:t>
+        <w:t>Each student may have only one active license tier at any point in time. When a tier change is made, the previous tier is deactivated in the same transaction that activates the new one. All tier changes are logged in an audit record that includes who made the change and when.</w:t>
       </w:r>
     </w:p>
     <w:p>
@@ -910,21 +868,7 @@
         <w:rPr>
           <w:rFonts w:ascii="Times New Roman" w:hAnsi="Times New Roman" w:cs="Times New Roman"/>
         </w:rPr>
-        <w:t xml:space="preserve">Spaced repetition system item updates must be committed in the same database transaction as the exam result. If either write fails, both are rolled back together so that the two datasets </w:t>
-      </w:r>
-      <w:proofErr w:type="gramStart"/>
-      <w:r>
-        <w:rPr>
-          <w:rFonts w:ascii="Times New Roman" w:hAnsi="Times New Roman" w:cs="Times New Roman"/>
-        </w:rPr>
-        <w:t>remain consistent at all times</w:t>
-      </w:r>
-      <w:proofErr w:type="gramEnd"/>
-      <w:r>
-        <w:rPr>
-          <w:rFonts w:ascii="Times New Roman" w:hAnsi="Times New Roman" w:cs="Times New Roman"/>
-        </w:rPr>
-        <w:t>.</w:t>
+        <w:t>Spaced repetition system item updates must be committed in the same database transaction as the exam result. If either write fails, both are rolled back together so that the two datasets remain consistent at all times.</w:t>
       </w:r>
     </w:p>
     <w:p>
@@ -985,21 +929,7 @@
         <w:rPr>
           <w:rFonts w:ascii="Times New Roman" w:hAnsi="Times New Roman" w:cs="Times New Roman"/>
         </w:rPr>
-        <w:t xml:space="preserve">License tiers must be defined entirely as configuration data. Adding a new tier through the </w:t>
-      </w:r>
-      <w:proofErr w:type="gramStart"/>
-      <w:r>
-        <w:rPr>
-          <w:rFonts w:ascii="Times New Roman" w:hAnsi="Times New Roman" w:cs="Times New Roman"/>
-        </w:rPr>
-        <w:t>Admin</w:t>
-      </w:r>
-      <w:proofErr w:type="gramEnd"/>
-      <w:r>
-        <w:rPr>
-          <w:rFonts w:ascii="Times New Roman" w:hAnsi="Times New Roman" w:cs="Times New Roman"/>
-        </w:rPr>
-        <w:t xml:space="preserve"> interface must automatically make it available across the exam engine, student dashboard, and question bank without any code modification or redeployment. No tier identifier may be hardcoded anywhere in the application.</w:t>
+        <w:t>License tiers must be defined entirely as configuration data. Adding a new tier through the Admin interface must automatically make it available across the exam engine, student dashboard, and question bank without any code modification or redeployment. No tier identifier may be hardcoded anywhere in the application.</w:t>
       </w:r>
     </w:p>
     <w:p>
@@ -1060,49 +990,7 @@
         <w:rPr>
           <w:rFonts w:ascii="Times New Roman" w:hAnsi="Times New Roman" w:cs="Times New Roman"/>
         </w:rPr>
-        <w:t xml:space="preserve">When a student reviews their exam results, incorrect answers must be highlighted in </w:t>
-      </w:r>
-      <w:proofErr w:type="gramStart"/>
-      <w:r>
-        <w:rPr>
-          <w:rFonts w:ascii="Times New Roman" w:hAnsi="Times New Roman" w:cs="Times New Roman"/>
-        </w:rPr>
-        <w:t>red</w:t>
-      </w:r>
-      <w:proofErr w:type="gramEnd"/>
-      <w:r>
-        <w:rPr>
-          <w:rFonts w:ascii="Times New Roman" w:hAnsi="Times New Roman" w:cs="Times New Roman"/>
-        </w:rPr>
-        <w:t xml:space="preserve"> and the correct answer must be highlighted in green or yellow. </w:t>
-      </w:r>
-      <w:proofErr w:type="gramStart"/>
-      <w:r>
-        <w:rPr>
-          <w:rFonts w:ascii="Times New Roman" w:hAnsi="Times New Roman" w:cs="Times New Roman"/>
-        </w:rPr>
-        <w:t>Both colour</w:t>
-      </w:r>
-      <w:proofErr w:type="gramEnd"/>
-      <w:r>
-        <w:rPr>
-          <w:rFonts w:ascii="Times New Roman" w:hAnsi="Times New Roman" w:cs="Times New Roman"/>
-        </w:rPr>
-        <w:t xml:space="preserve"> states must meet the WCAG AA accessibility standard, which requires a contrast ratio of at least 4.5 to 1 against the background. This must </w:t>
-      </w:r>
-      <w:proofErr w:type="gramStart"/>
-      <w:r>
-        <w:rPr>
-          <w:rFonts w:ascii="Times New Roman" w:hAnsi="Times New Roman" w:cs="Times New Roman"/>
-        </w:rPr>
-        <w:t>hold</w:t>
-      </w:r>
-      <w:proofErr w:type="gramEnd"/>
-      <w:r>
-        <w:rPr>
-          <w:rFonts w:ascii="Times New Roman" w:hAnsi="Times New Roman" w:cs="Times New Roman"/>
-        </w:rPr>
-        <w:t xml:space="preserve"> in both light and dark display modes, and compliance is verified automatically in the build pipeline.</w:t>
+        <w:t>When a student reviews their exam results, incorrect answers must be highlighted in red and the correct answer must be highlighted in green or yellow. Both colour states must meet the WCAG AA accessibility standard, which requires a contrast ratio of at least 4.5 to 1 against the background. This must hold in both light and dark display modes, and compliance is verified automatically in the build pipeline.</w:t>
       </w:r>
     </w:p>
     <w:p>
@@ -2934,27 +2822,7 @@
                 <w:sz w:val="18"/>
                 <w:szCs w:val="18"/>
               </w:rPr>
-              <w:t xml:space="preserve">On logout the client removes the authentication </w:t>
-            </w:r>
-            <w:proofErr w:type="gramStart"/>
-            <w:r>
-              <w:rPr>
-                <w:rFonts w:ascii="Times New Roman" w:hAnsi="Times New Roman" w:cs="Times New Roman"/>
-                <w:color w:val="000000"/>
-                <w:sz w:val="18"/>
-                <w:szCs w:val="18"/>
-              </w:rPr>
-              <w:t>token</w:t>
-            </w:r>
-            <w:proofErr w:type="gramEnd"/>
-            <w:r>
-              <w:rPr>
-                <w:rFonts w:ascii="Times New Roman" w:hAnsi="Times New Roman" w:cs="Times New Roman"/>
-                <w:color w:val="000000"/>
-                <w:sz w:val="18"/>
-                <w:szCs w:val="18"/>
-              </w:rPr>
-              <w:t xml:space="preserve"> immediately from local storage. Authentication tokens are issued with a short expiry (15-30 minutes); security relies on short token lifespans and prompt client-side removal. Users cannot access protected resources once the token is removed from the client. A server-side token blacklist is not required for this application.</w:t>
+              <w:t>On logout the client removes the authentication token immediately from local storage. Authentication tokens are issued with a short expiry (15-30 minutes); security relies on short token lifespans and prompt client-side removal. Users cannot access protected resources once the token is removed from the client. A server-side token blacklist is not required for this application.</w:t>
             </w:r>
           </w:p>
         </w:tc>
@@ -3884,27 +3752,7 @@
                 <w:sz w:val="18"/>
                 <w:szCs w:val="18"/>
               </w:rPr>
-              <w:t xml:space="preserve">Student </w:t>
-            </w:r>
-            <w:proofErr w:type="gramStart"/>
-            <w:r>
-              <w:rPr>
-                <w:rFonts w:ascii="Times New Roman" w:hAnsi="Times New Roman" w:cs="Times New Roman"/>
-                <w:color w:val="000000"/>
-                <w:sz w:val="18"/>
-                <w:szCs w:val="18"/>
-              </w:rPr>
-              <w:t>requests</w:t>
-            </w:r>
-            <w:proofErr w:type="gramEnd"/>
-            <w:r>
-              <w:rPr>
-                <w:rFonts w:ascii="Times New Roman" w:hAnsi="Times New Roman" w:cs="Times New Roman"/>
-                <w:color w:val="000000"/>
-                <w:sz w:val="18"/>
-                <w:szCs w:val="18"/>
-              </w:rPr>
-              <w:t xml:space="preserve"> exam questions during an active exam session</w:t>
+              <w:t>Student requests exam questions during an active exam session</w:t>
             </w:r>
           </w:p>
         </w:tc>
@@ -4194,27 +4042,7 @@
                 <w:szCs w:val="18"/>
               </w:rPr>
               <w:lastRenderedPageBreak/>
-              <w:t xml:space="preserve">serialiser excludes correct answer data before any question payload is transmitted to the client. Correct answer exclusion is verified automatically on every </w:t>
-            </w:r>
-            <w:proofErr w:type="gramStart"/>
-            <w:r>
-              <w:rPr>
-                <w:rFonts w:ascii="Times New Roman" w:hAnsi="Times New Roman" w:cs="Times New Roman"/>
-                <w:color w:val="000000"/>
-                <w:sz w:val="18"/>
-                <w:szCs w:val="18"/>
-              </w:rPr>
-              <w:t>build</w:t>
-            </w:r>
-            <w:proofErr w:type="gramEnd"/>
-            <w:r>
-              <w:rPr>
-                <w:rFonts w:ascii="Times New Roman" w:hAnsi="Times New Roman" w:cs="Times New Roman"/>
-                <w:color w:val="000000"/>
-                <w:sz w:val="18"/>
-                <w:szCs w:val="18"/>
-              </w:rPr>
-              <w:t xml:space="preserve"> via contract tests.</w:t>
+              <w:t>serialiser excludes correct answer data before any question payload is transmitted to the client. Correct answer exclusion is verified automatically on every build via contract tests.</w:t>
             </w:r>
           </w:p>
         </w:tc>
@@ -4799,45 +4627,14 @@
                 <w:rFonts w:ascii="Times New Roman" w:hAnsi="Times New Roman" w:cs="Times New Roman"/>
               </w:rPr>
             </w:pPr>
-            <w:proofErr w:type="gramStart"/>
-            <w:r>
-              <w:rPr>
-                <w:rFonts w:ascii="Times New Roman" w:hAnsi="Times New Roman" w:cs="Times New Roman"/>
-                <w:color w:val="000000"/>
-                <w:sz w:val="18"/>
-                <w:szCs w:val="18"/>
-              </w:rPr>
-              <w:t>Hard-deletion</w:t>
-            </w:r>
-            <w:proofErr w:type="gramEnd"/>
-            <w:r>
-              <w:rPr>
-                <w:rFonts w:ascii="Times New Roman" w:hAnsi="Times New Roman" w:cs="Times New Roman"/>
-                <w:color w:val="000000"/>
-                <w:sz w:val="18"/>
-                <w:szCs w:val="18"/>
-              </w:rPr>
-              <w:t xml:space="preserve"> of questions that have appeared in any student's exam history is strictly prohibited. Deletion sets the question as inactive (</w:t>
-            </w:r>
-            <w:proofErr w:type="gramStart"/>
-            <w:r>
-              <w:rPr>
-                <w:rFonts w:ascii="Times New Roman" w:hAnsi="Times New Roman" w:cs="Times New Roman"/>
-                <w:color w:val="000000"/>
-                <w:sz w:val="18"/>
-                <w:szCs w:val="18"/>
-              </w:rPr>
-              <w:t>soft-delete</w:t>
-            </w:r>
-            <w:proofErr w:type="gramEnd"/>
-            <w:r>
-              <w:rPr>
-                <w:rFonts w:ascii="Times New Roman" w:hAnsi="Times New Roman" w:cs="Times New Roman"/>
-                <w:color w:val="000000"/>
-                <w:sz w:val="18"/>
-                <w:szCs w:val="18"/>
-              </w:rPr>
-              <w:t>: deleted = true). Every content edit creates a new version record with a timestamp and editor ID. Historical exam reports always reference the exact question version that was active at the time of the exam. Physical deletion of any referenced question is prohibited at the service layer with a guard clause.</w:t>
+            <w:r>
+              <w:rPr>
+                <w:rFonts w:ascii="Times New Roman" w:hAnsi="Times New Roman" w:cs="Times New Roman"/>
+                <w:color w:val="000000"/>
+                <w:sz w:val="18"/>
+                <w:szCs w:val="18"/>
+              </w:rPr>
+              <w:t>Hard-deletion of questions that have appeared in any student's exam history is strictly prohibited. Deletion sets the question as inactive (soft-delete: deleted = true). Every content edit creates a new version record with a timestamp and editor ID. Historical exam reports always reference the exact question version that was active at the time of the exam. Physical deletion of any referenced question is prohibited at the service layer with a guard clause.</w:t>
             </w:r>
           </w:p>
         </w:tc>
@@ -5141,25 +4938,14 @@
                 <w:rFonts w:ascii="Times New Roman" w:hAnsi="Times New Roman" w:cs="Times New Roman"/>
               </w:rPr>
             </w:pPr>
-            <w:proofErr w:type="gramStart"/>
-            <w:r>
-              <w:rPr>
-                <w:rFonts w:ascii="Times New Roman" w:hAnsi="Times New Roman" w:cs="Times New Roman"/>
-                <w:color w:val="000000"/>
-                <w:sz w:val="18"/>
-                <w:szCs w:val="18"/>
-              </w:rPr>
-              <w:t>Student performs</w:t>
-            </w:r>
-            <w:proofErr w:type="gramEnd"/>
-            <w:r>
-              <w:rPr>
-                <w:rFonts w:ascii="Times New Roman" w:hAnsi="Times New Roman" w:cs="Times New Roman"/>
-                <w:color w:val="000000"/>
-                <w:sz w:val="18"/>
-                <w:szCs w:val="18"/>
-              </w:rPr>
-              <w:t xml:space="preserve"> an out-of-sequence action during a driving practice session</w:t>
+            <w:r>
+              <w:rPr>
+                <w:rFonts w:ascii="Times New Roman" w:hAnsi="Times New Roman" w:cs="Times New Roman"/>
+                <w:color w:val="000000"/>
+                <w:sz w:val="18"/>
+                <w:szCs w:val="18"/>
+              </w:rPr>
+              <w:t>Student performs an out-of-sequence action during a driving practice session</w:t>
             </w:r>
           </w:p>
         </w:tc>
@@ -7833,27 +7619,7 @@
                 <w:sz w:val="18"/>
                 <w:szCs w:val="18"/>
               </w:rPr>
-              <w:t xml:space="preserve">A student requests exam </w:t>
-            </w:r>
-            <w:proofErr w:type="gramStart"/>
-            <w:r>
-              <w:rPr>
-                <w:rFonts w:ascii="Times New Roman" w:hAnsi="Times New Roman" w:cs="Times New Roman"/>
-                <w:color w:val="000000"/>
-                <w:sz w:val="18"/>
-                <w:szCs w:val="18"/>
-              </w:rPr>
-              <w:t>start</w:t>
-            </w:r>
-            <w:proofErr w:type="gramEnd"/>
-            <w:r>
-              <w:rPr>
-                <w:rFonts w:ascii="Times New Roman" w:hAnsi="Times New Roman" w:cs="Times New Roman"/>
-                <w:color w:val="000000"/>
-                <w:sz w:val="18"/>
-                <w:szCs w:val="18"/>
-              </w:rPr>
-              <w:t>; the system selects questions and displays the first question within 3 seconds under normal load. Question selection must use indexed database queries; full-table scans against the question bank are not permitted. In-progress exam state is stored in the database; no in-process or distributed session cache is required.</w:t>
+              <w:t>A student requests exam start; the system selects questions and displays the first question within 3 seconds under normal load. Question selection must use indexed database queries; full-table scans against the question bank are not permitted. In-progress exam state is stored in the database; no in-process or distributed session cache is required.</w:t>
             </w:r>
           </w:p>
         </w:tc>
@@ -9641,27 +9407,7 @@
                 <w:sz w:val="18"/>
                 <w:szCs w:val="18"/>
               </w:rPr>
-              <w:t xml:space="preserve">Progress charts are served from a periodically updated aggregation table — no real-time computation on raw log data is permitted. The chart loads from cache within 200 ms. Chart data is read from the aggregation table; the aggregation job runs on a </w:t>
-            </w:r>
-            <w:proofErr w:type="gramStart"/>
-            <w:r>
-              <w:rPr>
-                <w:rFonts w:ascii="Times New Roman" w:hAnsi="Times New Roman" w:cs="Times New Roman"/>
-                <w:color w:val="000000"/>
-                <w:sz w:val="18"/>
-                <w:szCs w:val="18"/>
-              </w:rPr>
-              <w:t>schedule</w:t>
-            </w:r>
-            <w:proofErr w:type="gramEnd"/>
-            <w:r>
-              <w:rPr>
-                <w:rFonts w:ascii="Times New Roman" w:hAnsi="Times New Roman" w:cs="Times New Roman"/>
-                <w:color w:val="000000"/>
-                <w:sz w:val="18"/>
-                <w:szCs w:val="18"/>
-              </w:rPr>
-              <w:t xml:space="preserve"> and the cache reflects the latest computed data.</w:t>
+              <w:t>Progress charts are served from a periodically updated aggregation table — no real-time computation on raw log data is permitted. The chart loads from cache within 200 ms. Chart data is read from the aggregation table; the aggregation job runs on a schedule and the cache reflects the latest computed data.</w:t>
             </w:r>
           </w:p>
         </w:tc>
@@ -10266,47 +10012,7 @@
                 <w:sz w:val="18"/>
                 <w:szCs w:val="18"/>
               </w:rPr>
-              <w:t xml:space="preserve">When an instructor sends a study alert the request returns immediately and notification delivery is handled in the </w:t>
-            </w:r>
-            <w:proofErr w:type="gramStart"/>
-            <w:r>
-              <w:rPr>
-                <w:rFonts w:ascii="Times New Roman" w:hAnsi="Times New Roman" w:cs="Times New Roman"/>
-                <w:color w:val="000000"/>
-                <w:sz w:val="18"/>
-                <w:szCs w:val="18"/>
-              </w:rPr>
-              <w:t>background</w:t>
-            </w:r>
-            <w:proofErr w:type="gramEnd"/>
-            <w:r>
-              <w:rPr>
-                <w:rFonts w:ascii="Times New Roman" w:hAnsi="Times New Roman" w:cs="Times New Roman"/>
-                <w:color w:val="000000"/>
-                <w:sz w:val="18"/>
-                <w:szCs w:val="18"/>
-              </w:rPr>
-              <w:t xml:space="preserve"> so the instructor's interface is never blocked. Notification delivery runs as a background task within the same service; no external message broker is required. Failed deliveries are </w:t>
-            </w:r>
-            <w:proofErr w:type="gramStart"/>
-            <w:r>
-              <w:rPr>
-                <w:rFonts w:ascii="Times New Roman" w:hAnsi="Times New Roman" w:cs="Times New Roman"/>
-                <w:color w:val="000000"/>
-                <w:sz w:val="18"/>
-                <w:szCs w:val="18"/>
-              </w:rPr>
-              <w:t>retried</w:t>
-            </w:r>
-            <w:proofErr w:type="gramEnd"/>
-            <w:r>
-              <w:rPr>
-                <w:rFonts w:ascii="Times New Roman" w:hAnsi="Times New Roman" w:cs="Times New Roman"/>
-                <w:color w:val="000000"/>
-                <w:sz w:val="18"/>
-                <w:szCs w:val="18"/>
-              </w:rPr>
-              <w:t xml:space="preserve"> automatically a reasonable number of times before being marked as undeliverable.</w:t>
+              <w:t>When an instructor sends a study alert the request returns immediately and notification delivery is handled in the background so the instructor's interface is never blocked. Notification delivery runs as a background task within the same service; no external message broker is required. Failed deliveries are retried automatically a reasonable number of times before being marked as undeliverable.</w:t>
             </w:r>
           </w:p>
         </w:tc>
@@ -10376,27 +10082,7 @@
                 <w:sz w:val="18"/>
                 <w:szCs w:val="18"/>
               </w:rPr>
-              <w:t xml:space="preserve">UI unblocked immediately after </w:t>
-            </w:r>
-            <w:proofErr w:type="gramStart"/>
-            <w:r>
-              <w:rPr>
-                <w:rFonts w:ascii="Times New Roman" w:hAnsi="Times New Roman" w:cs="Times New Roman"/>
-                <w:color w:val="000000"/>
-                <w:sz w:val="18"/>
-                <w:szCs w:val="18"/>
-              </w:rPr>
-              <w:t>request</w:t>
-            </w:r>
-            <w:proofErr w:type="gramEnd"/>
-            <w:r>
-              <w:rPr>
-                <w:rFonts w:ascii="Times New Roman" w:hAnsi="Times New Roman" w:cs="Times New Roman"/>
-                <w:color w:val="000000"/>
-                <w:sz w:val="18"/>
-                <w:szCs w:val="18"/>
-              </w:rPr>
-              <w:t xml:space="preserve"> submission. Delivery completed in background within 30 s under normal load.</w:t>
+              <w:t>UI unblocked immediately after request submission. Delivery completed in background within 30 s under normal load.</w:t>
             </w:r>
           </w:p>
         </w:tc>
@@ -10630,45 +10316,14 @@
                 <w:rFonts w:ascii="Times New Roman" w:hAnsi="Times New Roman" w:cs="Times New Roman"/>
               </w:rPr>
             </w:pPr>
-            <w:proofErr w:type="gramStart"/>
-            <w:r>
-              <w:rPr>
-                <w:rFonts w:ascii="Times New Roman" w:hAnsi="Times New Roman" w:cs="Times New Roman"/>
-                <w:color w:val="000000"/>
-                <w:sz w:val="18"/>
-                <w:szCs w:val="18"/>
-              </w:rPr>
-              <w:t>Student</w:t>
-            </w:r>
-            <w:proofErr w:type="gramEnd"/>
-            <w:r>
-              <w:rPr>
-                <w:rFonts w:ascii="Times New Roman" w:hAnsi="Times New Roman" w:cs="Times New Roman"/>
-                <w:color w:val="000000"/>
-                <w:sz w:val="18"/>
-                <w:szCs w:val="18"/>
-              </w:rPr>
-              <w:t xml:space="preserve"> </w:t>
-            </w:r>
-            <w:proofErr w:type="gramStart"/>
-            <w:r>
-              <w:rPr>
-                <w:rFonts w:ascii="Times New Roman" w:hAnsi="Times New Roman" w:cs="Times New Roman"/>
-                <w:color w:val="000000"/>
-                <w:sz w:val="18"/>
-                <w:szCs w:val="18"/>
-              </w:rPr>
-              <w:t>requests</w:t>
-            </w:r>
-            <w:proofErr w:type="gramEnd"/>
-            <w:r>
-              <w:rPr>
-                <w:rFonts w:ascii="Times New Roman" w:hAnsi="Times New Roman" w:cs="Times New Roman"/>
-                <w:color w:val="000000"/>
-                <w:sz w:val="18"/>
-                <w:szCs w:val="18"/>
-              </w:rPr>
-              <w:t xml:space="preserve"> a suggested practice set</w:t>
+            <w:r>
+              <w:rPr>
+                <w:rFonts w:ascii="Times New Roman" w:hAnsi="Times New Roman" w:cs="Times New Roman"/>
+                <w:color w:val="000000"/>
+                <w:sz w:val="18"/>
+                <w:szCs w:val="18"/>
+              </w:rPr>
+              <w:t>Student requests a suggested practice set</w:t>
             </w:r>
           </w:p>
         </w:tc>
@@ -10948,27 +10603,7 @@
                 <w:sz w:val="18"/>
                 <w:szCs w:val="18"/>
               </w:rPr>
-              <w:t xml:space="preserve">When a student requests a suggested practice set the system analyses their recent incorrect answers using a spaced repetition algorithm and returns a list of recommended questions. The analysis runs against a bounded set of the student's recent exam records and must not perform full-history aggregations. The computation is lightweight and does not delay the main interface. If computation time grows </w:t>
-            </w:r>
-            <w:proofErr w:type="gramStart"/>
-            <w:r>
-              <w:rPr>
-                <w:rFonts w:ascii="Times New Roman" w:hAnsi="Times New Roman" w:cs="Times New Roman"/>
-                <w:color w:val="000000"/>
-                <w:sz w:val="18"/>
-                <w:szCs w:val="18"/>
-              </w:rPr>
-              <w:t>noticeably</w:t>
-            </w:r>
-            <w:proofErr w:type="gramEnd"/>
-            <w:r>
-              <w:rPr>
-                <w:rFonts w:ascii="Times New Roman" w:hAnsi="Times New Roman" w:cs="Times New Roman"/>
-                <w:color w:val="000000"/>
-                <w:sz w:val="18"/>
-                <w:szCs w:val="18"/>
-              </w:rPr>
-              <w:t xml:space="preserve"> it may be offloaded to a simple in-process background task; no external worker or message queue is required.</w:t>
+              <w:t>When a student requests a suggested practice set the system analyses their recent incorrect answers using a spaced repetition algorithm and returns a list of recommended questions. The analysis runs against a bounded set of the student's recent exam records and must not perform full-history aggregations. The computation is lightweight and does not delay the main interface. If computation time grows noticeably it may be offloaded to a simple in-process background task; no external worker or message queue is required.</w:t>
             </w:r>
           </w:p>
         </w:tc>
@@ -11039,27 +10674,7 @@
                 <w:sz w:val="18"/>
                 <w:szCs w:val="18"/>
               </w:rPr>
-              <w:t xml:space="preserve">Response returned without noticeable delay. SRS computation </w:t>
-            </w:r>
-            <w:proofErr w:type="gramStart"/>
-            <w:r>
-              <w:rPr>
-                <w:rFonts w:ascii="Times New Roman" w:hAnsi="Times New Roman" w:cs="Times New Roman"/>
-                <w:color w:val="000000"/>
-                <w:sz w:val="18"/>
-                <w:szCs w:val="18"/>
-              </w:rPr>
-              <w:t>bounded</w:t>
-            </w:r>
-            <w:proofErr w:type="gramEnd"/>
-            <w:r>
-              <w:rPr>
-                <w:rFonts w:ascii="Times New Roman" w:hAnsi="Times New Roman" w:cs="Times New Roman"/>
-                <w:color w:val="000000"/>
-                <w:sz w:val="18"/>
-                <w:szCs w:val="18"/>
-              </w:rPr>
-              <w:t xml:space="preserve"> to recent exam records only.</w:t>
+              <w:t>Response returned without noticeable delay. SRS computation bounded to recent exam records only.</w:t>
             </w:r>
           </w:p>
         </w:tc>
@@ -11594,27 +11209,7 @@
                 <w:sz w:val="18"/>
                 <w:szCs w:val="18"/>
               </w:rPr>
-              <w:t xml:space="preserve">A student with a long exam history filters their records by date and result. Results are returned and rendered within an acceptable time regardless of how many attempts the student has </w:t>
-            </w:r>
-            <w:proofErr w:type="gramStart"/>
-            <w:r>
-              <w:rPr>
-                <w:rFonts w:ascii="Times New Roman" w:hAnsi="Times New Roman" w:cs="Times New Roman"/>
-                <w:color w:val="000000"/>
-                <w:sz w:val="18"/>
-                <w:szCs w:val="18"/>
-              </w:rPr>
-              <w:t>accumulated</w:t>
-            </w:r>
-            <w:proofErr w:type="gramEnd"/>
-            <w:r>
-              <w:rPr>
-                <w:rFonts w:ascii="Times New Roman" w:hAnsi="Times New Roman" w:cs="Times New Roman"/>
-                <w:color w:val="000000"/>
-                <w:sz w:val="18"/>
-                <w:szCs w:val="18"/>
-              </w:rPr>
-              <w:t>. The exam history table must be indexed on the fields used for filtering (student ID, date, result); unbounded queries are not permitted. Cursor-based pagination is applied so that large histories do not cause slow page loads.</w:t>
+              <w:t>A student with a long exam history filters their records by date and result. Results are returned and rendered within an acceptable time regardless of how many attempts the student has accumulated. The exam history table must be indexed on the fields used for filtering (student ID, date, result); unbounded queries are not permitted. Cursor-based pagination is applied so that large histories do not cause slow page loads.</w:t>
             </w:r>
           </w:p>
         </w:tc>
@@ -12825,27 +12420,7 @@
                 <w:sz w:val="18"/>
                 <w:szCs w:val="18"/>
               </w:rPr>
-              <w:t xml:space="preserve">When a student starts an </w:t>
-            </w:r>
-            <w:proofErr w:type="gramStart"/>
-            <w:r>
-              <w:rPr>
-                <w:rFonts w:ascii="Times New Roman" w:hAnsi="Times New Roman" w:cs="Times New Roman"/>
-                <w:color w:val="000000"/>
-                <w:sz w:val="18"/>
-                <w:szCs w:val="18"/>
-              </w:rPr>
-              <w:t>exam</w:t>
-            </w:r>
-            <w:proofErr w:type="gramEnd"/>
-            <w:r>
-              <w:rPr>
-                <w:rFonts w:ascii="Times New Roman" w:hAnsi="Times New Roman" w:cs="Times New Roman"/>
-                <w:color w:val="000000"/>
-                <w:sz w:val="18"/>
-                <w:szCs w:val="18"/>
-              </w:rPr>
-              <w:t xml:space="preserve"> the server records the start time. The client manages the countdown display independently. On submission the server verifies that the elapsed time is within the allowed duration; answers submitted beyond the deadline are ignored and the exam is graded at the cut-off point. The server records the exam start time and validates elapsed time on submission as the authoritative check. The client timer drives both the countdown display and the auto-submit trigger.</w:t>
+              <w:t>When a student starts an exam the server records the start time. The client manages the countdown display independently. On submission the server verifies that the elapsed time is within the allowed duration; answers submitted beyond the deadline are ignored and the exam is graded at the cut-off point. The server records the exam start time and validates elapsed time on submission as the authoritative check. The client timer drives both the countdown display and the auto-submit trigger.</w:t>
             </w:r>
           </w:p>
         </w:tc>
@@ -13366,27 +12941,7 @@
                 <w:sz w:val="18"/>
                 <w:szCs w:val="18"/>
               </w:rPr>
-              <w:t>Exam Service (GET /</w:t>
-            </w:r>
-            <w:proofErr w:type="gramStart"/>
-            <w:r>
-              <w:rPr>
-                <w:rFonts w:ascii="Times New Roman" w:hAnsi="Times New Roman" w:cs="Times New Roman"/>
-                <w:color w:val="000000"/>
-                <w:sz w:val="18"/>
-                <w:szCs w:val="18"/>
-              </w:rPr>
-              <w:t>exams/{id}/</w:t>
-            </w:r>
-            <w:proofErr w:type="gramEnd"/>
-            <w:r>
-              <w:rPr>
-                <w:rFonts w:ascii="Times New Roman" w:hAnsi="Times New Roman" w:cs="Times New Roman"/>
-                <w:color w:val="000000"/>
-                <w:sz w:val="18"/>
-                <w:szCs w:val="18"/>
-              </w:rPr>
-              <w:t>time) + React Native countdown</w:t>
+              <w:t>Exam Service (GET /exams/{id}/time) + React Native countdown</w:t>
             </w:r>
           </w:p>
         </w:tc>
@@ -14061,67 +13616,7 @@
                 <w:sz w:val="18"/>
                 <w:szCs w:val="18"/>
               </w:rPr>
-              <w:t xml:space="preserve">Flagging a question </w:t>
-            </w:r>
-            <w:proofErr w:type="gramStart"/>
-            <w:r>
-              <w:rPr>
-                <w:rFonts w:ascii="Times New Roman" w:hAnsi="Times New Roman" w:cs="Times New Roman"/>
-                <w:color w:val="000000"/>
-                <w:sz w:val="18"/>
-                <w:szCs w:val="18"/>
-              </w:rPr>
-              <w:t>saves to</w:t>
-            </w:r>
-            <w:proofErr w:type="gramEnd"/>
-            <w:r>
-              <w:rPr>
-                <w:rFonts w:ascii="Times New Roman" w:hAnsi="Times New Roman" w:cs="Times New Roman"/>
-                <w:color w:val="000000"/>
-                <w:sz w:val="18"/>
-                <w:szCs w:val="18"/>
-              </w:rPr>
-              <w:t xml:space="preserve"> local device storage within 10 ms. On submission, all flag states are sent to the server together with the exam answers and are never lost. Flag states </w:t>
-            </w:r>
-            <w:proofErr w:type="gramStart"/>
-            <w:r>
-              <w:rPr>
-                <w:rFonts w:ascii="Times New Roman" w:hAnsi="Times New Roman" w:cs="Times New Roman"/>
-                <w:color w:val="000000"/>
-                <w:sz w:val="18"/>
-                <w:szCs w:val="18"/>
-              </w:rPr>
-              <w:t>are persisted</w:t>
-            </w:r>
-            <w:proofErr w:type="gramEnd"/>
-            <w:r>
-              <w:rPr>
-                <w:rFonts w:ascii="Times New Roman" w:hAnsi="Times New Roman" w:cs="Times New Roman"/>
-                <w:color w:val="000000"/>
-                <w:sz w:val="18"/>
-                <w:szCs w:val="18"/>
-              </w:rPr>
-              <w:t xml:space="preserve"> </w:t>
-            </w:r>
-            <w:proofErr w:type="gramStart"/>
-            <w:r>
-              <w:rPr>
-                <w:rFonts w:ascii="Times New Roman" w:hAnsi="Times New Roman" w:cs="Times New Roman"/>
-                <w:color w:val="000000"/>
-                <w:sz w:val="18"/>
-                <w:szCs w:val="18"/>
-              </w:rPr>
-              <w:t>to</w:t>
-            </w:r>
-            <w:proofErr w:type="gramEnd"/>
-            <w:r>
-              <w:rPr>
-                <w:rFonts w:ascii="Times New Roman" w:hAnsi="Times New Roman" w:cs="Times New Roman"/>
-                <w:color w:val="000000"/>
-                <w:sz w:val="18"/>
-                <w:szCs w:val="18"/>
-              </w:rPr>
-              <w:t xml:space="preserve"> local device storage immediately upon user action. All flag states are included in the exam submission payload and must be acknowledged by the server before the submission is considered complete.</w:t>
+              <w:t>Flagging a question saves to local device storage within 10 ms. On submission, all flag states are sent to the server together with the exam answers and are never lost. Flag states are persisted to local device storage immediately upon user action. All flag states are included in the exam submission payload and must be acknowledged by the server before the submission is considered complete.</w:t>
             </w:r>
           </w:p>
         </w:tc>
@@ -15909,27 +15404,7 @@
                 <w:sz w:val="18"/>
                 <w:szCs w:val="18"/>
               </w:rPr>
-              <w:t xml:space="preserve">When a student submits their exam the system records the answers, grades the submission, and writes </w:t>
-            </w:r>
-            <w:proofErr w:type="gramStart"/>
-            <w:r>
-              <w:rPr>
-                <w:rFonts w:ascii="Times New Roman" w:hAnsi="Times New Roman" w:cs="Times New Roman"/>
-                <w:color w:val="000000"/>
-                <w:sz w:val="18"/>
-                <w:szCs w:val="18"/>
-              </w:rPr>
-              <w:t>the final result</w:t>
-            </w:r>
-            <w:proofErr w:type="gramEnd"/>
-            <w:r>
-              <w:rPr>
-                <w:rFonts w:ascii="Times New Roman" w:hAnsi="Times New Roman" w:cs="Times New Roman"/>
-                <w:color w:val="000000"/>
-                <w:sz w:val="18"/>
-                <w:szCs w:val="18"/>
-              </w:rPr>
-              <w:t xml:space="preserve"> in a single atomic operation. If anything fails at any point the entire </w:t>
+              <w:t xml:space="preserve">When a student submits their exam the system records the answers, grades the submission, and writes the final result in a single atomic operation. If anything fails at any point the entire </w:t>
             </w:r>
             <w:r>
               <w:rPr>
@@ -16010,27 +15485,7 @@
                 <w:sz w:val="18"/>
                 <w:szCs w:val="18"/>
               </w:rPr>
-              <w:t xml:space="preserve">Zero partial submissions. Zero partial results. </w:t>
-            </w:r>
-            <w:proofErr w:type="gramStart"/>
-            <w:r>
-              <w:rPr>
-                <w:rFonts w:ascii="Times New Roman" w:hAnsi="Times New Roman" w:cs="Times New Roman"/>
-                <w:color w:val="000000"/>
-                <w:sz w:val="18"/>
-                <w:szCs w:val="18"/>
-              </w:rPr>
-              <w:t>Student</w:t>
-            </w:r>
-            <w:proofErr w:type="gramEnd"/>
-            <w:r>
-              <w:rPr>
-                <w:rFonts w:ascii="Times New Roman" w:hAnsi="Times New Roman" w:cs="Times New Roman"/>
-                <w:color w:val="000000"/>
-                <w:sz w:val="18"/>
-                <w:szCs w:val="18"/>
-              </w:rPr>
-              <w:t xml:space="preserve"> may safely retry a failed submission without creating duplicate records.</w:t>
+              <w:t>Zero partial submissions. Zero partial results. Student may safely retry a failed submission without creating duplicate records.</w:t>
             </w:r>
           </w:p>
         </w:tc>
@@ -16264,45 +15719,14 @@
                 <w:rFonts w:ascii="Times New Roman" w:hAnsi="Times New Roman" w:cs="Times New Roman"/>
               </w:rPr>
             </w:pPr>
-            <w:proofErr w:type="gramStart"/>
-            <w:r>
-              <w:rPr>
-                <w:rFonts w:ascii="Times New Roman" w:hAnsi="Times New Roman" w:cs="Times New Roman"/>
-                <w:color w:val="000000"/>
-                <w:sz w:val="18"/>
-                <w:szCs w:val="18"/>
-              </w:rPr>
-              <w:t>Student</w:t>
-            </w:r>
-            <w:proofErr w:type="gramEnd"/>
-            <w:r>
-              <w:rPr>
-                <w:rFonts w:ascii="Times New Roman" w:hAnsi="Times New Roman" w:cs="Times New Roman"/>
-                <w:color w:val="000000"/>
-                <w:sz w:val="18"/>
-                <w:szCs w:val="18"/>
-              </w:rPr>
-              <w:t xml:space="preserve"> </w:t>
-            </w:r>
-            <w:proofErr w:type="gramStart"/>
-            <w:r>
-              <w:rPr>
-                <w:rFonts w:ascii="Times New Roman" w:hAnsi="Times New Roman" w:cs="Times New Roman"/>
-                <w:color w:val="000000"/>
-                <w:sz w:val="18"/>
-                <w:szCs w:val="18"/>
-              </w:rPr>
-              <w:t>requests</w:t>
-            </w:r>
-            <w:proofErr w:type="gramEnd"/>
-            <w:r>
-              <w:rPr>
-                <w:rFonts w:ascii="Times New Roman" w:hAnsi="Times New Roman" w:cs="Times New Roman"/>
-                <w:color w:val="000000"/>
-                <w:sz w:val="18"/>
-                <w:szCs w:val="18"/>
-              </w:rPr>
-              <w:t xml:space="preserve"> their exam result immediately after submission</w:t>
+            <w:r>
+              <w:rPr>
+                <w:rFonts w:ascii="Times New Roman" w:hAnsi="Times New Roman" w:cs="Times New Roman"/>
+                <w:color w:val="000000"/>
+                <w:sz w:val="18"/>
+                <w:szCs w:val="18"/>
+              </w:rPr>
+              <w:t>Student requests their exam result immediately after submission</w:t>
             </w:r>
           </w:p>
         </w:tc>
@@ -17201,87 +16625,7 @@
                 <w:sz w:val="18"/>
                 <w:szCs w:val="18"/>
               </w:rPr>
-              <w:t xml:space="preserve">The fatal-question scoring logic is implemented exclusively on the server. A single wrong answer </w:t>
-            </w:r>
-            <w:proofErr w:type="gramStart"/>
-            <w:r>
-              <w:rPr>
-                <w:rFonts w:ascii="Times New Roman" w:hAnsi="Times New Roman" w:cs="Times New Roman"/>
-                <w:color w:val="000000"/>
-                <w:sz w:val="18"/>
-                <w:szCs w:val="18"/>
-              </w:rPr>
-              <w:t>on</w:t>
-            </w:r>
-            <w:proofErr w:type="gramEnd"/>
-            <w:r>
-              <w:rPr>
-                <w:rFonts w:ascii="Times New Roman" w:hAnsi="Times New Roman" w:cs="Times New Roman"/>
-                <w:color w:val="000000"/>
-                <w:sz w:val="18"/>
-                <w:szCs w:val="18"/>
-              </w:rPr>
-              <w:t xml:space="preserve"> a </w:t>
-            </w:r>
-            <w:proofErr w:type="gramStart"/>
-            <w:r>
-              <w:rPr>
-                <w:rFonts w:ascii="Times New Roman" w:hAnsi="Times New Roman" w:cs="Times New Roman"/>
-                <w:color w:val="000000"/>
-                <w:sz w:val="18"/>
-                <w:szCs w:val="18"/>
-              </w:rPr>
-              <w:t>fatal question results</w:t>
-            </w:r>
-            <w:proofErr w:type="gramEnd"/>
-            <w:r>
-              <w:rPr>
-                <w:rFonts w:ascii="Times New Roman" w:hAnsi="Times New Roman" w:cs="Times New Roman"/>
-                <w:color w:val="000000"/>
-                <w:sz w:val="18"/>
-                <w:szCs w:val="18"/>
-              </w:rPr>
-              <w:t xml:space="preserve"> in an immediate </w:t>
-            </w:r>
-            <w:proofErr w:type="gramStart"/>
-            <w:r>
-              <w:rPr>
-                <w:rFonts w:ascii="Times New Roman" w:hAnsi="Times New Roman" w:cs="Times New Roman"/>
-                <w:color w:val="000000"/>
-                <w:sz w:val="18"/>
-                <w:szCs w:val="18"/>
-              </w:rPr>
-              <w:t>fail</w:t>
-            </w:r>
-            <w:proofErr w:type="gramEnd"/>
-            <w:r>
-              <w:rPr>
-                <w:rFonts w:ascii="Times New Roman" w:hAnsi="Times New Roman" w:cs="Times New Roman"/>
-                <w:color w:val="000000"/>
-                <w:sz w:val="18"/>
-                <w:szCs w:val="18"/>
-              </w:rPr>
-              <w:t xml:space="preserve"> verdict, regardless of total score. The frontend only displays the result returned by the server. The fatal-question list is loaded from the exam configuration at grading time and is never exposed to the client. The grading logic evaluates fatal questions before computing the total score; a wrong answer on any fatal question short-circuits scoring and immediately produces a </w:t>
-            </w:r>
-            <w:proofErr w:type="gramStart"/>
-            <w:r>
-              <w:rPr>
-                <w:rFonts w:ascii="Times New Roman" w:hAnsi="Times New Roman" w:cs="Times New Roman"/>
-                <w:color w:val="000000"/>
-                <w:sz w:val="18"/>
-                <w:szCs w:val="18"/>
-              </w:rPr>
-              <w:t>fail</w:t>
-            </w:r>
-            <w:proofErr w:type="gramEnd"/>
-            <w:r>
-              <w:rPr>
-                <w:rFonts w:ascii="Times New Roman" w:hAnsi="Times New Roman" w:cs="Times New Roman"/>
-                <w:color w:val="000000"/>
-                <w:sz w:val="18"/>
-                <w:szCs w:val="18"/>
-              </w:rPr>
-              <w:t xml:space="preserve"> verdict.</w:t>
+              <w:t>The fatal-question scoring logic is implemented exclusively on the server. A single wrong answer on a fatal question results in an immediate fail verdict, regardless of total score. The frontend only displays the result returned by the server. The fatal-question list is loaded from the exam configuration at grading time and is never exposed to the client. The grading logic evaluates fatal questions before computing the total score; a wrong answer on any fatal question short-circuits scoring and immediately produces a fail verdict.</w:t>
             </w:r>
           </w:p>
         </w:tc>
@@ -17873,87 +17217,7 @@
                 <w:sz w:val="18"/>
                 <w:szCs w:val="18"/>
               </w:rPr>
-              <w:t xml:space="preserve">Questions that have appeared in any historical exam must never be </w:t>
-            </w:r>
-            <w:proofErr w:type="gramStart"/>
-            <w:r>
-              <w:rPr>
-                <w:rFonts w:ascii="Times New Roman" w:hAnsi="Times New Roman" w:cs="Times New Roman"/>
-                <w:color w:val="000000"/>
-                <w:sz w:val="18"/>
-                <w:szCs w:val="18"/>
-              </w:rPr>
-              <w:t>hard-deleted</w:t>
-            </w:r>
-            <w:proofErr w:type="gramEnd"/>
-            <w:r>
-              <w:rPr>
-                <w:rFonts w:ascii="Times New Roman" w:hAnsi="Times New Roman" w:cs="Times New Roman"/>
-                <w:color w:val="000000"/>
-                <w:sz w:val="18"/>
-                <w:szCs w:val="18"/>
-              </w:rPr>
-              <w:t>. Deletion marks the question as inactive (</w:t>
-            </w:r>
-            <w:proofErr w:type="gramStart"/>
-            <w:r>
-              <w:rPr>
-                <w:rFonts w:ascii="Times New Roman" w:hAnsi="Times New Roman" w:cs="Times New Roman"/>
-                <w:color w:val="000000"/>
-                <w:sz w:val="18"/>
-                <w:szCs w:val="18"/>
-              </w:rPr>
-              <w:t>soft-delete</w:t>
-            </w:r>
-            <w:proofErr w:type="gramEnd"/>
-            <w:r>
-              <w:rPr>
-                <w:rFonts w:ascii="Times New Roman" w:hAnsi="Times New Roman" w:cs="Times New Roman"/>
-                <w:color w:val="000000"/>
-                <w:sz w:val="18"/>
-                <w:szCs w:val="18"/>
-              </w:rPr>
-              <w:t xml:space="preserve">). Every content edit creates a new version record with a timestamp. Historical exams always </w:t>
-            </w:r>
-            <w:proofErr w:type="gramStart"/>
-            <w:r>
-              <w:rPr>
-                <w:rFonts w:ascii="Times New Roman" w:hAnsi="Times New Roman" w:cs="Times New Roman"/>
-                <w:color w:val="000000"/>
-                <w:sz w:val="18"/>
-                <w:szCs w:val="18"/>
-              </w:rPr>
-              <w:t>reference</w:t>
-            </w:r>
-            <w:proofErr w:type="gramEnd"/>
-            <w:r>
-              <w:rPr>
-                <w:rFonts w:ascii="Times New Roman" w:hAnsi="Times New Roman" w:cs="Times New Roman"/>
-                <w:color w:val="000000"/>
-                <w:sz w:val="18"/>
-                <w:szCs w:val="18"/>
-              </w:rPr>
-              <w:t xml:space="preserve"> the exact question version at the time of sitting. Questions are </w:t>
-            </w:r>
-            <w:proofErr w:type="gramStart"/>
-            <w:r>
-              <w:rPr>
-                <w:rFonts w:ascii="Times New Roman" w:hAnsi="Times New Roman" w:cs="Times New Roman"/>
-                <w:color w:val="000000"/>
-                <w:sz w:val="18"/>
-                <w:szCs w:val="18"/>
-              </w:rPr>
-              <w:t>soft-deleted</w:t>
-            </w:r>
-            <w:proofErr w:type="gramEnd"/>
-            <w:r>
-              <w:rPr>
-                <w:rFonts w:ascii="Times New Roman" w:hAnsi="Times New Roman" w:cs="Times New Roman"/>
-                <w:color w:val="000000"/>
-                <w:sz w:val="18"/>
-                <w:szCs w:val="18"/>
-              </w:rPr>
-              <w:t xml:space="preserve"> only; physical deletion is prohibited once a question has appeared in any exam. Each edit produces a new version record; historical exams always reference the question version active at the time of sitting.</w:t>
+              <w:t>Questions that have appeared in any historical exam must never be hard-deleted. Deletion marks the question as inactive (soft-delete). Every content edit creates a new version record with a timestamp. Historical exams always reference the exact question version at the time of sitting. Questions are soft-deleted only; physical deletion is prohibited once a question has appeared in any exam. Each edit produces a new version record; historical exams always reference the question version active at the time of sitting.</w:t>
             </w:r>
           </w:p>
         </w:tc>
@@ -18544,27 +17808,7 @@
                 <w:sz w:val="18"/>
                 <w:szCs w:val="18"/>
               </w:rPr>
-              <w:t xml:space="preserve">The system rejects saving an exam configuration if the sum of questions per topic does not equal the configured total question count. A clear validation error is returned, identifying which topic has an incorrect count. Configuration is validated server-side before it </w:t>
-            </w:r>
-            <w:proofErr w:type="gramStart"/>
-            <w:r>
-              <w:rPr>
-                <w:rFonts w:ascii="Times New Roman" w:hAnsi="Times New Roman" w:cs="Times New Roman"/>
-                <w:color w:val="000000"/>
-                <w:sz w:val="18"/>
-                <w:szCs w:val="18"/>
-              </w:rPr>
-              <w:t>is persisted</w:t>
-            </w:r>
-            <w:proofErr w:type="gramEnd"/>
-            <w:r>
-              <w:rPr>
-                <w:rFonts w:ascii="Times New Roman" w:hAnsi="Times New Roman" w:cs="Times New Roman"/>
-                <w:color w:val="000000"/>
-                <w:sz w:val="18"/>
-                <w:szCs w:val="18"/>
-              </w:rPr>
-              <w:t>; the response identifies any topic with a mismatched question count. Client-side validation is supplementary and does not replace server-side validation.</w:t>
+              <w:t>The system rejects saving an exam configuration if the sum of questions per topic does not equal the configured total question count. A clear validation error is returned, identifying which topic has an incorrect count. Configuration is validated server-side before it is persisted; the response identifies any topic with a mismatched question count. Client-side validation is supplementary and does not replace server-side validation.</w:t>
             </w:r>
           </w:p>
         </w:tc>
@@ -19015,27 +18259,7 @@
                 <w:sz w:val="18"/>
                 <w:szCs w:val="18"/>
               </w:rPr>
-              <w:t xml:space="preserve">Normal operation; </w:t>
-            </w:r>
-            <w:proofErr w:type="gramStart"/>
-            <w:r>
-              <w:rPr>
-                <w:rFonts w:ascii="Times New Roman" w:hAnsi="Times New Roman" w:cs="Times New Roman"/>
-                <w:color w:val="000000"/>
-                <w:sz w:val="18"/>
-                <w:szCs w:val="18"/>
-              </w:rPr>
-              <w:t>student has</w:t>
-            </w:r>
-            <w:proofErr w:type="gramEnd"/>
-            <w:r>
-              <w:rPr>
-                <w:rFonts w:ascii="Times New Roman" w:hAnsi="Times New Roman" w:cs="Times New Roman"/>
-                <w:color w:val="000000"/>
-                <w:sz w:val="18"/>
-                <w:szCs w:val="18"/>
-              </w:rPr>
-              <w:t xml:space="preserve"> one active license tier</w:t>
+              <w:t>Normal operation; student has one active license tier</w:t>
             </w:r>
           </w:p>
         </w:tc>
@@ -19175,27 +18399,7 @@
                 <w:sz w:val="18"/>
                 <w:szCs w:val="18"/>
               </w:rPr>
-              <w:t xml:space="preserve">Each student may have only one active </w:t>
-            </w:r>
-            <w:proofErr w:type="gramStart"/>
-            <w:r>
-              <w:rPr>
-                <w:rFonts w:ascii="Times New Roman" w:hAnsi="Times New Roman" w:cs="Times New Roman"/>
-                <w:color w:val="000000"/>
-                <w:sz w:val="18"/>
-                <w:szCs w:val="18"/>
-              </w:rPr>
-              <w:t>license tier</w:t>
-            </w:r>
-            <w:proofErr w:type="gramEnd"/>
-            <w:r>
-              <w:rPr>
-                <w:rFonts w:ascii="Times New Roman" w:hAnsi="Times New Roman" w:cs="Times New Roman"/>
-                <w:color w:val="000000"/>
-                <w:sz w:val="18"/>
-                <w:szCs w:val="18"/>
-              </w:rPr>
-              <w:t xml:space="preserve"> at a time. When switching license tier the previous one is deactivated before the new one is activated. Question banks and courses update automatically. All license-tier changes are logged for audit. Tier switching is performed atomically; the previous tier is deactivated before the new one is activated. All tier changes are recorded in an audit log with the actor and timestamp.</w:t>
+              <w:t>Each student may have only one active license tier at a time. When switching license tier the previous one is deactivated before the new one is activated. Question banks and courses update automatically. All license-tier changes are logged for audit. Tier switching is performed atomically; the previous tier is deactivated before the new one is activated. All tier changes are recorded in an audit log with the actor and timestamp.</w:t>
             </w:r>
           </w:p>
         </w:tc>
@@ -20378,27 +19582,7 @@
                 <w:sz w:val="18"/>
                 <w:szCs w:val="18"/>
               </w:rPr>
-              <w:t xml:space="preserve">SRS item records are updated as part of the same transaction as the exam result. If either </w:t>
-            </w:r>
-            <w:proofErr w:type="gramStart"/>
-            <w:r>
-              <w:rPr>
-                <w:rFonts w:ascii="Times New Roman" w:hAnsi="Times New Roman" w:cs="Times New Roman"/>
-                <w:color w:val="000000"/>
-                <w:sz w:val="18"/>
-                <w:szCs w:val="18"/>
-              </w:rPr>
-              <w:t>write</w:t>
-            </w:r>
-            <w:proofErr w:type="gramEnd"/>
-            <w:r>
-              <w:rPr>
-                <w:rFonts w:ascii="Times New Roman" w:hAnsi="Times New Roman" w:cs="Times New Roman"/>
-                <w:color w:val="000000"/>
-                <w:sz w:val="18"/>
-                <w:szCs w:val="18"/>
-              </w:rPr>
-              <w:t xml:space="preserve"> fails both are rolled back, ensuring the two are always consistent. SRS item updates are included in the same database transaction as the exam result write; a failure rolls back both together with no inconsistent state left behind.</w:t>
+              <w:t>SRS item records are updated as part of the same transaction as the exam result. If either write fails both are rolled back, ensuring the two are always consistent. SRS item updates are included in the same database transaction as the exam result write; a failure rolls back both together with no inconsistent state left behind.</w:t>
             </w:r>
           </w:p>
         </w:tc>
@@ -20468,27 +19652,7 @@
                 <w:sz w:val="18"/>
                 <w:szCs w:val="18"/>
               </w:rPr>
-              <w:t xml:space="preserve">SRS_Item and exam </w:t>
-            </w:r>
-            <w:proofErr w:type="gramStart"/>
-            <w:r>
-              <w:rPr>
-                <w:rFonts w:ascii="Times New Roman" w:hAnsi="Times New Roman" w:cs="Times New Roman"/>
-                <w:color w:val="000000"/>
-                <w:sz w:val="18"/>
-                <w:szCs w:val="18"/>
-              </w:rPr>
-              <w:t>result</w:t>
-            </w:r>
-            <w:proofErr w:type="gramEnd"/>
-            <w:r>
-              <w:rPr>
-                <w:rFonts w:ascii="Times New Roman" w:hAnsi="Times New Roman" w:cs="Times New Roman"/>
-                <w:color w:val="000000"/>
-                <w:sz w:val="18"/>
-                <w:szCs w:val="18"/>
-              </w:rPr>
-              <w:t xml:space="preserve"> always consistent after any transaction outcome. Zero partial updates.</w:t>
+              <w:t>SRS_Item and exam result always consistent after any transaction outcome. Zero partial updates.</w:t>
             </w:r>
           </w:p>
         </w:tc>
@@ -24093,27 +23257,7 @@
                 <w:sz w:val="18"/>
                 <w:szCs w:val="18"/>
               </w:rPr>
-              <w:t xml:space="preserve">New map type renders on existing app build without a release. </w:t>
-            </w:r>
-            <w:proofErr w:type="gramStart"/>
-            <w:r>
-              <w:rPr>
-                <w:rFonts w:ascii="Times New Roman" w:hAnsi="Times New Roman" w:cs="Times New Roman"/>
-                <w:color w:val="000000"/>
-                <w:sz w:val="18"/>
-                <w:szCs w:val="18"/>
-              </w:rPr>
-              <w:t>Hot-load</w:t>
-            </w:r>
-            <w:proofErr w:type="gramEnd"/>
-            <w:r>
-              <w:rPr>
-                <w:rFonts w:ascii="Times New Roman" w:hAnsi="Times New Roman" w:cs="Times New Roman"/>
-                <w:color w:val="000000"/>
-                <w:sz w:val="18"/>
-                <w:szCs w:val="18"/>
-              </w:rPr>
-              <w:t xml:space="preserve"> confirmed. &gt;= 60 fps on mid-range (3 GB RAM) device.</w:t>
+              <w:t>New map type renders on existing app build without a release. Hot-load confirmed. &gt;= 60 fps on mid-range (3 GB RAM) device.</w:t>
             </w:r>
           </w:p>
         </w:tc>
@@ -24973,27 +24117,7 @@
                 <w:sz w:val="18"/>
                 <w:szCs w:val="18"/>
               </w:rPr>
-              <w:t xml:space="preserve">Student performs an incorrect action on the 2D </w:t>
-            </w:r>
-            <w:proofErr w:type="gramStart"/>
-            <w:r>
-              <w:rPr>
-                <w:rFonts w:ascii="Times New Roman" w:hAnsi="Times New Roman" w:cs="Times New Roman"/>
-                <w:color w:val="000000"/>
-                <w:sz w:val="18"/>
-                <w:szCs w:val="18"/>
-              </w:rPr>
-              <w:t>road-map</w:t>
-            </w:r>
-            <w:proofErr w:type="gramEnd"/>
-            <w:r>
-              <w:rPr>
-                <w:rFonts w:ascii="Times New Roman" w:hAnsi="Times New Roman" w:cs="Times New Roman"/>
-                <w:color w:val="000000"/>
-                <w:sz w:val="18"/>
-                <w:szCs w:val="18"/>
-              </w:rPr>
-              <w:t xml:space="preserve"> during driving practice</w:t>
+              <w:t>Student performs an incorrect action on the 2D road-map during driving practice</w:t>
             </w:r>
           </w:p>
         </w:tc>
@@ -25864,47 +24988,7 @@
                 <w:sz w:val="18"/>
                 <w:szCs w:val="18"/>
               </w:rPr>
-              <w:t xml:space="preserve">During an active exam </w:t>
-            </w:r>
-            <w:proofErr w:type="gramStart"/>
-            <w:r>
-              <w:rPr>
-                <w:rFonts w:ascii="Times New Roman" w:hAnsi="Times New Roman" w:cs="Times New Roman"/>
-                <w:color w:val="000000"/>
-                <w:sz w:val="18"/>
-                <w:szCs w:val="18"/>
-              </w:rPr>
-              <w:t>session</w:t>
-            </w:r>
-            <w:proofErr w:type="gramEnd"/>
-            <w:r>
-              <w:rPr>
-                <w:rFonts w:ascii="Times New Roman" w:hAnsi="Times New Roman" w:cs="Times New Roman"/>
-                <w:color w:val="000000"/>
-                <w:sz w:val="18"/>
-                <w:szCs w:val="18"/>
-              </w:rPr>
-              <w:t xml:space="preserve"> the network is lost. Within 2 seconds the UI displays a visible offline indicator. The student can continue answering. On reconnect the indicator clears and auto-sync completes without user action. The app detects network loss and displays a non-blocking offline indicator within 2 seconds without obscuring question content. </w:t>
-            </w:r>
-            <w:proofErr w:type="gramStart"/>
-            <w:r>
-              <w:rPr>
-                <w:rFonts w:ascii="Times New Roman" w:hAnsi="Times New Roman" w:cs="Times New Roman"/>
-                <w:color w:val="000000"/>
-                <w:sz w:val="18"/>
-                <w:szCs w:val="18"/>
-              </w:rPr>
-              <w:t>On reconnect</w:t>
-            </w:r>
-            <w:proofErr w:type="gramEnd"/>
-            <w:r>
-              <w:rPr>
-                <w:rFonts w:ascii="Times New Roman" w:hAnsi="Times New Roman" w:cs="Times New Roman"/>
-                <w:color w:val="000000"/>
-                <w:sz w:val="18"/>
-                <w:szCs w:val="18"/>
-              </w:rPr>
-              <w:t xml:space="preserve"> the indicator clears and any buffered answers sync automatically without user interaction.</w:t>
+              <w:t>During an active exam session the network is lost. Within 2 seconds the UI displays a visible offline indicator. The student can continue answering. On reconnect the indicator clears and auto-sync completes without user action. The app detects network loss and displays a non-blocking offline indicator within 2 seconds without obscuring question content. On reconnect the indicator clears and any buffered answers sync automatically without user interaction.</w:t>
             </w:r>
           </w:p>
         </w:tc>
@@ -26222,25 +25306,14 @@
                 <w:rFonts w:ascii="Times New Roman" w:hAnsi="Times New Roman" w:cs="Times New Roman"/>
               </w:rPr>
             </w:pPr>
-            <w:proofErr w:type="gramStart"/>
-            <w:r>
-              <w:rPr>
-                <w:rFonts w:ascii="Times New Roman" w:hAnsi="Times New Roman" w:cs="Times New Roman"/>
-                <w:color w:val="000000"/>
-                <w:sz w:val="18"/>
-                <w:szCs w:val="18"/>
-              </w:rPr>
-              <w:t>Student opens</w:t>
-            </w:r>
-            <w:proofErr w:type="gramEnd"/>
-            <w:r>
-              <w:rPr>
-                <w:rFonts w:ascii="Times New Roman" w:hAnsi="Times New Roman" w:cs="Times New Roman"/>
-                <w:color w:val="000000"/>
-                <w:sz w:val="18"/>
-                <w:szCs w:val="18"/>
-              </w:rPr>
-              <w:t xml:space="preserve"> the driving-practice screen</w:t>
+            <w:r>
+              <w:rPr>
+                <w:rFonts w:ascii="Times New Roman" w:hAnsi="Times New Roman" w:cs="Times New Roman"/>
+                <w:color w:val="000000"/>
+                <w:sz w:val="18"/>
+                <w:szCs w:val="18"/>
+              </w:rPr>
+              <w:t>Student opens the driving-practice screen</w:t>
             </w:r>
           </w:p>
         </w:tc>
@@ -26520,27 +25593,7 @@
                 <w:sz w:val="18"/>
                 <w:szCs w:val="18"/>
               </w:rPr>
-              <w:t xml:space="preserve">All audio command assets are preloaded when the practice screen loads. Playback latency is under 100 ms from the triggering action. There is no buffering or lag when switching between consecutive commands. All audio assets are preloaded when the practice screen loads; no asset may be </w:t>
-            </w:r>
-            <w:proofErr w:type="gramStart"/>
-            <w:r>
-              <w:rPr>
-                <w:rFonts w:ascii="Times New Roman" w:hAnsi="Times New Roman" w:cs="Times New Roman"/>
-                <w:color w:val="000000"/>
-                <w:sz w:val="18"/>
-                <w:szCs w:val="18"/>
-              </w:rPr>
-              <w:t>lazy-loaded</w:t>
-            </w:r>
-            <w:proofErr w:type="gramEnd"/>
-            <w:r>
-              <w:rPr>
-                <w:rFonts w:ascii="Times New Roman" w:hAnsi="Times New Roman" w:cs="Times New Roman"/>
-                <w:color w:val="000000"/>
-                <w:sz w:val="18"/>
-                <w:szCs w:val="18"/>
-              </w:rPr>
-              <w:t xml:space="preserve"> during an active session. The practice session may not enter its active driving state until all audio assets are fully loaded.</w:t>
+              <w:t>All audio command assets are preloaded when the practice screen loads. Playback latency is under 100 ms from the triggering action. There is no buffering or lag when switching between consecutive commands. All audio assets are preloaded when the practice screen loads; no asset may be lazy-loaded during an active session. The practice session may not enter its active driving state until all audio assets are fully loaded.</w:t>
             </w:r>
           </w:p>
         </w:tc>
@@ -26844,25 +25897,14 @@
                 <w:rFonts w:ascii="Times New Roman" w:hAnsi="Times New Roman" w:cs="Times New Roman"/>
               </w:rPr>
             </w:pPr>
-            <w:proofErr w:type="gramStart"/>
-            <w:r>
-              <w:rPr>
-                <w:rFonts w:ascii="Times New Roman" w:hAnsi="Times New Roman" w:cs="Times New Roman"/>
-                <w:color w:val="000000"/>
-                <w:sz w:val="18"/>
-                <w:szCs w:val="18"/>
-              </w:rPr>
-              <w:t>Student navigates</w:t>
-            </w:r>
-            <w:proofErr w:type="gramEnd"/>
-            <w:r>
-              <w:rPr>
-                <w:rFonts w:ascii="Times New Roman" w:hAnsi="Times New Roman" w:cs="Times New Roman"/>
-                <w:color w:val="000000"/>
-                <w:sz w:val="18"/>
-                <w:szCs w:val="18"/>
-              </w:rPr>
-              <w:t xml:space="preserve"> back and forth between exam questions 20 or more times during a 30-question exam</w:t>
+            <w:r>
+              <w:rPr>
+                <w:rFonts w:ascii="Times New Roman" w:hAnsi="Times New Roman" w:cs="Times New Roman"/>
+                <w:color w:val="000000"/>
+                <w:sz w:val="18"/>
+                <w:szCs w:val="18"/>
+              </w:rPr>
+              <w:t>Student navigates back and forth between exam questions 20 or more times during a 30-question exam</w:t>
             </w:r>
           </w:p>
         </w:tc>
@@ -27568,13 +26610,6 @@
           <w:rFonts w:ascii="Times New Roman" w:hAnsi="Times New Roman" w:cs="Times New Roman"/>
         </w:rPr>
       </w:pPr>
-    </w:p>
-    <w:p>
-      <w:pPr>
-        <w:rPr>
-          <w:rFonts w:ascii="Times New Roman" w:hAnsi="Times New Roman" w:cs="Times New Roman"/>
-        </w:rPr>
-      </w:pPr>
       <w:r>
         <w:rPr>
           <w:rFonts w:ascii="Times New Roman" w:hAnsi="Times New Roman" w:cs="Times New Roman"/>
@@ -27592,6 +26627,26 @@
         <w:rPr>
           <w:rFonts w:ascii="Times New Roman" w:hAnsi="Times New Roman" w:cs="Times New Roman"/>
         </w:rPr>
+        <w:t>left to right direction</w:t>
+      </w:r>
+    </w:p>
+    <w:p>
+      <w:pPr>
+        <w:rPr>
+          <w:rFonts w:ascii="Times New Roman" w:hAnsi="Times New Roman" w:cs="Times New Roman"/>
+        </w:rPr>
+      </w:pPr>
+    </w:p>
+    <w:p>
+      <w:pPr>
+        <w:rPr>
+          <w:rFonts w:ascii="Times New Roman" w:hAnsi="Times New Roman" w:cs="Times New Roman"/>
+        </w:rPr>
+      </w:pPr>
+      <w:r>
+        <w:rPr>
+          <w:rFonts w:ascii="Times New Roman" w:hAnsi="Times New Roman" w:cs="Times New Roman"/>
+        </w:rPr>
         <w:t>skinparam defaultFontName Arial</w:t>
       </w:r>
     </w:p>
@@ -27618,6 +26673,7 @@
         <w:rPr>
           <w:rFonts w:ascii="Times New Roman" w:hAnsi="Times New Roman" w:cs="Times New Roman"/>
         </w:rPr>
+        <w:lastRenderedPageBreak/>
         <w:t>skinparam backgroundColor #FFFFFF</w:t>
       </w:r>
     </w:p>
@@ -27627,6 +26683,45 @@
           <w:rFonts w:ascii="Times New Roman" w:hAnsi="Times New Roman" w:cs="Times New Roman"/>
         </w:rPr>
       </w:pPr>
+      <w:r>
+        <w:rPr>
+          <w:rFonts w:ascii="Times New Roman" w:hAnsi="Times New Roman" w:cs="Times New Roman"/>
+        </w:rPr>
+        <w:t>skinparam linetype ortho</w:t>
+      </w:r>
+    </w:p>
+    <w:p>
+      <w:pPr>
+        <w:rPr>
+          <w:rFonts w:ascii="Times New Roman" w:hAnsi="Times New Roman" w:cs="Times New Roman"/>
+        </w:rPr>
+      </w:pPr>
+      <w:r>
+        <w:rPr>
+          <w:rFonts w:ascii="Times New Roman" w:hAnsi="Times New Roman" w:cs="Times New Roman"/>
+        </w:rPr>
+        <w:t>skinparam nodesep 90</w:t>
+      </w:r>
+    </w:p>
+    <w:p>
+      <w:pPr>
+        <w:rPr>
+          <w:rFonts w:ascii="Times New Roman" w:hAnsi="Times New Roman" w:cs="Times New Roman"/>
+        </w:rPr>
+      </w:pPr>
+      <w:r>
+        <w:rPr>
+          <w:rFonts w:ascii="Times New Roman" w:hAnsi="Times New Roman" w:cs="Times New Roman"/>
+        </w:rPr>
+        <w:t>skinparam ranksep 110</w:t>
+      </w:r>
+    </w:p>
+    <w:p>
+      <w:pPr>
+        <w:rPr>
+          <w:rFonts w:ascii="Times New Roman" w:hAnsi="Times New Roman" w:cs="Times New Roman"/>
+        </w:rPr>
+      </w:pPr>
     </w:p>
     <w:p>
       <w:pPr>
@@ -27782,6 +26877,183 @@
         <w:rPr>
           <w:rFonts w:ascii="Times New Roman" w:hAnsi="Times New Roman" w:cs="Times New Roman"/>
         </w:rPr>
+        <w:t>skinparam database {</w:t>
+      </w:r>
+    </w:p>
+    <w:p>
+      <w:pPr>
+        <w:rPr>
+          <w:rFonts w:ascii="Times New Roman" w:hAnsi="Times New Roman" w:cs="Times New Roman"/>
+        </w:rPr>
+      </w:pPr>
+      <w:r>
+        <w:rPr>
+          <w:rFonts w:ascii="Times New Roman" w:hAnsi="Times New Roman" w:cs="Times New Roman"/>
+        </w:rPr>
+        <w:t xml:space="preserve">  BackgroundColor #FFF3CD</w:t>
+      </w:r>
+    </w:p>
+    <w:p>
+      <w:pPr>
+        <w:rPr>
+          <w:rFonts w:ascii="Times New Roman" w:hAnsi="Times New Roman" w:cs="Times New Roman"/>
+        </w:rPr>
+      </w:pPr>
+      <w:r>
+        <w:rPr>
+          <w:rFonts w:ascii="Times New Roman" w:hAnsi="Times New Roman" w:cs="Times New Roman"/>
+        </w:rPr>
+        <w:t xml:space="preserve">  BorderColor #856404</w:t>
+      </w:r>
+    </w:p>
+    <w:p>
+      <w:pPr>
+        <w:rPr>
+          <w:rFonts w:ascii="Times New Roman" w:hAnsi="Times New Roman" w:cs="Times New Roman"/>
+        </w:rPr>
+      </w:pPr>
+      <w:r>
+        <w:rPr>
+          <w:rFonts w:ascii="Times New Roman" w:hAnsi="Times New Roman" w:cs="Times New Roman"/>
+        </w:rPr>
+        <w:t>}</w:t>
+      </w:r>
+    </w:p>
+    <w:p>
+      <w:pPr>
+        <w:rPr>
+          <w:rFonts w:ascii="Times New Roman" w:hAnsi="Times New Roman" w:cs="Times New Roman"/>
+        </w:rPr>
+      </w:pPr>
+    </w:p>
+    <w:p>
+      <w:pPr>
+        <w:rPr>
+          <w:rFonts w:ascii="Times New Roman" w:hAnsi="Times New Roman" w:cs="Times New Roman"/>
+        </w:rPr>
+      </w:pPr>
+      <w:r>
+        <w:rPr>
+          <w:rFonts w:ascii="Times New Roman" w:hAnsi="Times New Roman" w:cs="Times New Roman"/>
+        </w:rPr>
+        <w:t>skinparam queue {</w:t>
+      </w:r>
+    </w:p>
+    <w:p>
+      <w:pPr>
+        <w:rPr>
+          <w:rFonts w:ascii="Times New Roman" w:hAnsi="Times New Roman" w:cs="Times New Roman"/>
+        </w:rPr>
+      </w:pPr>
+      <w:r>
+        <w:rPr>
+          <w:rFonts w:ascii="Times New Roman" w:hAnsi="Times New Roman" w:cs="Times New Roman"/>
+        </w:rPr>
+        <w:t xml:space="preserve">  BackgroundColor #D4EDDA</w:t>
+      </w:r>
+    </w:p>
+    <w:p>
+      <w:pPr>
+        <w:rPr>
+          <w:rFonts w:ascii="Times New Roman" w:hAnsi="Times New Roman" w:cs="Times New Roman"/>
+        </w:rPr>
+      </w:pPr>
+      <w:r>
+        <w:rPr>
+          <w:rFonts w:ascii="Times New Roman" w:hAnsi="Times New Roman" w:cs="Times New Roman"/>
+        </w:rPr>
+        <w:t xml:space="preserve">  BorderColor #155724</w:t>
+      </w:r>
+    </w:p>
+    <w:p>
+      <w:pPr>
+        <w:rPr>
+          <w:rFonts w:ascii="Times New Roman" w:hAnsi="Times New Roman" w:cs="Times New Roman"/>
+        </w:rPr>
+      </w:pPr>
+      <w:r>
+        <w:rPr>
+          <w:rFonts w:ascii="Times New Roman" w:hAnsi="Times New Roman" w:cs="Times New Roman"/>
+        </w:rPr>
+        <w:t>}</w:t>
+      </w:r>
+    </w:p>
+    <w:p>
+      <w:pPr>
+        <w:rPr>
+          <w:rFonts w:ascii="Times New Roman" w:hAnsi="Times New Roman" w:cs="Times New Roman"/>
+        </w:rPr>
+      </w:pPr>
+    </w:p>
+    <w:p>
+      <w:pPr>
+        <w:rPr>
+          <w:rFonts w:ascii="Times New Roman" w:hAnsi="Times New Roman" w:cs="Times New Roman"/>
+        </w:rPr>
+      </w:pPr>
+      <w:r>
+        <w:rPr>
+          <w:rFonts w:ascii="Times New Roman" w:hAnsi="Times New Roman" w:cs="Times New Roman"/>
+        </w:rPr>
+        <w:t>skinparam storage {</w:t>
+      </w:r>
+    </w:p>
+    <w:p>
+      <w:pPr>
+        <w:rPr>
+          <w:rFonts w:ascii="Times New Roman" w:hAnsi="Times New Roman" w:cs="Times New Roman"/>
+        </w:rPr>
+      </w:pPr>
+      <w:r>
+        <w:rPr>
+          <w:rFonts w:ascii="Times New Roman" w:hAnsi="Times New Roman" w:cs="Times New Roman"/>
+        </w:rPr>
+        <w:t xml:space="preserve">  BackgroundColor #F8D7DA</w:t>
+      </w:r>
+    </w:p>
+    <w:p>
+      <w:pPr>
+        <w:rPr>
+          <w:rFonts w:ascii="Times New Roman" w:hAnsi="Times New Roman" w:cs="Times New Roman"/>
+        </w:rPr>
+      </w:pPr>
+      <w:r>
+        <w:rPr>
+          <w:rFonts w:ascii="Times New Roman" w:hAnsi="Times New Roman" w:cs="Times New Roman"/>
+        </w:rPr>
+        <w:t xml:space="preserve">  BorderColor #721C24</w:t>
+      </w:r>
+    </w:p>
+    <w:p>
+      <w:pPr>
+        <w:rPr>
+          <w:rFonts w:ascii="Times New Roman" w:hAnsi="Times New Roman" w:cs="Times New Roman"/>
+        </w:rPr>
+      </w:pPr>
+      <w:r>
+        <w:rPr>
+          <w:rFonts w:ascii="Times New Roman" w:hAnsi="Times New Roman" w:cs="Times New Roman"/>
+        </w:rPr>
+        <w:t>}</w:t>
+      </w:r>
+    </w:p>
+    <w:p>
+      <w:pPr>
+        <w:rPr>
+          <w:rFonts w:ascii="Times New Roman" w:hAnsi="Times New Roman" w:cs="Times New Roman"/>
+        </w:rPr>
+      </w:pPr>
+    </w:p>
+    <w:p>
+      <w:pPr>
+        <w:rPr>
+          <w:rFonts w:ascii="Times New Roman" w:hAnsi="Times New Roman" w:cs="Times New Roman"/>
+        </w:rPr>
+      </w:pPr>
+      <w:r>
+        <w:rPr>
+          <w:rFonts w:ascii="Times New Roman" w:hAnsi="Times New Roman" w:cs="Times New Roman"/>
+        </w:rPr>
         <w:t>skinparam arrow {</w:t>
       </w:r>
     </w:p>
@@ -27824,19 +27096,11 @@
           <w:rFonts w:ascii="Times New Roman" w:hAnsi="Times New Roman" w:cs="Times New Roman"/>
         </w:rPr>
       </w:pPr>
-      <w:proofErr w:type="gramStart"/>
-      <w:r>
-        <w:rPr>
-          <w:rFonts w:ascii="Times New Roman" w:hAnsi="Times New Roman" w:cs="Times New Roman"/>
-        </w:rPr>
-        <w:t>actor</w:t>
-      </w:r>
-      <w:proofErr w:type="gramEnd"/>
-      <w:r>
-        <w:rPr>
-          <w:rFonts w:ascii="Times New Roman" w:hAnsi="Times New Roman" w:cs="Times New Roman"/>
-        </w:rPr>
-        <w:t xml:space="preserve"> Student</w:t>
+      <w:r>
+        <w:rPr>
+          <w:rFonts w:ascii="Times New Roman" w:hAnsi="Times New Roman" w:cs="Times New Roman"/>
+        </w:rPr>
+        <w:t>actor Student</w:t>
       </w:r>
     </w:p>
     <w:p>
@@ -27869,34 +27133,20 @@
         <w:rPr>
           <w:rFonts w:ascii="Times New Roman" w:hAnsi="Times New Roman" w:cs="Times New Roman"/>
         </w:rPr>
-        <w:t>rectangle "Client Layer" {</w:t>
-      </w:r>
-    </w:p>
-    <w:p>
-      <w:pPr>
-        <w:rPr>
-          <w:rFonts w:ascii="Times New Roman" w:hAnsi="Times New Roman" w:cs="Times New Roman"/>
-        </w:rPr>
-      </w:pPr>
-      <w:r>
-        <w:rPr>
-          <w:rFonts w:ascii="Times New Roman" w:hAnsi="Times New Roman" w:cs="Times New Roman"/>
-        </w:rPr>
-        <w:t xml:space="preserve">  component "Web App\</w:t>
-      </w:r>
-      <w:proofErr w:type="gramStart"/>
-      <w:r>
-        <w:rPr>
-          <w:rFonts w:ascii="Times New Roman" w:hAnsi="Times New Roman" w:cs="Times New Roman"/>
-        </w:rPr>
-        <w:t>n(</w:t>
-      </w:r>
-      <w:proofErr w:type="gramEnd"/>
-      <w:r>
-        <w:rPr>
-          <w:rFonts w:ascii="Times New Roman" w:hAnsi="Times New Roman" w:cs="Times New Roman"/>
-        </w:rPr>
-        <w:t>React / Vue)" as Web</w:t>
+        <w:t>rectangle "Client Layer" as Client {</w:t>
+      </w:r>
+    </w:p>
+    <w:p>
+      <w:pPr>
+        <w:rPr>
+          <w:rFonts w:ascii="Times New Roman" w:hAnsi="Times New Roman" w:cs="Times New Roman"/>
+        </w:rPr>
+      </w:pPr>
+      <w:r>
+        <w:rPr>
+          <w:rFonts w:ascii="Times New Roman" w:hAnsi="Times New Roman" w:cs="Times New Roman"/>
+        </w:rPr>
+        <w:t xml:space="preserve">  component "Web App\n(React)" as Web</w:t>
       </w:r>
     </w:p>
     <w:p>
@@ -27929,42 +27179,20 @@
         <w:rPr>
           <w:rFonts w:ascii="Times New Roman" w:hAnsi="Times New Roman" w:cs="Times New Roman"/>
         </w:rPr>
-        <w:t xml:space="preserve">rectangle "Gateway </w:t>
-      </w:r>
-      <w:proofErr w:type="gramStart"/>
-      <w:r>
-        <w:rPr>
-          <w:rFonts w:ascii="Times New Roman" w:hAnsi="Times New Roman" w:cs="Times New Roman"/>
-        </w:rPr>
-        <w:t>Layer" {</w:t>
-      </w:r>
-      <w:proofErr w:type="gramEnd"/>
-    </w:p>
-    <w:p>
-      <w:pPr>
-        <w:rPr>
-          <w:rFonts w:ascii="Times New Roman" w:hAnsi="Times New Roman" w:cs="Times New Roman"/>
-        </w:rPr>
-      </w:pPr>
-      <w:r>
-        <w:rPr>
-          <w:rFonts w:ascii="Times New Roman" w:hAnsi="Times New Roman" w:cs="Times New Roman"/>
-        </w:rPr>
-        <w:t xml:space="preserve">  component "Kong API Gateway\</w:t>
-      </w:r>
-      <w:proofErr w:type="gramStart"/>
-      <w:r>
-        <w:rPr>
-          <w:rFonts w:ascii="Times New Roman" w:hAnsi="Times New Roman" w:cs="Times New Roman"/>
-        </w:rPr>
-        <w:t>n[</w:t>
-      </w:r>
-      <w:proofErr w:type="gramEnd"/>
-      <w:r>
-        <w:rPr>
-          <w:rFonts w:ascii="Times New Roman" w:hAnsi="Times New Roman" w:cs="Times New Roman"/>
-        </w:rPr>
-        <w:t>Rate Limit · CORS · Routing]" as GW</w:t>
+        <w:t>rectangle "API Gateway Layer" as Gateway {</w:t>
+      </w:r>
+    </w:p>
+    <w:p>
+      <w:pPr>
+        <w:rPr>
+          <w:rFonts w:ascii="Times New Roman" w:hAnsi="Times New Roman" w:cs="Times New Roman"/>
+        </w:rPr>
+      </w:pPr>
+      <w:r>
+        <w:rPr>
+          <w:rFonts w:ascii="Times New Roman" w:hAnsi="Times New Roman" w:cs="Times New Roman"/>
+        </w:rPr>
+        <w:t xml:space="preserve">  component "Kong API Gateway\nRate Limit · CORS · Routing" as GW</w:t>
       </w:r>
     </w:p>
     <w:p>
@@ -27997,42 +27225,138 @@
         <w:rPr>
           <w:rFonts w:ascii="Times New Roman" w:hAnsi="Times New Roman" w:cs="Times New Roman"/>
         </w:rPr>
-        <w:t xml:space="preserve">rectangle "Identity </w:t>
-      </w:r>
-      <w:proofErr w:type="gramStart"/>
-      <w:r>
-        <w:rPr>
-          <w:rFonts w:ascii="Times New Roman" w:hAnsi="Times New Roman" w:cs="Times New Roman"/>
-        </w:rPr>
-        <w:t>Layer" {</w:t>
-      </w:r>
-      <w:proofErr w:type="gramEnd"/>
-    </w:p>
-    <w:p>
-      <w:pPr>
-        <w:rPr>
-          <w:rFonts w:ascii="Times New Roman" w:hAnsi="Times New Roman" w:cs="Times New Roman"/>
-        </w:rPr>
-      </w:pPr>
-      <w:r>
-        <w:rPr>
-          <w:rFonts w:ascii="Times New Roman" w:hAnsi="Times New Roman" w:cs="Times New Roman"/>
-        </w:rPr>
-        <w:t xml:space="preserve">  component "Keycloak 24.0\</w:t>
-      </w:r>
-      <w:proofErr w:type="gramStart"/>
-      <w:r>
-        <w:rPr>
-          <w:rFonts w:ascii="Times New Roman" w:hAnsi="Times New Roman" w:cs="Times New Roman"/>
-        </w:rPr>
-        <w:t>n[</w:t>
-      </w:r>
-      <w:proofErr w:type="gramEnd"/>
-      <w:r>
-        <w:rPr>
-          <w:rFonts w:ascii="Times New Roman" w:hAnsi="Times New Roman" w:cs="Times New Roman"/>
-        </w:rPr>
-        <w:t>JWT · RBAC · SSO]" as KC</w:t>
+        <w:t>rectangle "Microservices Layer" as Services {</w:t>
+      </w:r>
+    </w:p>
+    <w:p>
+      <w:pPr>
+        <w:rPr>
+          <w:rFonts w:ascii="Times New Roman" w:hAnsi="Times New Roman" w:cs="Times New Roman"/>
+        </w:rPr>
+      </w:pPr>
+      <w:r>
+        <w:rPr>
+          <w:rFonts w:ascii="Times New Roman" w:hAnsi="Times New Roman" w:cs="Times New Roman"/>
+        </w:rPr>
+        <w:t xml:space="preserve">  component "identity-service" as Auth</w:t>
+      </w:r>
+    </w:p>
+    <w:p>
+      <w:pPr>
+        <w:rPr>
+          <w:rFonts w:ascii="Times New Roman" w:hAnsi="Times New Roman" w:cs="Times New Roman"/>
+        </w:rPr>
+      </w:pPr>
+      <w:r>
+        <w:rPr>
+          <w:rFonts w:ascii="Times New Roman" w:hAnsi="Times New Roman" w:cs="Times New Roman"/>
+        </w:rPr>
+        <w:t xml:space="preserve">  component "user-service" as User</w:t>
+      </w:r>
+    </w:p>
+    <w:p>
+      <w:pPr>
+        <w:rPr>
+          <w:rFonts w:ascii="Times New Roman" w:hAnsi="Times New Roman" w:cs="Times New Roman"/>
+        </w:rPr>
+      </w:pPr>
+      <w:r>
+        <w:rPr>
+          <w:rFonts w:ascii="Times New Roman" w:hAnsi="Times New Roman" w:cs="Times New Roman"/>
+        </w:rPr>
+        <w:t xml:space="preserve">  component "exam-service" as Exam</w:t>
+      </w:r>
+    </w:p>
+    <w:p>
+      <w:pPr>
+        <w:rPr>
+          <w:rFonts w:ascii="Times New Roman" w:hAnsi="Times New Roman" w:cs="Times New Roman"/>
+        </w:rPr>
+      </w:pPr>
+      <w:r>
+        <w:rPr>
+          <w:rFonts w:ascii="Times New Roman" w:hAnsi="Times New Roman" w:cs="Times New Roman"/>
+        </w:rPr>
+        <w:t xml:space="preserve">  component "question-service" as QB</w:t>
+      </w:r>
+    </w:p>
+    <w:p>
+      <w:pPr>
+        <w:rPr>
+          <w:rFonts w:ascii="Times New Roman" w:hAnsi="Times New Roman" w:cs="Times New Roman"/>
+        </w:rPr>
+      </w:pPr>
+      <w:r>
+        <w:rPr>
+          <w:rFonts w:ascii="Times New Roman" w:hAnsi="Times New Roman" w:cs="Times New Roman"/>
+        </w:rPr>
+        <w:t xml:space="preserve">  component "course-service" as Course</w:t>
+      </w:r>
+    </w:p>
+    <w:p>
+      <w:pPr>
+        <w:rPr>
+          <w:rFonts w:ascii="Times New Roman" w:hAnsi="Times New Roman" w:cs="Times New Roman"/>
+        </w:rPr>
+      </w:pPr>
+      <w:r>
+        <w:rPr>
+          <w:rFonts w:ascii="Times New Roman" w:hAnsi="Times New Roman" w:cs="Times New Roman"/>
+        </w:rPr>
+        <w:t xml:space="preserve">  component "simulation-service" as DP</w:t>
+      </w:r>
+    </w:p>
+    <w:p>
+      <w:pPr>
+        <w:rPr>
+          <w:rFonts w:ascii="Times New Roman" w:hAnsi="Times New Roman" w:cs="Times New Roman"/>
+        </w:rPr>
+      </w:pPr>
+      <w:r>
+        <w:rPr>
+          <w:rFonts w:ascii="Times New Roman" w:hAnsi="Times New Roman" w:cs="Times New Roman"/>
+        </w:rPr>
+        <w:t xml:space="preserve">  component "analytics-service" as SRS</w:t>
+      </w:r>
+    </w:p>
+    <w:p>
+      <w:pPr>
+        <w:rPr>
+          <w:rFonts w:ascii="Times New Roman" w:hAnsi="Times New Roman" w:cs="Times New Roman"/>
+        </w:rPr>
+      </w:pPr>
+      <w:r>
+        <w:rPr>
+          <w:rFonts w:ascii="Times New Roman" w:hAnsi="Times New Roman" w:cs="Times New Roman"/>
+        </w:rPr>
+        <w:t xml:space="preserve">  component "notification-service" as Notif</w:t>
+      </w:r>
+    </w:p>
+    <w:p>
+      <w:pPr>
+        <w:rPr>
+          <w:rFonts w:ascii="Times New Roman" w:hAnsi="Times New Roman" w:cs="Times New Roman"/>
+        </w:rPr>
+      </w:pPr>
+      <w:r>
+        <w:rPr>
+          <w:rFonts w:ascii="Times New Roman" w:hAnsi="Times New Roman" w:cs="Times New Roman"/>
+        </w:rPr>
+        <w:lastRenderedPageBreak/>
+        <w:t xml:space="preserve">  component "media-service" as Media</w:t>
+      </w:r>
+    </w:p>
+    <w:p>
+      <w:pPr>
+        <w:rPr>
+          <w:rFonts w:ascii="Times New Roman" w:hAnsi="Times New Roman" w:cs="Times New Roman"/>
+        </w:rPr>
+      </w:pPr>
+      <w:r>
+        <w:rPr>
+          <w:rFonts w:ascii="Times New Roman" w:hAnsi="Times New Roman" w:cs="Times New Roman"/>
+        </w:rPr>
+        <w:t xml:space="preserve">  component "docs-service" as Docs</w:t>
       </w:r>
     </w:p>
     <w:p>
@@ -28065,42 +27389,33 @@
         <w:rPr>
           <w:rFonts w:ascii="Times New Roman" w:hAnsi="Times New Roman" w:cs="Times New Roman"/>
         </w:rPr>
-        <w:t xml:space="preserve">rectangle "Config </w:t>
-      </w:r>
-      <w:proofErr w:type="gramStart"/>
-      <w:r>
-        <w:rPr>
-          <w:rFonts w:ascii="Times New Roman" w:hAnsi="Times New Roman" w:cs="Times New Roman"/>
-        </w:rPr>
-        <w:t>Layer" {</w:t>
-      </w:r>
-      <w:proofErr w:type="gramEnd"/>
-    </w:p>
-    <w:p>
-      <w:pPr>
-        <w:rPr>
-          <w:rFonts w:ascii="Times New Roman" w:hAnsi="Times New Roman" w:cs="Times New Roman"/>
-        </w:rPr>
-      </w:pPr>
-      <w:r>
-        <w:rPr>
-          <w:rFonts w:ascii="Times New Roman" w:hAnsi="Times New Roman" w:cs="Times New Roman"/>
-        </w:rPr>
-        <w:t xml:space="preserve">  component "Consul KV 1.19\</w:t>
-      </w:r>
-      <w:proofErr w:type="gramStart"/>
-      <w:r>
-        <w:rPr>
-          <w:rFonts w:ascii="Times New Roman" w:hAnsi="Times New Roman" w:cs="Times New Roman"/>
-        </w:rPr>
-        <w:t>n[</w:t>
-      </w:r>
-      <w:proofErr w:type="gramEnd"/>
-      <w:r>
-        <w:rPr>
-          <w:rFonts w:ascii="Times New Roman" w:hAnsi="Times New Roman" w:cs="Times New Roman"/>
-        </w:rPr>
-        <w:t>Per-service config]" as Consul</w:t>
+        <w:t>rectangle "Identity &amp; Configuration Layer" as IdConfig {</w:t>
+      </w:r>
+    </w:p>
+    <w:p>
+      <w:pPr>
+        <w:rPr>
+          <w:rFonts w:ascii="Times New Roman" w:hAnsi="Times New Roman" w:cs="Times New Roman"/>
+        </w:rPr>
+      </w:pPr>
+      <w:r>
+        <w:rPr>
+          <w:rFonts w:ascii="Times New Roman" w:hAnsi="Times New Roman" w:cs="Times New Roman"/>
+        </w:rPr>
+        <w:t xml:space="preserve">  component "Keycloak\nJWT · RBAC · SSO" as KC</w:t>
+      </w:r>
+    </w:p>
+    <w:p>
+      <w:pPr>
+        <w:rPr>
+          <w:rFonts w:ascii="Times New Roman" w:hAnsi="Times New Roman" w:cs="Times New Roman"/>
+        </w:rPr>
+      </w:pPr>
+      <w:r>
+        <w:rPr>
+          <w:rFonts w:ascii="Times New Roman" w:hAnsi="Times New Roman" w:cs="Times New Roman"/>
+        </w:rPr>
+        <w:t xml:space="preserve">  component "Consul KV\nPer-service config" as Consul</w:t>
       </w:r>
     </w:p>
     <w:p>
@@ -28133,285 +27448,59 @@
         <w:rPr>
           <w:rFonts w:ascii="Times New Roman" w:hAnsi="Times New Roman" w:cs="Times New Roman"/>
         </w:rPr>
-        <w:t xml:space="preserve">rectangle "Microservices </w:t>
-      </w:r>
-      <w:proofErr w:type="gramStart"/>
-      <w:r>
-        <w:rPr>
-          <w:rFonts w:ascii="Times New Roman" w:hAnsi="Times New Roman" w:cs="Times New Roman"/>
-        </w:rPr>
-        <w:t>Layer" {</w:t>
-      </w:r>
-      <w:proofErr w:type="gramEnd"/>
-    </w:p>
-    <w:p>
-      <w:pPr>
-        <w:rPr>
-          <w:rFonts w:ascii="Times New Roman" w:hAnsi="Times New Roman" w:cs="Times New Roman"/>
-        </w:rPr>
-      </w:pPr>
-      <w:r>
-        <w:rPr>
-          <w:rFonts w:ascii="Times New Roman" w:hAnsi="Times New Roman" w:cs="Times New Roman"/>
-        </w:rPr>
-        <w:t xml:space="preserve">  component "identity-service\</w:t>
-      </w:r>
-      <w:proofErr w:type="gramStart"/>
-      <w:r>
-        <w:rPr>
-          <w:rFonts w:ascii="Times New Roman" w:hAnsi="Times New Roman" w:cs="Times New Roman"/>
-        </w:rPr>
-        <w:t>n(</w:t>
-      </w:r>
-      <w:proofErr w:type="gramEnd"/>
-      <w:r>
-        <w:rPr>
-          <w:rFonts w:ascii="Times New Roman" w:hAnsi="Times New Roman" w:cs="Times New Roman"/>
-        </w:rPr>
-        <w:t>token blacklist, forgot-pwd)" as Auth</w:t>
-      </w:r>
-    </w:p>
-    <w:p>
-      <w:pPr>
-        <w:rPr>
-          <w:rFonts w:ascii="Times New Roman" w:hAnsi="Times New Roman" w:cs="Times New Roman"/>
-        </w:rPr>
-      </w:pPr>
-      <w:r>
-        <w:rPr>
-          <w:rFonts w:ascii="Times New Roman" w:hAnsi="Times New Roman" w:cs="Times New Roman"/>
-        </w:rPr>
-        <w:t xml:space="preserve">  component "user-service\</w:t>
-      </w:r>
-      <w:proofErr w:type="gramStart"/>
-      <w:r>
-        <w:rPr>
-          <w:rFonts w:ascii="Times New Roman" w:hAnsi="Times New Roman" w:cs="Times New Roman"/>
-        </w:rPr>
-        <w:t>n(</w:t>
-      </w:r>
-      <w:proofErr w:type="gramEnd"/>
-      <w:r>
-        <w:rPr>
-          <w:rFonts w:ascii="Times New Roman" w:hAnsi="Times New Roman" w:cs="Times New Roman"/>
-        </w:rPr>
-        <w:t>profiles, license tiers)" as User</w:t>
-      </w:r>
-    </w:p>
-    <w:p>
-      <w:pPr>
-        <w:rPr>
-          <w:rFonts w:ascii="Times New Roman" w:hAnsi="Times New Roman" w:cs="Times New Roman"/>
-        </w:rPr>
-      </w:pPr>
-      <w:r>
-        <w:rPr>
-          <w:rFonts w:ascii="Times New Roman" w:hAnsi="Times New Roman" w:cs="Times New Roman"/>
-        </w:rPr>
-        <w:t xml:space="preserve">  component "exam-service\</w:t>
-      </w:r>
-      <w:proofErr w:type="gramStart"/>
-      <w:r>
-        <w:rPr>
-          <w:rFonts w:ascii="Times New Roman" w:hAnsi="Times New Roman" w:cs="Times New Roman"/>
-        </w:rPr>
-        <w:t>n(</w:t>
-      </w:r>
-      <w:proofErr w:type="gramEnd"/>
-      <w:r>
-        <w:rPr>
-          <w:rFonts w:ascii="Times New Roman" w:hAnsi="Times New Roman" w:cs="Times New Roman"/>
-        </w:rPr>
-        <w:t>sessions, scoring, config)" as Exam</w:t>
-      </w:r>
-    </w:p>
-    <w:p>
-      <w:pPr>
-        <w:rPr>
-          <w:rFonts w:ascii="Times New Roman" w:hAnsi="Times New Roman" w:cs="Times New Roman"/>
-        </w:rPr>
-      </w:pPr>
-      <w:r>
-        <w:rPr>
-          <w:rFonts w:ascii="Times New Roman" w:hAnsi="Times New Roman" w:cs="Times New Roman"/>
-        </w:rPr>
-        <w:t xml:space="preserve">  component "question-service\</w:t>
-      </w:r>
-      <w:proofErr w:type="gramStart"/>
-      <w:r>
-        <w:rPr>
-          <w:rFonts w:ascii="Times New Roman" w:hAnsi="Times New Roman" w:cs="Times New Roman"/>
-        </w:rPr>
-        <w:t>n(</w:t>
-      </w:r>
-      <w:proofErr w:type="gramEnd"/>
-      <w:r>
-        <w:rPr>
-          <w:rFonts w:ascii="Times New Roman" w:hAnsi="Times New Roman" w:cs="Times New Roman"/>
-        </w:rPr>
-        <w:t>bank, versions)" as QB</w:t>
-      </w:r>
-    </w:p>
-    <w:p>
-      <w:pPr>
-        <w:rPr>
-          <w:rFonts w:ascii="Times New Roman" w:hAnsi="Times New Roman" w:cs="Times New Roman"/>
-        </w:rPr>
-      </w:pPr>
-      <w:r>
-        <w:rPr>
-          <w:rFonts w:ascii="Times New Roman" w:hAnsi="Times New Roman" w:cs="Times New Roman"/>
-        </w:rPr>
-        <w:t xml:space="preserve">  component "course-service\</w:t>
-      </w:r>
-      <w:proofErr w:type="gramStart"/>
-      <w:r>
-        <w:rPr>
-          <w:rFonts w:ascii="Times New Roman" w:hAnsi="Times New Roman" w:cs="Times New Roman"/>
-        </w:rPr>
-        <w:t>n(</w:t>
-      </w:r>
-      <w:proofErr w:type="gramEnd"/>
-      <w:r>
-        <w:rPr>
-          <w:rFonts w:ascii="Times New Roman" w:hAnsi="Times New Roman" w:cs="Times New Roman"/>
-        </w:rPr>
-        <w:t>courses, enrollment)" as Course</w:t>
-      </w:r>
-    </w:p>
-    <w:p>
-      <w:pPr>
-        <w:rPr>
-          <w:rFonts w:ascii="Times New Roman" w:hAnsi="Times New Roman" w:cs="Times New Roman"/>
-        </w:rPr>
-      </w:pPr>
-      <w:r>
-        <w:rPr>
-          <w:rFonts w:ascii="Times New Roman" w:hAnsi="Times New Roman" w:cs="Times New Roman"/>
-        </w:rPr>
-        <w:t xml:space="preserve">  component "simulation-service\</w:t>
-      </w:r>
-      <w:proofErr w:type="gramStart"/>
-      <w:r>
-        <w:rPr>
-          <w:rFonts w:ascii="Times New Roman" w:hAnsi="Times New Roman" w:cs="Times New Roman"/>
-        </w:rPr>
-        <w:t>n(</w:t>
-      </w:r>
-      <w:proofErr w:type="gramEnd"/>
-      <w:r>
-        <w:rPr>
-          <w:rFonts w:ascii="Times New Roman" w:hAnsi="Times New Roman" w:cs="Times New Roman"/>
-        </w:rPr>
-        <w:t>driving scenarios, FSM)" as DP</w:t>
-      </w:r>
-    </w:p>
-    <w:p>
-      <w:pPr>
-        <w:rPr>
-          <w:rFonts w:ascii="Times New Roman" w:hAnsi="Times New Roman" w:cs="Times New Roman"/>
-        </w:rPr>
-      </w:pPr>
-      <w:r>
-        <w:rPr>
-          <w:rFonts w:ascii="Times New Roman" w:hAnsi="Times New Roman" w:cs="Times New Roman"/>
-        </w:rPr>
-        <w:t xml:space="preserve">  component "analytics-service\</w:t>
-      </w:r>
-      <w:proofErr w:type="gramStart"/>
-      <w:r>
-        <w:rPr>
-          <w:rFonts w:ascii="Times New Roman" w:hAnsi="Times New Roman" w:cs="Times New Roman"/>
-        </w:rPr>
-        <w:t>n(</w:t>
-      </w:r>
-      <w:proofErr w:type="gramEnd"/>
-      <w:r>
-        <w:rPr>
-          <w:rFonts w:ascii="Times New Roman" w:hAnsi="Times New Roman" w:cs="Times New Roman"/>
-        </w:rPr>
-        <w:t>stats, SRS)" as SRS</w:t>
-      </w:r>
-    </w:p>
-    <w:p>
-      <w:pPr>
-        <w:rPr>
-          <w:rFonts w:ascii="Times New Roman" w:hAnsi="Times New Roman" w:cs="Times New Roman"/>
-        </w:rPr>
-      </w:pPr>
-      <w:r>
-        <w:rPr>
-          <w:rFonts w:ascii="Times New Roman" w:hAnsi="Times New Roman" w:cs="Times New Roman"/>
-        </w:rPr>
-        <w:t xml:space="preserve">  component "notification-service\</w:t>
-      </w:r>
-      <w:proofErr w:type="gramStart"/>
-      <w:r>
-        <w:rPr>
-          <w:rFonts w:ascii="Times New Roman" w:hAnsi="Times New Roman" w:cs="Times New Roman"/>
-        </w:rPr>
-        <w:t>n(</w:t>
-      </w:r>
-      <w:proofErr w:type="gramEnd"/>
-      <w:r>
-        <w:rPr>
-          <w:rFonts w:ascii="Times New Roman" w:hAnsi="Times New Roman" w:cs="Times New Roman"/>
-        </w:rPr>
-        <w:t>email, push)" as Notif</w:t>
-      </w:r>
-    </w:p>
-    <w:p>
-      <w:pPr>
-        <w:rPr>
-          <w:rFonts w:ascii="Times New Roman" w:hAnsi="Times New Roman" w:cs="Times New Roman"/>
-        </w:rPr>
-      </w:pPr>
-      <w:r>
-        <w:rPr>
-          <w:rFonts w:ascii="Times New Roman" w:hAnsi="Times New Roman" w:cs="Times New Roman"/>
-        </w:rPr>
-        <w:t xml:space="preserve">  component "media-service\</w:t>
-      </w:r>
-      <w:proofErr w:type="gramStart"/>
-      <w:r>
-        <w:rPr>
-          <w:rFonts w:ascii="Times New Roman" w:hAnsi="Times New Roman" w:cs="Times New Roman"/>
-        </w:rPr>
-        <w:t>n(</w:t>
-      </w:r>
-      <w:proofErr w:type="gramEnd"/>
-      <w:r>
-        <w:rPr>
-          <w:rFonts w:ascii="Times New Roman" w:hAnsi="Times New Roman" w:cs="Times New Roman"/>
-        </w:rPr>
-        <w:t>file metadata)" as Media</w:t>
-      </w:r>
-    </w:p>
-    <w:p>
-      <w:pPr>
-        <w:rPr>
-          <w:rFonts w:ascii="Times New Roman" w:hAnsi="Times New Roman" w:cs="Times New Roman"/>
-        </w:rPr>
-      </w:pPr>
-      <w:r>
-        <w:rPr>
-          <w:rFonts w:ascii="Times New Roman" w:hAnsi="Times New Roman" w:cs="Times New Roman"/>
-        </w:rPr>
-        <w:t xml:space="preserve">  component "docs-service\</w:t>
-      </w:r>
-      <w:proofErr w:type="gramStart"/>
-      <w:r>
-        <w:rPr>
-          <w:rFonts w:ascii="Times New Roman" w:hAnsi="Times New Roman" w:cs="Times New Roman"/>
-        </w:rPr>
-        <w:t>n(</w:t>
-      </w:r>
-      <w:proofErr w:type="gramEnd"/>
-      <w:r>
-        <w:rPr>
-          <w:rFonts w:ascii="Times New Roman" w:hAnsi="Times New Roman" w:cs="Times New Roman"/>
-        </w:rPr>
-        <w:t>Swagger aggregation)" as Docs</w:t>
+        <w:t>rectangle "Infrastructure Layer" as Infra {</w:t>
+      </w:r>
+    </w:p>
+    <w:p>
+      <w:pPr>
+        <w:rPr>
+          <w:rFonts w:ascii="Times New Roman" w:hAnsi="Times New Roman" w:cs="Times New Roman"/>
+        </w:rPr>
+      </w:pPr>
+      <w:r>
+        <w:rPr>
+          <w:rFonts w:ascii="Times New Roman" w:hAnsi="Times New Roman" w:cs="Times New Roman"/>
+        </w:rPr>
+        <w:t xml:space="preserve">  database "PostgreSQL\nIsolated service databases" as PG</w:t>
+      </w:r>
+    </w:p>
+    <w:p>
+      <w:pPr>
+        <w:rPr>
+          <w:rFonts w:ascii="Times New Roman" w:hAnsi="Times New Roman" w:cs="Times New Roman"/>
+        </w:rPr>
+      </w:pPr>
+      <w:r>
+        <w:rPr>
+          <w:rFonts w:ascii="Times New Roman" w:hAnsi="Times New Roman" w:cs="Times New Roman"/>
+        </w:rPr>
+        <w:t xml:space="preserve">  database "Redis\nToken blacklist" as Redis</w:t>
+      </w:r>
+    </w:p>
+    <w:p>
+      <w:pPr>
+        <w:rPr>
+          <w:rFonts w:ascii="Times New Roman" w:hAnsi="Times New Roman" w:cs="Times New Roman"/>
+        </w:rPr>
+      </w:pPr>
+      <w:r>
+        <w:rPr>
+          <w:rFonts w:ascii="Times New Roman" w:hAnsi="Times New Roman" w:cs="Times New Roman"/>
+        </w:rPr>
+        <w:t xml:space="preserve">  queue "RabbitMQ\nDomain events" as MQ</w:t>
+      </w:r>
+    </w:p>
+    <w:p>
+      <w:pPr>
+        <w:rPr>
+          <w:rFonts w:ascii="Times New Roman" w:hAnsi="Times New Roman" w:cs="Times New Roman"/>
+        </w:rPr>
+      </w:pPr>
+      <w:r>
+        <w:rPr>
+          <w:rFonts w:ascii="Times New Roman" w:hAnsi="Times New Roman" w:cs="Times New Roman"/>
+        </w:rPr>
+        <w:t xml:space="preserve">  storage "Azure Blob Storage\nObject storage" as Blob</w:t>
       </w:r>
     </w:p>
     <w:p>
@@ -28444,123 +27533,20 @@
         <w:rPr>
           <w:rFonts w:ascii="Times New Roman" w:hAnsi="Times New Roman" w:cs="Times New Roman"/>
         </w:rPr>
-        <w:t xml:space="preserve">rectangle "Infrastructure </w:t>
-      </w:r>
-      <w:proofErr w:type="gramStart"/>
-      <w:r>
-        <w:rPr>
-          <w:rFonts w:ascii="Times New Roman" w:hAnsi="Times New Roman" w:cs="Times New Roman"/>
-        </w:rPr>
-        <w:t>Layer" {</w:t>
-      </w:r>
-      <w:proofErr w:type="gramEnd"/>
-    </w:p>
-    <w:p>
-      <w:pPr>
-        <w:rPr>
-          <w:rFonts w:ascii="Times New Roman" w:hAnsi="Times New Roman" w:cs="Times New Roman"/>
-        </w:rPr>
-      </w:pPr>
-      <w:r>
-        <w:rPr>
-          <w:rFonts w:ascii="Times New Roman" w:hAnsi="Times New Roman" w:cs="Times New Roman"/>
-        </w:rPr>
-        <w:t xml:space="preserve">  database "PostgreSQL 15\</w:t>
-      </w:r>
-      <w:proofErr w:type="gramStart"/>
-      <w:r>
-        <w:rPr>
-          <w:rFonts w:ascii="Times New Roman" w:hAnsi="Times New Roman" w:cs="Times New Roman"/>
-        </w:rPr>
-        <w:t>n(</w:t>
-      </w:r>
-      <w:proofErr w:type="gramEnd"/>
-      <w:r>
-        <w:rPr>
-          <w:rFonts w:ascii="Times New Roman" w:hAnsi="Times New Roman" w:cs="Times New Roman"/>
-        </w:rPr>
-        <w:t>9 isolated databases)" as PG</w:t>
-      </w:r>
-    </w:p>
-    <w:p>
-      <w:pPr>
-        <w:rPr>
-          <w:rFonts w:ascii="Times New Roman" w:hAnsi="Times New Roman" w:cs="Times New Roman"/>
-        </w:rPr>
-      </w:pPr>
-      <w:r>
-        <w:rPr>
-          <w:rFonts w:ascii="Times New Roman" w:hAnsi="Times New Roman" w:cs="Times New Roman"/>
-        </w:rPr>
-        <w:t xml:space="preserve">  database "Redis 7\</w:t>
-      </w:r>
-      <w:proofErr w:type="gramStart"/>
-      <w:r>
-        <w:rPr>
-          <w:rFonts w:ascii="Times New Roman" w:hAnsi="Times New Roman" w:cs="Times New Roman"/>
-        </w:rPr>
-        <w:t>n(</w:t>
-      </w:r>
-      <w:proofErr w:type="gramEnd"/>
-      <w:r>
-        <w:rPr>
-          <w:rFonts w:ascii="Times New Roman" w:hAnsi="Times New Roman" w:cs="Times New Roman"/>
-        </w:rPr>
-        <w:t>token blacklist)" as Redis</w:t>
-      </w:r>
-    </w:p>
-    <w:p>
-      <w:pPr>
-        <w:rPr>
-          <w:rFonts w:ascii="Times New Roman" w:hAnsi="Times New Roman" w:cs="Times New Roman"/>
-        </w:rPr>
-      </w:pPr>
-      <w:r>
-        <w:rPr>
-          <w:rFonts w:ascii="Times New Roman" w:hAnsi="Times New Roman" w:cs="Times New Roman"/>
-        </w:rPr>
-        <w:t xml:space="preserve">  queue "RabbitMQ 3\</w:t>
-      </w:r>
-      <w:proofErr w:type="gramStart"/>
-      <w:r>
-        <w:rPr>
-          <w:rFonts w:ascii="Times New Roman" w:hAnsi="Times New Roman" w:cs="Times New Roman"/>
-        </w:rPr>
-        <w:t>n(</w:t>
-      </w:r>
-      <w:proofErr w:type="gramEnd"/>
-      <w:r>
-        <w:rPr>
-          <w:rFonts w:ascii="Times New Roman" w:hAnsi="Times New Roman" w:cs="Times New Roman"/>
-        </w:rPr>
-        <w:t>durable event queues)" as MQ</w:t>
-      </w:r>
-    </w:p>
-    <w:p>
-      <w:pPr>
-        <w:rPr>
-          <w:rFonts w:ascii="Times New Roman" w:hAnsi="Times New Roman" w:cs="Times New Roman"/>
-        </w:rPr>
-      </w:pPr>
-      <w:r>
-        <w:rPr>
-          <w:rFonts w:ascii="Times New Roman" w:hAnsi="Times New Roman" w:cs="Times New Roman"/>
-        </w:rPr>
-        <w:t xml:space="preserve">  storage "Azure Blob Storage\</w:t>
-      </w:r>
-      <w:proofErr w:type="gramStart"/>
-      <w:r>
-        <w:rPr>
-          <w:rFonts w:ascii="Times New Roman" w:hAnsi="Times New Roman" w:cs="Times New Roman"/>
-        </w:rPr>
-        <w:t>n(</w:t>
-      </w:r>
-      <w:proofErr w:type="gramEnd"/>
-      <w:r>
-        <w:rPr>
-          <w:rFonts w:ascii="Times New Roman" w:hAnsi="Times New Roman" w:cs="Times New Roman"/>
-        </w:rPr>
-        <w:t>file/object storage)" as Blob</w:t>
+        <w:t>rectangle "Observability Layer" as Obs {</w:t>
+      </w:r>
+    </w:p>
+    <w:p>
+      <w:pPr>
+        <w:rPr>
+          <w:rFonts w:ascii="Times New Roman" w:hAnsi="Times New Roman" w:cs="Times New Roman"/>
+        </w:rPr>
+      </w:pPr>
+      <w:r>
+        <w:rPr>
+          <w:rFonts w:ascii="Times New Roman" w:hAnsi="Times New Roman" w:cs="Times New Roman"/>
+        </w:rPr>
+        <w:t xml:space="preserve">  component "ELK Stack\nCentralized logging" as ELK</w:t>
       </w:r>
     </w:p>
     <w:p>
@@ -28593,1835 +27579,434 @@
         <w:rPr>
           <w:rFonts w:ascii="Times New Roman" w:hAnsi="Times New Roman" w:cs="Times New Roman"/>
         </w:rPr>
+        <w:t>Student --&gt; Web</w:t>
+      </w:r>
+    </w:p>
+    <w:p>
+      <w:pPr>
+        <w:rPr>
+          <w:rFonts w:ascii="Times New Roman" w:hAnsi="Times New Roman" w:cs="Times New Roman"/>
+        </w:rPr>
+      </w:pPr>
+      <w:r>
+        <w:rPr>
+          <w:rFonts w:ascii="Times New Roman" w:hAnsi="Times New Roman" w:cs="Times New Roman"/>
+        </w:rPr>
+        <w:t>Admin --&gt; Web</w:t>
+      </w:r>
+    </w:p>
+    <w:p>
+      <w:pPr>
+        <w:rPr>
+          <w:rFonts w:ascii="Times New Roman" w:hAnsi="Times New Roman" w:cs="Times New Roman"/>
+        </w:rPr>
+      </w:pPr>
+    </w:p>
+    <w:p>
+      <w:pPr>
+        <w:rPr>
+          <w:rFonts w:ascii="Times New Roman" w:hAnsi="Times New Roman" w:cs="Times New Roman"/>
+        </w:rPr>
+      </w:pPr>
+      <w:r>
+        <w:rPr>
+          <w:rFonts w:ascii="Times New Roman" w:hAnsi="Times New Roman" w:cs="Times New Roman"/>
+        </w:rPr>
+        <w:t>Web --&gt; GW : HTTPS/REST</w:t>
+      </w:r>
+    </w:p>
+    <w:p>
+      <w:pPr>
+        <w:rPr>
+          <w:rFonts w:ascii="Times New Roman" w:hAnsi="Times New Roman" w:cs="Times New Roman"/>
+        </w:rPr>
+      </w:pPr>
+    </w:p>
+    <w:p>
+      <w:pPr>
+        <w:rPr>
+          <w:rFonts w:ascii="Times New Roman" w:hAnsi="Times New Roman" w:cs="Times New Roman"/>
+        </w:rPr>
+      </w:pPr>
+      <w:r>
+        <w:rPr>
+          <w:rFonts w:ascii="Times New Roman" w:hAnsi="Times New Roman" w:cs="Times New Roman"/>
+        </w:rPr>
+        <w:t>GW --&gt; Services</w:t>
+      </w:r>
+    </w:p>
+    <w:p>
+      <w:pPr>
+        <w:rPr>
+          <w:rFonts w:ascii="Times New Roman" w:hAnsi="Times New Roman" w:cs="Times New Roman"/>
+        </w:rPr>
+      </w:pPr>
+      <w:r>
+        <w:rPr>
+          <w:rFonts w:ascii="Times New Roman" w:hAnsi="Times New Roman" w:cs="Times New Roman"/>
+        </w:rPr>
+        <w:t>GW --&gt; KC</w:t>
+      </w:r>
+    </w:p>
+    <w:p>
+      <w:pPr>
+        <w:rPr>
+          <w:rFonts w:ascii="Times New Roman" w:hAnsi="Times New Roman" w:cs="Times New Roman"/>
+        </w:rPr>
+      </w:pPr>
+    </w:p>
+    <w:p>
+      <w:pPr>
+        <w:rPr>
+          <w:rFonts w:ascii="Times New Roman" w:hAnsi="Times New Roman" w:cs="Times New Roman"/>
+        </w:rPr>
+      </w:pPr>
+      <w:r>
+        <w:rPr>
+          <w:rFonts w:ascii="Times New Roman" w:hAnsi="Times New Roman" w:cs="Times New Roman"/>
+        </w:rPr>
+        <w:t>Auth --&gt; KC</w:t>
+      </w:r>
+    </w:p>
+    <w:p>
+      <w:pPr>
+        <w:rPr>
+          <w:rFonts w:ascii="Times New Roman" w:hAnsi="Times New Roman" w:cs="Times New Roman"/>
+        </w:rPr>
+      </w:pPr>
+      <w:r>
+        <w:rPr>
+          <w:rFonts w:ascii="Times New Roman" w:hAnsi="Times New Roman" w:cs="Times New Roman"/>
+        </w:rPr>
+        <w:t>Auth --&gt; Redis</w:t>
+      </w:r>
+    </w:p>
+    <w:p>
+      <w:pPr>
+        <w:rPr>
+          <w:rFonts w:ascii="Times New Roman" w:hAnsi="Times New Roman" w:cs="Times New Roman"/>
+        </w:rPr>
+      </w:pPr>
+    </w:p>
+    <w:p>
+      <w:pPr>
+        <w:rPr>
+          <w:rFonts w:ascii="Times New Roman" w:hAnsi="Times New Roman" w:cs="Times New Roman"/>
+        </w:rPr>
+      </w:pPr>
+      <w:r>
+        <w:rPr>
+          <w:rFonts w:ascii="Times New Roman" w:hAnsi="Times New Roman" w:cs="Times New Roman"/>
+        </w:rPr>
+        <w:t>Services ..&gt; Consul</w:t>
+      </w:r>
+    </w:p>
+    <w:p>
+      <w:pPr>
+        <w:rPr>
+          <w:rFonts w:ascii="Times New Roman" w:hAnsi="Times New Roman" w:cs="Times New Roman"/>
+        </w:rPr>
+      </w:pPr>
+      <w:r>
+        <w:rPr>
+          <w:rFonts w:ascii="Times New Roman" w:hAnsi="Times New Roman" w:cs="Times New Roman"/>
+        </w:rPr>
+        <w:t>Services --&gt; PG</w:t>
+      </w:r>
+    </w:p>
+    <w:p>
+      <w:pPr>
+        <w:rPr>
+          <w:rFonts w:ascii="Times New Roman" w:hAnsi="Times New Roman" w:cs="Times New Roman"/>
+        </w:rPr>
+      </w:pPr>
+      <w:r>
+        <w:rPr>
+          <w:rFonts w:ascii="Times New Roman" w:hAnsi="Times New Roman" w:cs="Times New Roman"/>
+        </w:rPr>
+        <w:t>Services --&gt; MQ</w:t>
+      </w:r>
+    </w:p>
+    <w:p>
+      <w:pPr>
+        <w:rPr>
+          <w:rFonts w:ascii="Times New Roman" w:hAnsi="Times New Roman" w:cs="Times New Roman"/>
+        </w:rPr>
+      </w:pPr>
+      <w:r>
+        <w:rPr>
+          <w:rFonts w:ascii="Times New Roman" w:hAnsi="Times New Roman" w:cs="Times New Roman"/>
+        </w:rPr>
+        <w:t>Services ..&gt; ELK</w:t>
+      </w:r>
+    </w:p>
+    <w:p>
+      <w:pPr>
+        <w:rPr>
+          <w:rFonts w:ascii="Times New Roman" w:hAnsi="Times New Roman" w:cs="Times New Roman"/>
+        </w:rPr>
+      </w:pPr>
+    </w:p>
+    <w:p>
+      <w:pPr>
+        <w:rPr>
+          <w:rFonts w:ascii="Times New Roman" w:hAnsi="Times New Roman" w:cs="Times New Roman"/>
+        </w:rPr>
+      </w:pPr>
+      <w:r>
+        <w:rPr>
+          <w:rFonts w:ascii="Times New Roman" w:hAnsi="Times New Roman" w:cs="Times New Roman"/>
+        </w:rPr>
+        <w:t>QB --&gt; Blob</w:t>
+      </w:r>
+    </w:p>
+    <w:p>
+      <w:pPr>
+        <w:rPr>
+          <w:rFonts w:ascii="Times New Roman" w:hAnsi="Times New Roman" w:cs="Times New Roman"/>
+        </w:rPr>
+      </w:pPr>
+      <w:r>
+        <w:rPr>
+          <w:rFonts w:ascii="Times New Roman" w:hAnsi="Times New Roman" w:cs="Times New Roman"/>
+        </w:rPr>
+        <w:t>Media --&gt; Blob</w:t>
+      </w:r>
+    </w:p>
+    <w:p>
+      <w:pPr>
+        <w:rPr>
+          <w:rFonts w:ascii="Times New Roman" w:hAnsi="Times New Roman" w:cs="Times New Roman"/>
+        </w:rPr>
+      </w:pPr>
+    </w:p>
+    <w:p>
+      <w:pPr>
+        <w:rPr>
+          <w:rFonts w:ascii="Times New Roman" w:hAnsi="Times New Roman" w:cs="Times New Roman"/>
+        </w:rPr>
+      </w:pPr>
+      <w:r>
+        <w:rPr>
+          <w:rFonts w:ascii="Times New Roman" w:hAnsi="Times New Roman" w:cs="Times New Roman"/>
+        </w:rPr>
+        <w:t>Exam --&gt; QB</w:t>
+      </w:r>
+    </w:p>
+    <w:p>
+      <w:pPr>
+        <w:rPr>
+          <w:rFonts w:ascii="Times New Roman" w:hAnsi="Times New Roman" w:cs="Times New Roman"/>
+        </w:rPr>
+      </w:pPr>
+      <w:r>
+        <w:rPr>
+          <w:rFonts w:ascii="Times New Roman" w:hAnsi="Times New Roman" w:cs="Times New Roman"/>
+        </w:rPr>
+        <w:t>Docs ..&gt; Services</w:t>
+      </w:r>
+    </w:p>
+    <w:p>
+      <w:pPr>
+        <w:rPr>
+          <w:rFonts w:ascii="Times New Roman" w:hAnsi="Times New Roman" w:cs="Times New Roman"/>
+        </w:rPr>
+      </w:pPr>
+    </w:p>
+    <w:p>
+      <w:pPr>
+        <w:rPr>
+          <w:rFonts w:ascii="Times New Roman" w:hAnsi="Times New Roman" w:cs="Times New Roman"/>
+        </w:rPr>
+      </w:pPr>
+      <w:r>
+        <w:rPr>
+          <w:rFonts w:ascii="Times New Roman" w:hAnsi="Times New Roman" w:cs="Times New Roman"/>
+        </w:rPr>
+        <w:t>legend right</w:t>
+      </w:r>
+    </w:p>
+    <w:p>
+      <w:pPr>
+        <w:rPr>
+          <w:rFonts w:ascii="Times New Roman" w:hAnsi="Times New Roman" w:cs="Times New Roman"/>
+        </w:rPr>
+      </w:pPr>
+      <w:r>
+        <w:rPr>
+          <w:rFonts w:ascii="Times New Roman" w:hAnsi="Times New Roman" w:cs="Times New Roman"/>
+        </w:rPr>
+        <w:t>|= Relationship |= Description |</w:t>
+      </w:r>
+    </w:p>
+    <w:p>
+      <w:pPr>
+        <w:rPr>
+          <w:rFonts w:ascii="Times New Roman" w:hAnsi="Times New Roman" w:cs="Times New Roman"/>
+        </w:rPr>
+      </w:pPr>
+      <w:r>
+        <w:rPr>
+          <w:rFonts w:ascii="Times New Roman" w:hAnsi="Times New Roman" w:cs="Times New Roman"/>
+        </w:rPr>
+        <w:t>| Gateway → Services | Route client requests to backend microservices |</w:t>
+      </w:r>
+    </w:p>
+    <w:p>
+      <w:pPr>
+        <w:rPr>
+          <w:rFonts w:ascii="Times New Roman" w:hAnsi="Times New Roman" w:cs="Times New Roman"/>
+        </w:rPr>
+      </w:pPr>
+      <w:r>
+        <w:rPr>
+          <w:rFonts w:ascii="Times New Roman" w:hAnsi="Times New Roman" w:cs="Times New Roman"/>
+        </w:rPr>
+        <w:t>| Gateway → Keycloak | Validate JWT |</w:t>
+      </w:r>
+    </w:p>
+    <w:p>
+      <w:pPr>
+        <w:rPr>
+          <w:rFonts w:ascii="Times New Roman" w:hAnsi="Times New Roman" w:cs="Times New Roman"/>
+        </w:rPr>
+      </w:pPr>
+      <w:r>
+        <w:rPr>
+          <w:rFonts w:ascii="Times New Roman" w:hAnsi="Times New Roman" w:cs="Times New Roman"/>
+        </w:rPr>
+        <w:t>| identity-service → Keycloak | Manage users, roles, and authentication flows |</w:t>
+      </w:r>
+    </w:p>
+    <w:p>
+      <w:pPr>
+        <w:rPr>
+          <w:rFonts w:ascii="Times New Roman" w:hAnsi="Times New Roman" w:cs="Times New Roman"/>
+        </w:rPr>
+      </w:pPr>
+      <w:r>
+        <w:rPr>
+          <w:rFonts w:ascii="Times New Roman" w:hAnsi="Times New Roman" w:cs="Times New Roman"/>
+        </w:rPr>
+        <w:t>| identity-service → Redis | Store token blacklist |</w:t>
+      </w:r>
+    </w:p>
+    <w:p>
+      <w:pPr>
+        <w:rPr>
+          <w:rFonts w:ascii="Times New Roman" w:hAnsi="Times New Roman" w:cs="Times New Roman"/>
+        </w:rPr>
+      </w:pPr>
+      <w:r>
+        <w:rPr>
+          <w:rFonts w:ascii="Times New Roman" w:hAnsi="Times New Roman" w:cs="Times New Roman"/>
+        </w:rPr>
+        <w:t>| exam-service → question-service | Request question pools |</w:t>
+      </w:r>
+    </w:p>
+    <w:p>
+      <w:pPr>
+        <w:rPr>
+          <w:rFonts w:ascii="Times New Roman" w:hAnsi="Times New Roman" w:cs="Times New Roman"/>
+        </w:rPr>
+      </w:pPr>
+      <w:r>
+        <w:rPr>
+          <w:rFonts w:ascii="Times New Roman" w:hAnsi="Times New Roman" w:cs="Times New Roman"/>
+        </w:rPr>
+        <w:t>| question-service → Azure Blob | Store question/media files |</w:t>
+      </w:r>
+    </w:p>
+    <w:p>
+      <w:pPr>
+        <w:rPr>
+          <w:rFonts w:ascii="Times New Roman" w:hAnsi="Times New Roman" w:cs="Times New Roman"/>
+        </w:rPr>
+      </w:pPr>
+      <w:r>
+        <w:rPr>
+          <w:rFonts w:ascii="Times New Roman" w:hAnsi="Times New Roman" w:cs="Times New Roman"/>
+        </w:rPr>
+        <w:t>| media-service → Azure Blob | Manage uploaded files |</w:t>
+      </w:r>
+    </w:p>
+    <w:p>
+      <w:pPr>
+        <w:rPr>
+          <w:rFonts w:ascii="Times New Roman" w:hAnsi="Times New Roman" w:cs="Times New Roman"/>
+        </w:rPr>
+      </w:pPr>
+      <w:r>
+        <w:rPr>
+          <w:rFonts w:ascii="Times New Roman" w:hAnsi="Times New Roman" w:cs="Times New Roman"/>
+        </w:rPr>
+        <w:t>| docs-service → Services | Aggregate Swagger/OpenAPI specs |</w:t>
+      </w:r>
+    </w:p>
+    <w:p>
+      <w:pPr>
+        <w:rPr>
+          <w:rFonts w:ascii="Times New Roman" w:hAnsi="Times New Roman" w:cs="Times New Roman"/>
+        </w:rPr>
+      </w:pPr>
+      <w:r>
+        <w:rPr>
+          <w:rFonts w:ascii="Times New Roman" w:hAnsi="Times New Roman" w:cs="Times New Roman"/>
+        </w:rPr>
+        <w:t>| Services → Consul | Load per-service configuration |</w:t>
+      </w:r>
+    </w:p>
+    <w:p>
+      <w:pPr>
+        <w:rPr>
+          <w:rFonts w:ascii="Times New Roman" w:hAnsi="Times New Roman" w:cs="Times New Roman"/>
+        </w:rPr>
+      </w:pPr>
+      <w:r>
+        <w:rPr>
+          <w:rFonts w:ascii="Times New Roman" w:hAnsi="Times New Roman" w:cs="Times New Roman"/>
+        </w:rPr>
+        <w:t>| Services → PostgreSQL | Persist business data |</w:t>
+      </w:r>
+    </w:p>
+    <w:p>
+      <w:pPr>
+        <w:rPr>
+          <w:rFonts w:ascii="Times New Roman" w:hAnsi="Times New Roman" w:cs="Times New Roman"/>
+        </w:rPr>
+      </w:pPr>
+      <w:r>
+        <w:rPr>
+          <w:rFonts w:ascii="Times New Roman" w:hAnsi="Times New Roman" w:cs="Times New Roman"/>
+        </w:rPr>
+        <w:t>| Services → RabbitMQ | Publish / consume domain events |</w:t>
+      </w:r>
+    </w:p>
+    <w:p>
+      <w:pPr>
+        <w:rPr>
+          <w:rFonts w:ascii="Times New Roman" w:hAnsi="Times New Roman" w:cs="Times New Roman"/>
+        </w:rPr>
+      </w:pPr>
+      <w:r>
+        <w:rPr>
+          <w:rFonts w:ascii="Times New Roman" w:hAnsi="Times New Roman" w:cs="Times New Roman"/>
+        </w:rPr>
+        <w:t>| Services → ELK | Send centralized logs |</w:t>
+      </w:r>
+    </w:p>
+    <w:p>
+      <w:pPr>
+        <w:rPr>
+          <w:rFonts w:ascii="Times New Roman" w:hAnsi="Times New Roman" w:cs="Times New Roman"/>
+        </w:rPr>
+      </w:pPr>
+      <w:r>
+        <w:rPr>
+          <w:rFonts w:ascii="Times New Roman" w:hAnsi="Times New Roman" w:cs="Times New Roman"/>
+        </w:rPr>
         <w:lastRenderedPageBreak/>
-        <w:t xml:space="preserve">rectangle "Observability </w:t>
-      </w:r>
-      <w:proofErr w:type="gramStart"/>
-      <w:r>
-        <w:rPr>
-          <w:rFonts w:ascii="Times New Roman" w:hAnsi="Times New Roman" w:cs="Times New Roman"/>
-        </w:rPr>
-        <w:t>Layer" {</w:t>
-      </w:r>
-      <w:proofErr w:type="gramEnd"/>
-    </w:p>
-    <w:p>
-      <w:pPr>
-        <w:rPr>
-          <w:rFonts w:ascii="Times New Roman" w:hAnsi="Times New Roman" w:cs="Times New Roman"/>
-        </w:rPr>
-      </w:pPr>
-      <w:r>
-        <w:rPr>
-          <w:rFonts w:ascii="Times New Roman" w:hAnsi="Times New Roman" w:cs="Times New Roman"/>
-        </w:rPr>
-        <w:t xml:space="preserve">  component "ELK Stack\</w:t>
-      </w:r>
-      <w:proofErr w:type="gramStart"/>
-      <w:r>
-        <w:rPr>
-          <w:rFonts w:ascii="Times New Roman" w:hAnsi="Times New Roman" w:cs="Times New Roman"/>
-        </w:rPr>
-        <w:t>n(</w:t>
-      </w:r>
-      <w:proofErr w:type="gramEnd"/>
-      <w:r>
-        <w:rPr>
-          <w:rFonts w:ascii="Times New Roman" w:hAnsi="Times New Roman" w:cs="Times New Roman"/>
-        </w:rPr>
-        <w:t>Elasticsearch · Logstash · Kibana)" as ELK</w:t>
-      </w:r>
-    </w:p>
-    <w:p>
-      <w:pPr>
-        <w:rPr>
-          <w:rFonts w:ascii="Times New Roman" w:hAnsi="Times New Roman" w:cs="Times New Roman"/>
-        </w:rPr>
-      </w:pPr>
-      <w:r>
-        <w:rPr>
-          <w:rFonts w:ascii="Times New Roman" w:hAnsi="Times New Roman" w:cs="Times New Roman"/>
-        </w:rPr>
-        <w:t>}</w:t>
-      </w:r>
-    </w:p>
-    <w:p>
-      <w:pPr>
-        <w:rPr>
-          <w:rFonts w:ascii="Times New Roman" w:hAnsi="Times New Roman" w:cs="Times New Roman"/>
-        </w:rPr>
-      </w:pPr>
-    </w:p>
-    <w:p>
-      <w:pPr>
-        <w:rPr>
-          <w:rFonts w:ascii="Times New Roman" w:hAnsi="Times New Roman" w:cs="Times New Roman"/>
-        </w:rPr>
-      </w:pPr>
-      <w:r>
-        <w:rPr>
-          <w:rFonts w:ascii="Times New Roman" w:hAnsi="Times New Roman" w:cs="Times New Roman"/>
-        </w:rPr>
-        <w:t>Student --&gt; Web</w:t>
-      </w:r>
-    </w:p>
-    <w:p>
-      <w:pPr>
-        <w:rPr>
-          <w:rFonts w:ascii="Times New Roman" w:hAnsi="Times New Roman" w:cs="Times New Roman"/>
-        </w:rPr>
-      </w:pPr>
-      <w:r>
-        <w:rPr>
-          <w:rFonts w:ascii="Times New Roman" w:hAnsi="Times New Roman" w:cs="Times New Roman"/>
-        </w:rPr>
-        <w:t>Admin --&gt; Web</w:t>
-      </w:r>
-    </w:p>
-    <w:p>
-      <w:pPr>
-        <w:rPr>
-          <w:rFonts w:ascii="Times New Roman" w:hAnsi="Times New Roman" w:cs="Times New Roman"/>
-        </w:rPr>
-      </w:pPr>
-      <w:r>
-        <w:rPr>
-          <w:rFonts w:ascii="Times New Roman" w:hAnsi="Times New Roman" w:cs="Times New Roman"/>
-        </w:rPr>
-        <w:t xml:space="preserve">Web --&gt; </w:t>
-      </w:r>
-      <w:proofErr w:type="gramStart"/>
-      <w:r>
-        <w:rPr>
-          <w:rFonts w:ascii="Times New Roman" w:hAnsi="Times New Roman" w:cs="Times New Roman"/>
-        </w:rPr>
-        <w:t>GW :</w:t>
-      </w:r>
-      <w:proofErr w:type="gramEnd"/>
-      <w:r>
-        <w:rPr>
-          <w:rFonts w:ascii="Times New Roman" w:hAnsi="Times New Roman" w:cs="Times New Roman"/>
-        </w:rPr>
-        <w:t xml:space="preserve"> HTTPS/REST</w:t>
-      </w:r>
-    </w:p>
-    <w:p>
-      <w:pPr>
-        <w:rPr>
-          <w:rFonts w:ascii="Times New Roman" w:hAnsi="Times New Roman" w:cs="Times New Roman"/>
-        </w:rPr>
-      </w:pPr>
-    </w:p>
-    <w:p>
-      <w:pPr>
-        <w:rPr>
-          <w:rFonts w:ascii="Times New Roman" w:hAnsi="Times New Roman" w:cs="Times New Roman"/>
-        </w:rPr>
-      </w:pPr>
-      <w:r>
-        <w:rPr>
-          <w:rFonts w:ascii="Times New Roman" w:hAnsi="Times New Roman" w:cs="Times New Roman"/>
-        </w:rPr>
-        <w:t xml:space="preserve">GW --&gt; </w:t>
-      </w:r>
-      <w:proofErr w:type="gramStart"/>
-      <w:r>
-        <w:rPr>
-          <w:rFonts w:ascii="Times New Roman" w:hAnsi="Times New Roman" w:cs="Times New Roman"/>
-        </w:rPr>
-        <w:t>KC :</w:t>
-      </w:r>
-      <w:proofErr w:type="gramEnd"/>
-      <w:r>
-        <w:rPr>
-          <w:rFonts w:ascii="Times New Roman" w:hAnsi="Times New Roman" w:cs="Times New Roman"/>
-        </w:rPr>
-        <w:t xml:space="preserve"> JWT validation</w:t>
-      </w:r>
-    </w:p>
-    <w:p>
-      <w:pPr>
-        <w:rPr>
-          <w:rFonts w:ascii="Times New Roman" w:hAnsi="Times New Roman" w:cs="Times New Roman"/>
-        </w:rPr>
-      </w:pPr>
-      <w:r>
-        <w:rPr>
-          <w:rFonts w:ascii="Times New Roman" w:hAnsi="Times New Roman" w:cs="Times New Roman"/>
-        </w:rPr>
-        <w:t xml:space="preserve">GW --&gt; </w:t>
-      </w:r>
-      <w:proofErr w:type="gramStart"/>
-      <w:r>
-        <w:rPr>
-          <w:rFonts w:ascii="Times New Roman" w:hAnsi="Times New Roman" w:cs="Times New Roman"/>
-        </w:rPr>
-        <w:t>Auth :</w:t>
-      </w:r>
-      <w:proofErr w:type="gramEnd"/>
-      <w:r>
-        <w:rPr>
-          <w:rFonts w:ascii="Times New Roman" w:hAnsi="Times New Roman" w:cs="Times New Roman"/>
-        </w:rPr>
-        <w:t xml:space="preserve"> HTTP/REST</w:t>
-      </w:r>
-    </w:p>
-    <w:p>
-      <w:pPr>
-        <w:rPr>
-          <w:rFonts w:ascii="Times New Roman" w:hAnsi="Times New Roman" w:cs="Times New Roman"/>
-        </w:rPr>
-      </w:pPr>
-      <w:r>
-        <w:rPr>
-          <w:rFonts w:ascii="Times New Roman" w:hAnsi="Times New Roman" w:cs="Times New Roman"/>
-        </w:rPr>
-        <w:t xml:space="preserve">GW --&gt; </w:t>
-      </w:r>
-      <w:proofErr w:type="gramStart"/>
-      <w:r>
-        <w:rPr>
-          <w:rFonts w:ascii="Times New Roman" w:hAnsi="Times New Roman" w:cs="Times New Roman"/>
-        </w:rPr>
-        <w:t>User :</w:t>
-      </w:r>
-      <w:proofErr w:type="gramEnd"/>
-      <w:r>
-        <w:rPr>
-          <w:rFonts w:ascii="Times New Roman" w:hAnsi="Times New Roman" w:cs="Times New Roman"/>
-        </w:rPr>
-        <w:t xml:space="preserve"> HTTP/REST</w:t>
-      </w:r>
-    </w:p>
-    <w:p>
-      <w:pPr>
-        <w:rPr>
-          <w:rFonts w:ascii="Times New Roman" w:hAnsi="Times New Roman" w:cs="Times New Roman"/>
-        </w:rPr>
-      </w:pPr>
-      <w:r>
-        <w:rPr>
-          <w:rFonts w:ascii="Times New Roman" w:hAnsi="Times New Roman" w:cs="Times New Roman"/>
-        </w:rPr>
-        <w:t xml:space="preserve">GW --&gt; </w:t>
-      </w:r>
-      <w:proofErr w:type="gramStart"/>
-      <w:r>
-        <w:rPr>
-          <w:rFonts w:ascii="Times New Roman" w:hAnsi="Times New Roman" w:cs="Times New Roman"/>
-        </w:rPr>
-        <w:t>Exam :</w:t>
-      </w:r>
-      <w:proofErr w:type="gramEnd"/>
-      <w:r>
-        <w:rPr>
-          <w:rFonts w:ascii="Times New Roman" w:hAnsi="Times New Roman" w:cs="Times New Roman"/>
-        </w:rPr>
-        <w:t xml:space="preserve"> HTTP/REST</w:t>
-      </w:r>
-    </w:p>
-    <w:p>
-      <w:pPr>
-        <w:rPr>
-          <w:rFonts w:ascii="Times New Roman" w:hAnsi="Times New Roman" w:cs="Times New Roman"/>
-        </w:rPr>
-      </w:pPr>
-      <w:r>
-        <w:rPr>
-          <w:rFonts w:ascii="Times New Roman" w:hAnsi="Times New Roman" w:cs="Times New Roman"/>
-        </w:rPr>
-        <w:t xml:space="preserve">GW --&gt; </w:t>
-      </w:r>
-      <w:proofErr w:type="gramStart"/>
-      <w:r>
-        <w:rPr>
-          <w:rFonts w:ascii="Times New Roman" w:hAnsi="Times New Roman" w:cs="Times New Roman"/>
-        </w:rPr>
-        <w:t>QB :</w:t>
-      </w:r>
-      <w:proofErr w:type="gramEnd"/>
-      <w:r>
-        <w:rPr>
-          <w:rFonts w:ascii="Times New Roman" w:hAnsi="Times New Roman" w:cs="Times New Roman"/>
-        </w:rPr>
-        <w:t xml:space="preserve"> HTTP/REST</w:t>
-      </w:r>
-    </w:p>
-    <w:p>
-      <w:pPr>
-        <w:rPr>
-          <w:rFonts w:ascii="Times New Roman" w:hAnsi="Times New Roman" w:cs="Times New Roman"/>
-        </w:rPr>
-      </w:pPr>
-      <w:r>
-        <w:rPr>
-          <w:rFonts w:ascii="Times New Roman" w:hAnsi="Times New Roman" w:cs="Times New Roman"/>
-        </w:rPr>
-        <w:t xml:space="preserve">GW --&gt; </w:t>
-      </w:r>
-      <w:proofErr w:type="gramStart"/>
-      <w:r>
-        <w:rPr>
-          <w:rFonts w:ascii="Times New Roman" w:hAnsi="Times New Roman" w:cs="Times New Roman"/>
-        </w:rPr>
-        <w:t>Course :</w:t>
-      </w:r>
-      <w:proofErr w:type="gramEnd"/>
-      <w:r>
-        <w:rPr>
-          <w:rFonts w:ascii="Times New Roman" w:hAnsi="Times New Roman" w:cs="Times New Roman"/>
-        </w:rPr>
-        <w:t xml:space="preserve"> HTTP/REST</w:t>
-      </w:r>
-    </w:p>
-    <w:p>
-      <w:pPr>
-        <w:rPr>
-          <w:rFonts w:ascii="Times New Roman" w:hAnsi="Times New Roman" w:cs="Times New Roman"/>
-        </w:rPr>
-      </w:pPr>
-      <w:r>
-        <w:rPr>
-          <w:rFonts w:ascii="Times New Roman" w:hAnsi="Times New Roman" w:cs="Times New Roman"/>
-        </w:rPr>
-        <w:t xml:space="preserve">GW --&gt; </w:t>
-      </w:r>
-      <w:proofErr w:type="gramStart"/>
-      <w:r>
-        <w:rPr>
-          <w:rFonts w:ascii="Times New Roman" w:hAnsi="Times New Roman" w:cs="Times New Roman"/>
-        </w:rPr>
-        <w:t>DP :</w:t>
-      </w:r>
-      <w:proofErr w:type="gramEnd"/>
-      <w:r>
-        <w:rPr>
-          <w:rFonts w:ascii="Times New Roman" w:hAnsi="Times New Roman" w:cs="Times New Roman"/>
-        </w:rPr>
-        <w:t xml:space="preserve"> HTTP/REST</w:t>
-      </w:r>
-    </w:p>
-    <w:p>
-      <w:pPr>
-        <w:rPr>
-          <w:rFonts w:ascii="Times New Roman" w:hAnsi="Times New Roman" w:cs="Times New Roman"/>
-        </w:rPr>
-      </w:pPr>
-      <w:r>
-        <w:rPr>
-          <w:rFonts w:ascii="Times New Roman" w:hAnsi="Times New Roman" w:cs="Times New Roman"/>
-        </w:rPr>
-        <w:t xml:space="preserve">GW --&gt; </w:t>
-      </w:r>
-      <w:proofErr w:type="gramStart"/>
-      <w:r>
-        <w:rPr>
-          <w:rFonts w:ascii="Times New Roman" w:hAnsi="Times New Roman" w:cs="Times New Roman"/>
-        </w:rPr>
-        <w:t>SRS :</w:t>
-      </w:r>
-      <w:proofErr w:type="gramEnd"/>
-      <w:r>
-        <w:rPr>
-          <w:rFonts w:ascii="Times New Roman" w:hAnsi="Times New Roman" w:cs="Times New Roman"/>
-        </w:rPr>
-        <w:t xml:space="preserve"> HTTP/REST</w:t>
-      </w:r>
-    </w:p>
-    <w:p>
-      <w:pPr>
-        <w:rPr>
-          <w:rFonts w:ascii="Times New Roman" w:hAnsi="Times New Roman" w:cs="Times New Roman"/>
-        </w:rPr>
-      </w:pPr>
-      <w:r>
-        <w:rPr>
-          <w:rFonts w:ascii="Times New Roman" w:hAnsi="Times New Roman" w:cs="Times New Roman"/>
-        </w:rPr>
-        <w:t xml:space="preserve">GW --&gt; </w:t>
-      </w:r>
-      <w:proofErr w:type="gramStart"/>
-      <w:r>
-        <w:rPr>
-          <w:rFonts w:ascii="Times New Roman" w:hAnsi="Times New Roman" w:cs="Times New Roman"/>
-        </w:rPr>
-        <w:t>Media :</w:t>
-      </w:r>
-      <w:proofErr w:type="gramEnd"/>
-      <w:r>
-        <w:rPr>
-          <w:rFonts w:ascii="Times New Roman" w:hAnsi="Times New Roman" w:cs="Times New Roman"/>
-        </w:rPr>
-        <w:t xml:space="preserve"> HTTP/REST</w:t>
-      </w:r>
-    </w:p>
-    <w:p>
-      <w:pPr>
-        <w:rPr>
-          <w:rFonts w:ascii="Times New Roman" w:hAnsi="Times New Roman" w:cs="Times New Roman"/>
-        </w:rPr>
-      </w:pPr>
-      <w:r>
-        <w:rPr>
-          <w:rFonts w:ascii="Times New Roman" w:hAnsi="Times New Roman" w:cs="Times New Roman"/>
-        </w:rPr>
-        <w:t xml:space="preserve">GW --&gt; </w:t>
-      </w:r>
-      <w:proofErr w:type="gramStart"/>
-      <w:r>
-        <w:rPr>
-          <w:rFonts w:ascii="Times New Roman" w:hAnsi="Times New Roman" w:cs="Times New Roman"/>
-        </w:rPr>
-        <w:t>Docs :</w:t>
-      </w:r>
-      <w:proofErr w:type="gramEnd"/>
-      <w:r>
-        <w:rPr>
-          <w:rFonts w:ascii="Times New Roman" w:hAnsi="Times New Roman" w:cs="Times New Roman"/>
-        </w:rPr>
-        <w:t xml:space="preserve"> HTTP/REST</w:t>
-      </w:r>
-    </w:p>
-    <w:p>
-      <w:pPr>
-        <w:rPr>
-          <w:rFonts w:ascii="Times New Roman" w:hAnsi="Times New Roman" w:cs="Times New Roman"/>
-        </w:rPr>
-      </w:pPr>
-    </w:p>
-    <w:p>
-      <w:pPr>
-        <w:rPr>
-          <w:rFonts w:ascii="Times New Roman" w:hAnsi="Times New Roman" w:cs="Times New Roman"/>
-        </w:rPr>
-      </w:pPr>
-      <w:r>
-        <w:rPr>
-          <w:rFonts w:ascii="Times New Roman" w:hAnsi="Times New Roman" w:cs="Times New Roman"/>
-        </w:rPr>
-        <w:t xml:space="preserve">Auth --&gt; </w:t>
-      </w:r>
-      <w:proofErr w:type="gramStart"/>
-      <w:r>
-        <w:rPr>
-          <w:rFonts w:ascii="Times New Roman" w:hAnsi="Times New Roman" w:cs="Times New Roman"/>
-        </w:rPr>
-        <w:t>KC :</w:t>
-      </w:r>
-      <w:proofErr w:type="gramEnd"/>
-      <w:r>
-        <w:rPr>
-          <w:rFonts w:ascii="Times New Roman" w:hAnsi="Times New Roman" w:cs="Times New Roman"/>
-        </w:rPr>
-        <w:t xml:space="preserve"> admin API</w:t>
-      </w:r>
-    </w:p>
-    <w:p>
-      <w:pPr>
-        <w:rPr>
-          <w:rFonts w:ascii="Times New Roman" w:hAnsi="Times New Roman" w:cs="Times New Roman"/>
-        </w:rPr>
-      </w:pPr>
-      <w:r>
-        <w:rPr>
-          <w:rFonts w:ascii="Times New Roman" w:hAnsi="Times New Roman" w:cs="Times New Roman"/>
-        </w:rPr>
-        <w:t>Auth --&gt; PG</w:t>
-      </w:r>
-    </w:p>
-    <w:p>
-      <w:pPr>
-        <w:rPr>
-          <w:rFonts w:ascii="Times New Roman" w:hAnsi="Times New Roman" w:cs="Times New Roman"/>
-        </w:rPr>
-      </w:pPr>
-      <w:r>
-        <w:rPr>
-          <w:rFonts w:ascii="Times New Roman" w:hAnsi="Times New Roman" w:cs="Times New Roman"/>
-        </w:rPr>
-        <w:t xml:space="preserve">Auth --&gt; </w:t>
-      </w:r>
-      <w:proofErr w:type="gramStart"/>
-      <w:r>
-        <w:rPr>
-          <w:rFonts w:ascii="Times New Roman" w:hAnsi="Times New Roman" w:cs="Times New Roman"/>
-        </w:rPr>
-        <w:t>Redis :</w:t>
-      </w:r>
-      <w:proofErr w:type="gramEnd"/>
-      <w:r>
-        <w:rPr>
-          <w:rFonts w:ascii="Times New Roman" w:hAnsi="Times New Roman" w:cs="Times New Roman"/>
-        </w:rPr>
-        <w:t xml:space="preserve"> token blacklist</w:t>
-      </w:r>
-    </w:p>
-    <w:p>
-      <w:pPr>
-        <w:rPr>
-          <w:rFonts w:ascii="Times New Roman" w:hAnsi="Times New Roman" w:cs="Times New Roman"/>
-        </w:rPr>
-      </w:pPr>
-    </w:p>
-    <w:p>
-      <w:pPr>
-        <w:rPr>
-          <w:rFonts w:ascii="Times New Roman" w:hAnsi="Times New Roman" w:cs="Times New Roman"/>
-        </w:rPr>
-      </w:pPr>
-      <w:r>
-        <w:rPr>
-          <w:rFonts w:ascii="Times New Roman" w:hAnsi="Times New Roman" w:cs="Times New Roman"/>
-        </w:rPr>
-        <w:t>User --&gt; PG</w:t>
-      </w:r>
-    </w:p>
-    <w:p>
-      <w:pPr>
-        <w:rPr>
-          <w:rFonts w:ascii="Times New Roman" w:hAnsi="Times New Roman" w:cs="Times New Roman"/>
-        </w:rPr>
-      </w:pPr>
-      <w:r>
-        <w:rPr>
-          <w:rFonts w:ascii="Times New Roman" w:hAnsi="Times New Roman" w:cs="Times New Roman"/>
-        </w:rPr>
-        <w:t xml:space="preserve">User --&gt; </w:t>
-      </w:r>
-      <w:proofErr w:type="gramStart"/>
-      <w:r>
-        <w:rPr>
-          <w:rFonts w:ascii="Times New Roman" w:hAnsi="Times New Roman" w:cs="Times New Roman"/>
-        </w:rPr>
-        <w:t>MQ :</w:t>
-      </w:r>
-      <w:proofErr w:type="gramEnd"/>
-      <w:r>
-        <w:rPr>
-          <w:rFonts w:ascii="Times New Roman" w:hAnsi="Times New Roman" w:cs="Times New Roman"/>
-        </w:rPr>
-        <w:t xml:space="preserve"> publish events</w:t>
-      </w:r>
-    </w:p>
-    <w:p>
-      <w:pPr>
-        <w:rPr>
-          <w:rFonts w:ascii="Times New Roman" w:hAnsi="Times New Roman" w:cs="Times New Roman"/>
-        </w:rPr>
-      </w:pPr>
-    </w:p>
-    <w:p>
-      <w:pPr>
-        <w:rPr>
-          <w:rFonts w:ascii="Times New Roman" w:hAnsi="Times New Roman" w:cs="Times New Roman"/>
-        </w:rPr>
-      </w:pPr>
-      <w:r>
-        <w:rPr>
-          <w:rFonts w:ascii="Times New Roman" w:hAnsi="Times New Roman" w:cs="Times New Roman"/>
-        </w:rPr>
-        <w:t>Exam --&gt; PG</w:t>
-      </w:r>
-    </w:p>
-    <w:p>
-      <w:pPr>
-        <w:rPr>
-          <w:rFonts w:ascii="Times New Roman" w:hAnsi="Times New Roman" w:cs="Times New Roman"/>
-        </w:rPr>
-      </w:pPr>
-      <w:r>
-        <w:rPr>
-          <w:rFonts w:ascii="Times New Roman" w:hAnsi="Times New Roman" w:cs="Times New Roman"/>
-        </w:rPr>
-        <w:t xml:space="preserve">Exam --&gt; </w:t>
-      </w:r>
-      <w:proofErr w:type="gramStart"/>
-      <w:r>
-        <w:rPr>
-          <w:rFonts w:ascii="Times New Roman" w:hAnsi="Times New Roman" w:cs="Times New Roman"/>
-        </w:rPr>
-        <w:t>MQ :</w:t>
-      </w:r>
-      <w:proofErr w:type="gramEnd"/>
-      <w:r>
-        <w:rPr>
-          <w:rFonts w:ascii="Times New Roman" w:hAnsi="Times New Roman" w:cs="Times New Roman"/>
-        </w:rPr>
-        <w:t xml:space="preserve"> publish events</w:t>
-      </w:r>
-    </w:p>
-    <w:p>
-      <w:pPr>
-        <w:rPr>
-          <w:rFonts w:ascii="Times New Roman" w:hAnsi="Times New Roman" w:cs="Times New Roman"/>
-        </w:rPr>
-      </w:pPr>
-      <w:r>
-        <w:rPr>
-          <w:rFonts w:ascii="Times New Roman" w:hAnsi="Times New Roman" w:cs="Times New Roman"/>
-        </w:rPr>
-        <w:t xml:space="preserve">Exam --&gt; </w:t>
-      </w:r>
-      <w:proofErr w:type="gramStart"/>
-      <w:r>
-        <w:rPr>
-          <w:rFonts w:ascii="Times New Roman" w:hAnsi="Times New Roman" w:cs="Times New Roman"/>
-        </w:rPr>
-        <w:t>QB :</w:t>
-      </w:r>
-      <w:proofErr w:type="gramEnd"/>
-      <w:r>
-        <w:rPr>
-          <w:rFonts w:ascii="Times New Roman" w:hAnsi="Times New Roman" w:cs="Times New Roman"/>
-        </w:rPr>
-        <w:t xml:space="preserve"> HTTP/REST</w:t>
-      </w:r>
-    </w:p>
-    <w:p>
-      <w:pPr>
-        <w:rPr>
-          <w:rFonts w:ascii="Times New Roman" w:hAnsi="Times New Roman" w:cs="Times New Roman"/>
-        </w:rPr>
-      </w:pPr>
-    </w:p>
-    <w:p>
-      <w:pPr>
-        <w:rPr>
-          <w:rFonts w:ascii="Times New Roman" w:hAnsi="Times New Roman" w:cs="Times New Roman"/>
-        </w:rPr>
-      </w:pPr>
-      <w:r>
-        <w:rPr>
-          <w:rFonts w:ascii="Times New Roman" w:hAnsi="Times New Roman" w:cs="Times New Roman"/>
-        </w:rPr>
-        <w:t>QB --&gt; PG</w:t>
-      </w:r>
-    </w:p>
-    <w:p>
-      <w:pPr>
-        <w:rPr>
-          <w:rFonts w:ascii="Times New Roman" w:hAnsi="Times New Roman" w:cs="Times New Roman"/>
-        </w:rPr>
-      </w:pPr>
-      <w:r>
-        <w:rPr>
-          <w:rFonts w:ascii="Times New Roman" w:hAnsi="Times New Roman" w:cs="Times New Roman"/>
-        </w:rPr>
-        <w:t>QB --&gt; Blob</w:t>
-      </w:r>
-    </w:p>
-    <w:p>
-      <w:pPr>
-        <w:rPr>
-          <w:rFonts w:ascii="Times New Roman" w:hAnsi="Times New Roman" w:cs="Times New Roman"/>
-        </w:rPr>
-      </w:pPr>
-    </w:p>
-    <w:p>
-      <w:pPr>
-        <w:rPr>
-          <w:rFonts w:ascii="Times New Roman" w:hAnsi="Times New Roman" w:cs="Times New Roman"/>
-        </w:rPr>
-      </w:pPr>
-      <w:r>
-        <w:rPr>
-          <w:rFonts w:ascii="Times New Roman" w:hAnsi="Times New Roman" w:cs="Times New Roman"/>
-        </w:rPr>
-        <w:t>Course --&gt; PG</w:t>
-      </w:r>
-    </w:p>
-    <w:p>
-      <w:pPr>
-        <w:rPr>
-          <w:rFonts w:ascii="Times New Roman" w:hAnsi="Times New Roman" w:cs="Times New Roman"/>
-        </w:rPr>
-      </w:pPr>
-    </w:p>
-    <w:p>
-      <w:pPr>
-        <w:rPr>
-          <w:rFonts w:ascii="Times New Roman" w:hAnsi="Times New Roman" w:cs="Times New Roman"/>
-        </w:rPr>
-      </w:pPr>
-      <w:r>
-        <w:rPr>
-          <w:rFonts w:ascii="Times New Roman" w:hAnsi="Times New Roman" w:cs="Times New Roman"/>
-        </w:rPr>
-        <w:t>DP --&gt; PG</w:t>
-      </w:r>
-    </w:p>
-    <w:p>
-      <w:pPr>
-        <w:rPr>
-          <w:rFonts w:ascii="Times New Roman" w:hAnsi="Times New Roman" w:cs="Times New Roman"/>
-        </w:rPr>
-      </w:pPr>
-    </w:p>
-    <w:p>
-      <w:pPr>
-        <w:rPr>
-          <w:rFonts w:ascii="Times New Roman" w:hAnsi="Times New Roman" w:cs="Times New Roman"/>
-        </w:rPr>
-      </w:pPr>
-      <w:r>
-        <w:rPr>
-          <w:rFonts w:ascii="Times New Roman" w:hAnsi="Times New Roman" w:cs="Times New Roman"/>
-        </w:rPr>
-        <w:t>SRS --&gt; PG</w:t>
-      </w:r>
-    </w:p>
-    <w:p>
-      <w:pPr>
-        <w:rPr>
-          <w:rFonts w:ascii="Times New Roman" w:hAnsi="Times New Roman" w:cs="Times New Roman"/>
-        </w:rPr>
-      </w:pPr>
-      <w:r>
-        <w:rPr>
-          <w:rFonts w:ascii="Times New Roman" w:hAnsi="Times New Roman" w:cs="Times New Roman"/>
-        </w:rPr>
-        <w:t xml:space="preserve">SRS --&gt; </w:t>
-      </w:r>
-      <w:proofErr w:type="gramStart"/>
-      <w:r>
-        <w:rPr>
-          <w:rFonts w:ascii="Times New Roman" w:hAnsi="Times New Roman" w:cs="Times New Roman"/>
-        </w:rPr>
-        <w:t>MQ :</w:t>
-      </w:r>
-      <w:proofErr w:type="gramEnd"/>
-      <w:r>
-        <w:rPr>
-          <w:rFonts w:ascii="Times New Roman" w:hAnsi="Times New Roman" w:cs="Times New Roman"/>
-        </w:rPr>
-        <w:t xml:space="preserve"> consume</w:t>
-      </w:r>
-    </w:p>
-    <w:p>
-      <w:pPr>
-        <w:rPr>
-          <w:rFonts w:ascii="Times New Roman" w:hAnsi="Times New Roman" w:cs="Times New Roman"/>
-        </w:rPr>
-      </w:pPr>
-    </w:p>
-    <w:p>
-      <w:pPr>
-        <w:rPr>
-          <w:rFonts w:ascii="Times New Roman" w:hAnsi="Times New Roman" w:cs="Times New Roman"/>
-        </w:rPr>
-      </w:pPr>
-      <w:r>
-        <w:rPr>
-          <w:rFonts w:ascii="Times New Roman" w:hAnsi="Times New Roman" w:cs="Times New Roman"/>
-        </w:rPr>
-        <w:t xml:space="preserve">Notif --&gt; </w:t>
-      </w:r>
-      <w:proofErr w:type="gramStart"/>
-      <w:r>
-        <w:rPr>
-          <w:rFonts w:ascii="Times New Roman" w:hAnsi="Times New Roman" w:cs="Times New Roman"/>
-        </w:rPr>
-        <w:t>MQ :</w:t>
-      </w:r>
-      <w:proofErr w:type="gramEnd"/>
-      <w:r>
-        <w:rPr>
-          <w:rFonts w:ascii="Times New Roman" w:hAnsi="Times New Roman" w:cs="Times New Roman"/>
-        </w:rPr>
-        <w:t xml:space="preserve"> consume</w:t>
-      </w:r>
-    </w:p>
-    <w:p>
-      <w:pPr>
-        <w:rPr>
-          <w:rFonts w:ascii="Times New Roman" w:hAnsi="Times New Roman" w:cs="Times New Roman"/>
-        </w:rPr>
-      </w:pPr>
-    </w:p>
-    <w:p>
-      <w:pPr>
-        <w:rPr>
-          <w:rFonts w:ascii="Times New Roman" w:hAnsi="Times New Roman" w:cs="Times New Roman"/>
-        </w:rPr>
-      </w:pPr>
-      <w:r>
-        <w:rPr>
-          <w:rFonts w:ascii="Times New Roman" w:hAnsi="Times New Roman" w:cs="Times New Roman"/>
-        </w:rPr>
-        <w:t>Media --&gt; PG</w:t>
-      </w:r>
-    </w:p>
-    <w:p>
-      <w:pPr>
-        <w:rPr>
-          <w:rFonts w:ascii="Times New Roman" w:hAnsi="Times New Roman" w:cs="Times New Roman"/>
-        </w:rPr>
-      </w:pPr>
-      <w:r>
-        <w:rPr>
-          <w:rFonts w:ascii="Times New Roman" w:hAnsi="Times New Roman" w:cs="Times New Roman"/>
-        </w:rPr>
-        <w:t>Media --&gt; Blob</w:t>
-      </w:r>
-    </w:p>
-    <w:p>
-      <w:pPr>
-        <w:rPr>
-          <w:rFonts w:ascii="Times New Roman" w:hAnsi="Times New Roman" w:cs="Times New Roman"/>
-        </w:rPr>
-      </w:pPr>
-    </w:p>
-    <w:p>
-      <w:pPr>
-        <w:rPr>
-          <w:rFonts w:ascii="Times New Roman" w:hAnsi="Times New Roman" w:cs="Times New Roman"/>
-        </w:rPr>
-      </w:pPr>
-      <w:r>
-        <w:rPr>
-          <w:rFonts w:ascii="Times New Roman" w:hAnsi="Times New Roman" w:cs="Times New Roman"/>
-        </w:rPr>
-        <w:t xml:space="preserve">Docs --&gt; </w:t>
-      </w:r>
-      <w:proofErr w:type="gramStart"/>
-      <w:r>
-        <w:rPr>
-          <w:rFonts w:ascii="Times New Roman" w:hAnsi="Times New Roman" w:cs="Times New Roman"/>
-        </w:rPr>
-        <w:t>Auth :</w:t>
-      </w:r>
-      <w:proofErr w:type="gramEnd"/>
-      <w:r>
-        <w:rPr>
-          <w:rFonts w:ascii="Times New Roman" w:hAnsi="Times New Roman" w:cs="Times New Roman"/>
-        </w:rPr>
-        <w:t xml:space="preserve"> aggregate Swagger</w:t>
-      </w:r>
-    </w:p>
-    <w:p>
-      <w:pPr>
-        <w:rPr>
-          <w:rFonts w:ascii="Times New Roman" w:hAnsi="Times New Roman" w:cs="Times New Roman"/>
-        </w:rPr>
-      </w:pPr>
-      <w:r>
-        <w:rPr>
-          <w:rFonts w:ascii="Times New Roman" w:hAnsi="Times New Roman" w:cs="Times New Roman"/>
-        </w:rPr>
-        <w:t xml:space="preserve">Docs --&gt; </w:t>
-      </w:r>
-      <w:proofErr w:type="gramStart"/>
-      <w:r>
-        <w:rPr>
-          <w:rFonts w:ascii="Times New Roman" w:hAnsi="Times New Roman" w:cs="Times New Roman"/>
-        </w:rPr>
-        <w:t>User :</w:t>
-      </w:r>
-      <w:proofErr w:type="gramEnd"/>
-      <w:r>
-        <w:rPr>
-          <w:rFonts w:ascii="Times New Roman" w:hAnsi="Times New Roman" w:cs="Times New Roman"/>
-        </w:rPr>
-        <w:t xml:space="preserve"> aggregate Swagger</w:t>
-      </w:r>
-    </w:p>
-    <w:p>
-      <w:pPr>
-        <w:rPr>
-          <w:rFonts w:ascii="Times New Roman" w:hAnsi="Times New Roman" w:cs="Times New Roman"/>
-        </w:rPr>
-      </w:pPr>
-      <w:r>
-        <w:rPr>
-          <w:rFonts w:ascii="Times New Roman" w:hAnsi="Times New Roman" w:cs="Times New Roman"/>
-        </w:rPr>
-        <w:t xml:space="preserve">Docs --&gt; </w:t>
-      </w:r>
-      <w:proofErr w:type="gramStart"/>
-      <w:r>
-        <w:rPr>
-          <w:rFonts w:ascii="Times New Roman" w:hAnsi="Times New Roman" w:cs="Times New Roman"/>
-        </w:rPr>
-        <w:t>Exam :</w:t>
-      </w:r>
-      <w:proofErr w:type="gramEnd"/>
-      <w:r>
-        <w:rPr>
-          <w:rFonts w:ascii="Times New Roman" w:hAnsi="Times New Roman" w:cs="Times New Roman"/>
-        </w:rPr>
-        <w:t xml:space="preserve"> aggregate Swagger</w:t>
-      </w:r>
-    </w:p>
-    <w:p>
-      <w:pPr>
-        <w:rPr>
-          <w:rFonts w:ascii="Times New Roman" w:hAnsi="Times New Roman" w:cs="Times New Roman"/>
-        </w:rPr>
-      </w:pPr>
-      <w:r>
-        <w:rPr>
-          <w:rFonts w:ascii="Times New Roman" w:hAnsi="Times New Roman" w:cs="Times New Roman"/>
-        </w:rPr>
-        <w:t xml:space="preserve">Docs --&gt; </w:t>
-      </w:r>
-      <w:proofErr w:type="gramStart"/>
-      <w:r>
-        <w:rPr>
-          <w:rFonts w:ascii="Times New Roman" w:hAnsi="Times New Roman" w:cs="Times New Roman"/>
-        </w:rPr>
-        <w:t>QB :</w:t>
-      </w:r>
-      <w:proofErr w:type="gramEnd"/>
-      <w:r>
-        <w:rPr>
-          <w:rFonts w:ascii="Times New Roman" w:hAnsi="Times New Roman" w:cs="Times New Roman"/>
-        </w:rPr>
-        <w:t xml:space="preserve"> aggregate Swagger</w:t>
-      </w:r>
-    </w:p>
-    <w:p>
-      <w:pPr>
-        <w:rPr>
-          <w:rFonts w:ascii="Times New Roman" w:hAnsi="Times New Roman" w:cs="Times New Roman"/>
-        </w:rPr>
-      </w:pPr>
-      <w:r>
-        <w:rPr>
-          <w:rFonts w:ascii="Times New Roman" w:hAnsi="Times New Roman" w:cs="Times New Roman"/>
-        </w:rPr>
-        <w:t xml:space="preserve">Docs --&gt; </w:t>
-      </w:r>
-      <w:proofErr w:type="gramStart"/>
-      <w:r>
-        <w:rPr>
-          <w:rFonts w:ascii="Times New Roman" w:hAnsi="Times New Roman" w:cs="Times New Roman"/>
-        </w:rPr>
-        <w:t>Course :</w:t>
-      </w:r>
-      <w:proofErr w:type="gramEnd"/>
-      <w:r>
-        <w:rPr>
-          <w:rFonts w:ascii="Times New Roman" w:hAnsi="Times New Roman" w:cs="Times New Roman"/>
-        </w:rPr>
-        <w:t xml:space="preserve"> aggregate Swagger</w:t>
-      </w:r>
-    </w:p>
-    <w:p>
-      <w:pPr>
-        <w:rPr>
-          <w:rFonts w:ascii="Times New Roman" w:hAnsi="Times New Roman" w:cs="Times New Roman"/>
-        </w:rPr>
-      </w:pPr>
-      <w:r>
-        <w:rPr>
-          <w:rFonts w:ascii="Times New Roman" w:hAnsi="Times New Roman" w:cs="Times New Roman"/>
-        </w:rPr>
-        <w:t xml:space="preserve">Docs --&gt; </w:t>
-      </w:r>
-      <w:proofErr w:type="gramStart"/>
-      <w:r>
-        <w:rPr>
-          <w:rFonts w:ascii="Times New Roman" w:hAnsi="Times New Roman" w:cs="Times New Roman"/>
-        </w:rPr>
-        <w:t>DP :</w:t>
-      </w:r>
-      <w:proofErr w:type="gramEnd"/>
-      <w:r>
-        <w:rPr>
-          <w:rFonts w:ascii="Times New Roman" w:hAnsi="Times New Roman" w:cs="Times New Roman"/>
-        </w:rPr>
-        <w:t xml:space="preserve"> aggregate Swagger</w:t>
-      </w:r>
-    </w:p>
-    <w:p>
-      <w:pPr>
-        <w:rPr>
-          <w:rFonts w:ascii="Times New Roman" w:hAnsi="Times New Roman" w:cs="Times New Roman"/>
-        </w:rPr>
-      </w:pPr>
-      <w:r>
-        <w:rPr>
-          <w:rFonts w:ascii="Times New Roman" w:hAnsi="Times New Roman" w:cs="Times New Roman"/>
-        </w:rPr>
-        <w:t xml:space="preserve">Docs --&gt; </w:t>
-      </w:r>
-      <w:proofErr w:type="gramStart"/>
-      <w:r>
-        <w:rPr>
-          <w:rFonts w:ascii="Times New Roman" w:hAnsi="Times New Roman" w:cs="Times New Roman"/>
-        </w:rPr>
-        <w:t>SRS :</w:t>
-      </w:r>
-      <w:proofErr w:type="gramEnd"/>
-      <w:r>
-        <w:rPr>
-          <w:rFonts w:ascii="Times New Roman" w:hAnsi="Times New Roman" w:cs="Times New Roman"/>
-        </w:rPr>
-        <w:t xml:space="preserve"> aggregate Swagger</w:t>
-      </w:r>
-    </w:p>
-    <w:p>
-      <w:pPr>
-        <w:rPr>
-          <w:rFonts w:ascii="Times New Roman" w:hAnsi="Times New Roman" w:cs="Times New Roman"/>
-        </w:rPr>
-      </w:pPr>
-      <w:r>
-        <w:rPr>
-          <w:rFonts w:ascii="Times New Roman" w:hAnsi="Times New Roman" w:cs="Times New Roman"/>
-        </w:rPr>
-        <w:t xml:space="preserve">Docs --&gt; </w:t>
-      </w:r>
-      <w:proofErr w:type="gramStart"/>
-      <w:r>
-        <w:rPr>
-          <w:rFonts w:ascii="Times New Roman" w:hAnsi="Times New Roman" w:cs="Times New Roman"/>
-        </w:rPr>
-        <w:t>Media :</w:t>
-      </w:r>
-      <w:proofErr w:type="gramEnd"/>
-      <w:r>
-        <w:rPr>
-          <w:rFonts w:ascii="Times New Roman" w:hAnsi="Times New Roman" w:cs="Times New Roman"/>
-        </w:rPr>
-        <w:t xml:space="preserve"> aggregate Swagger</w:t>
-      </w:r>
-    </w:p>
-    <w:p>
-      <w:pPr>
-        <w:rPr>
-          <w:rFonts w:ascii="Times New Roman" w:hAnsi="Times New Roman" w:cs="Times New Roman"/>
-        </w:rPr>
-      </w:pPr>
-    </w:p>
-    <w:p>
-      <w:pPr>
-        <w:rPr>
-          <w:rFonts w:ascii="Times New Roman" w:hAnsi="Times New Roman" w:cs="Times New Roman"/>
-        </w:rPr>
-      </w:pPr>
-      <w:r>
-        <w:rPr>
-          <w:rFonts w:ascii="Times New Roman" w:hAnsi="Times New Roman" w:cs="Times New Roman"/>
-        </w:rPr>
-        <w:t>Consul</w:t>
-      </w:r>
-      <w:proofErr w:type="gramStart"/>
-      <w:r>
-        <w:rPr>
-          <w:rFonts w:ascii="Times New Roman" w:hAnsi="Times New Roman" w:cs="Times New Roman"/>
-        </w:rPr>
-        <w:t xml:space="preserve"> ..</w:t>
-      </w:r>
-      <w:proofErr w:type="gramEnd"/>
-      <w:r>
-        <w:rPr>
-          <w:rFonts w:ascii="Times New Roman" w:hAnsi="Times New Roman" w:cs="Times New Roman"/>
-        </w:rPr>
-        <w:t xml:space="preserve">&gt; </w:t>
-      </w:r>
-      <w:proofErr w:type="gramStart"/>
-      <w:r>
-        <w:rPr>
-          <w:rFonts w:ascii="Times New Roman" w:hAnsi="Times New Roman" w:cs="Times New Roman"/>
-        </w:rPr>
-        <w:t>Auth :</w:t>
-      </w:r>
-      <w:proofErr w:type="gramEnd"/>
-      <w:r>
-        <w:rPr>
-          <w:rFonts w:ascii="Times New Roman" w:hAnsi="Times New Roman" w:cs="Times New Roman"/>
-        </w:rPr>
-        <w:t xml:space="preserve"> config</w:t>
-      </w:r>
-    </w:p>
-    <w:p>
-      <w:pPr>
-        <w:rPr>
-          <w:rFonts w:ascii="Times New Roman" w:hAnsi="Times New Roman" w:cs="Times New Roman"/>
-        </w:rPr>
-      </w:pPr>
-      <w:r>
-        <w:rPr>
-          <w:rFonts w:ascii="Times New Roman" w:hAnsi="Times New Roman" w:cs="Times New Roman"/>
-        </w:rPr>
-        <w:t>Consul</w:t>
-      </w:r>
-      <w:proofErr w:type="gramStart"/>
-      <w:r>
-        <w:rPr>
-          <w:rFonts w:ascii="Times New Roman" w:hAnsi="Times New Roman" w:cs="Times New Roman"/>
-        </w:rPr>
-        <w:t xml:space="preserve"> ..</w:t>
-      </w:r>
-      <w:proofErr w:type="gramEnd"/>
-      <w:r>
-        <w:rPr>
-          <w:rFonts w:ascii="Times New Roman" w:hAnsi="Times New Roman" w:cs="Times New Roman"/>
-        </w:rPr>
-        <w:t xml:space="preserve">&gt; </w:t>
-      </w:r>
-      <w:proofErr w:type="gramStart"/>
-      <w:r>
-        <w:rPr>
-          <w:rFonts w:ascii="Times New Roman" w:hAnsi="Times New Roman" w:cs="Times New Roman"/>
-        </w:rPr>
-        <w:t>User :</w:t>
-      </w:r>
-      <w:proofErr w:type="gramEnd"/>
-      <w:r>
-        <w:rPr>
-          <w:rFonts w:ascii="Times New Roman" w:hAnsi="Times New Roman" w:cs="Times New Roman"/>
-        </w:rPr>
-        <w:t xml:space="preserve"> config</w:t>
-      </w:r>
-    </w:p>
-    <w:p>
-      <w:pPr>
-        <w:rPr>
-          <w:rFonts w:ascii="Times New Roman" w:hAnsi="Times New Roman" w:cs="Times New Roman"/>
-        </w:rPr>
-      </w:pPr>
-      <w:r>
-        <w:rPr>
-          <w:rFonts w:ascii="Times New Roman" w:hAnsi="Times New Roman" w:cs="Times New Roman"/>
-        </w:rPr>
-        <w:lastRenderedPageBreak/>
-        <w:t>Consul</w:t>
-      </w:r>
-      <w:proofErr w:type="gramStart"/>
-      <w:r>
-        <w:rPr>
-          <w:rFonts w:ascii="Times New Roman" w:hAnsi="Times New Roman" w:cs="Times New Roman"/>
-        </w:rPr>
-        <w:t xml:space="preserve"> ..</w:t>
-      </w:r>
-      <w:proofErr w:type="gramEnd"/>
-      <w:r>
-        <w:rPr>
-          <w:rFonts w:ascii="Times New Roman" w:hAnsi="Times New Roman" w:cs="Times New Roman"/>
-        </w:rPr>
-        <w:t xml:space="preserve">&gt; </w:t>
-      </w:r>
-      <w:proofErr w:type="gramStart"/>
-      <w:r>
-        <w:rPr>
-          <w:rFonts w:ascii="Times New Roman" w:hAnsi="Times New Roman" w:cs="Times New Roman"/>
-        </w:rPr>
-        <w:t>Exam :</w:t>
-      </w:r>
-      <w:proofErr w:type="gramEnd"/>
-      <w:r>
-        <w:rPr>
-          <w:rFonts w:ascii="Times New Roman" w:hAnsi="Times New Roman" w:cs="Times New Roman"/>
-        </w:rPr>
-        <w:t xml:space="preserve"> config</w:t>
-      </w:r>
-    </w:p>
-    <w:p>
-      <w:pPr>
-        <w:rPr>
-          <w:rFonts w:ascii="Times New Roman" w:hAnsi="Times New Roman" w:cs="Times New Roman"/>
-        </w:rPr>
-      </w:pPr>
-      <w:r>
-        <w:rPr>
-          <w:rFonts w:ascii="Times New Roman" w:hAnsi="Times New Roman" w:cs="Times New Roman"/>
-        </w:rPr>
-        <w:t>Consul</w:t>
-      </w:r>
-      <w:proofErr w:type="gramStart"/>
-      <w:r>
-        <w:rPr>
-          <w:rFonts w:ascii="Times New Roman" w:hAnsi="Times New Roman" w:cs="Times New Roman"/>
-        </w:rPr>
-        <w:t xml:space="preserve"> ..</w:t>
-      </w:r>
-      <w:proofErr w:type="gramEnd"/>
-      <w:r>
-        <w:rPr>
-          <w:rFonts w:ascii="Times New Roman" w:hAnsi="Times New Roman" w:cs="Times New Roman"/>
-        </w:rPr>
-        <w:t xml:space="preserve">&gt; </w:t>
-      </w:r>
-      <w:proofErr w:type="gramStart"/>
-      <w:r>
-        <w:rPr>
-          <w:rFonts w:ascii="Times New Roman" w:hAnsi="Times New Roman" w:cs="Times New Roman"/>
-        </w:rPr>
-        <w:t>QB :</w:t>
-      </w:r>
-      <w:proofErr w:type="gramEnd"/>
-      <w:r>
-        <w:rPr>
-          <w:rFonts w:ascii="Times New Roman" w:hAnsi="Times New Roman" w:cs="Times New Roman"/>
-        </w:rPr>
-        <w:t xml:space="preserve"> config</w:t>
-      </w:r>
-    </w:p>
-    <w:p>
-      <w:pPr>
-        <w:rPr>
-          <w:rFonts w:ascii="Times New Roman" w:hAnsi="Times New Roman" w:cs="Times New Roman"/>
-        </w:rPr>
-      </w:pPr>
-      <w:r>
-        <w:rPr>
-          <w:rFonts w:ascii="Times New Roman" w:hAnsi="Times New Roman" w:cs="Times New Roman"/>
-        </w:rPr>
-        <w:t>Consul</w:t>
-      </w:r>
-      <w:proofErr w:type="gramStart"/>
-      <w:r>
-        <w:rPr>
-          <w:rFonts w:ascii="Times New Roman" w:hAnsi="Times New Roman" w:cs="Times New Roman"/>
-        </w:rPr>
-        <w:t xml:space="preserve"> ..</w:t>
-      </w:r>
-      <w:proofErr w:type="gramEnd"/>
-      <w:r>
-        <w:rPr>
-          <w:rFonts w:ascii="Times New Roman" w:hAnsi="Times New Roman" w:cs="Times New Roman"/>
-        </w:rPr>
-        <w:t xml:space="preserve">&gt; </w:t>
-      </w:r>
-      <w:proofErr w:type="gramStart"/>
-      <w:r>
-        <w:rPr>
-          <w:rFonts w:ascii="Times New Roman" w:hAnsi="Times New Roman" w:cs="Times New Roman"/>
-        </w:rPr>
-        <w:t>Course :</w:t>
-      </w:r>
-      <w:proofErr w:type="gramEnd"/>
-      <w:r>
-        <w:rPr>
-          <w:rFonts w:ascii="Times New Roman" w:hAnsi="Times New Roman" w:cs="Times New Roman"/>
-        </w:rPr>
-        <w:t xml:space="preserve"> config</w:t>
-      </w:r>
-    </w:p>
-    <w:p>
-      <w:pPr>
-        <w:rPr>
-          <w:rFonts w:ascii="Times New Roman" w:hAnsi="Times New Roman" w:cs="Times New Roman"/>
-        </w:rPr>
-      </w:pPr>
-      <w:r>
-        <w:rPr>
-          <w:rFonts w:ascii="Times New Roman" w:hAnsi="Times New Roman" w:cs="Times New Roman"/>
-        </w:rPr>
-        <w:t>Consul</w:t>
-      </w:r>
-      <w:proofErr w:type="gramStart"/>
-      <w:r>
-        <w:rPr>
-          <w:rFonts w:ascii="Times New Roman" w:hAnsi="Times New Roman" w:cs="Times New Roman"/>
-        </w:rPr>
-        <w:t xml:space="preserve"> ..</w:t>
-      </w:r>
-      <w:proofErr w:type="gramEnd"/>
-      <w:r>
-        <w:rPr>
-          <w:rFonts w:ascii="Times New Roman" w:hAnsi="Times New Roman" w:cs="Times New Roman"/>
-        </w:rPr>
-        <w:t xml:space="preserve">&gt; </w:t>
-      </w:r>
-      <w:proofErr w:type="gramStart"/>
-      <w:r>
-        <w:rPr>
-          <w:rFonts w:ascii="Times New Roman" w:hAnsi="Times New Roman" w:cs="Times New Roman"/>
-        </w:rPr>
-        <w:t>DP :</w:t>
-      </w:r>
-      <w:proofErr w:type="gramEnd"/>
-      <w:r>
-        <w:rPr>
-          <w:rFonts w:ascii="Times New Roman" w:hAnsi="Times New Roman" w:cs="Times New Roman"/>
-        </w:rPr>
-        <w:t xml:space="preserve"> config</w:t>
-      </w:r>
-    </w:p>
-    <w:p>
-      <w:pPr>
-        <w:rPr>
-          <w:rFonts w:ascii="Times New Roman" w:hAnsi="Times New Roman" w:cs="Times New Roman"/>
-        </w:rPr>
-      </w:pPr>
-      <w:r>
-        <w:rPr>
-          <w:rFonts w:ascii="Times New Roman" w:hAnsi="Times New Roman" w:cs="Times New Roman"/>
-        </w:rPr>
-        <w:t>Consul</w:t>
-      </w:r>
-      <w:proofErr w:type="gramStart"/>
-      <w:r>
-        <w:rPr>
-          <w:rFonts w:ascii="Times New Roman" w:hAnsi="Times New Roman" w:cs="Times New Roman"/>
-        </w:rPr>
-        <w:t xml:space="preserve"> ..</w:t>
-      </w:r>
-      <w:proofErr w:type="gramEnd"/>
-      <w:r>
-        <w:rPr>
-          <w:rFonts w:ascii="Times New Roman" w:hAnsi="Times New Roman" w:cs="Times New Roman"/>
-        </w:rPr>
-        <w:t xml:space="preserve">&gt; </w:t>
-      </w:r>
-      <w:proofErr w:type="gramStart"/>
-      <w:r>
-        <w:rPr>
-          <w:rFonts w:ascii="Times New Roman" w:hAnsi="Times New Roman" w:cs="Times New Roman"/>
-        </w:rPr>
-        <w:t>SRS :</w:t>
-      </w:r>
-      <w:proofErr w:type="gramEnd"/>
-      <w:r>
-        <w:rPr>
-          <w:rFonts w:ascii="Times New Roman" w:hAnsi="Times New Roman" w:cs="Times New Roman"/>
-        </w:rPr>
-        <w:t xml:space="preserve"> config</w:t>
-      </w:r>
-    </w:p>
-    <w:p>
-      <w:pPr>
-        <w:rPr>
-          <w:rFonts w:ascii="Times New Roman" w:hAnsi="Times New Roman" w:cs="Times New Roman"/>
-        </w:rPr>
-      </w:pPr>
-      <w:r>
-        <w:rPr>
-          <w:rFonts w:ascii="Times New Roman" w:hAnsi="Times New Roman" w:cs="Times New Roman"/>
-        </w:rPr>
-        <w:t>Consul</w:t>
-      </w:r>
-      <w:proofErr w:type="gramStart"/>
-      <w:r>
-        <w:rPr>
-          <w:rFonts w:ascii="Times New Roman" w:hAnsi="Times New Roman" w:cs="Times New Roman"/>
-        </w:rPr>
-        <w:t xml:space="preserve"> ..</w:t>
-      </w:r>
-      <w:proofErr w:type="gramEnd"/>
-      <w:r>
-        <w:rPr>
-          <w:rFonts w:ascii="Times New Roman" w:hAnsi="Times New Roman" w:cs="Times New Roman"/>
-        </w:rPr>
-        <w:t xml:space="preserve">&gt; </w:t>
-      </w:r>
-      <w:proofErr w:type="gramStart"/>
-      <w:r>
-        <w:rPr>
-          <w:rFonts w:ascii="Times New Roman" w:hAnsi="Times New Roman" w:cs="Times New Roman"/>
-        </w:rPr>
-        <w:t>Notif :</w:t>
-      </w:r>
-      <w:proofErr w:type="gramEnd"/>
-      <w:r>
-        <w:rPr>
-          <w:rFonts w:ascii="Times New Roman" w:hAnsi="Times New Roman" w:cs="Times New Roman"/>
-        </w:rPr>
-        <w:t xml:space="preserve"> config</w:t>
-      </w:r>
-    </w:p>
-    <w:p>
-      <w:pPr>
-        <w:rPr>
-          <w:rFonts w:ascii="Times New Roman" w:hAnsi="Times New Roman" w:cs="Times New Roman"/>
-        </w:rPr>
-      </w:pPr>
-      <w:proofErr w:type="gramStart"/>
-      <w:r>
-        <w:rPr>
-          <w:rFonts w:ascii="Times New Roman" w:hAnsi="Times New Roman" w:cs="Times New Roman"/>
-        </w:rPr>
-        <w:t>Consul ..</w:t>
-      </w:r>
-      <w:proofErr w:type="gramEnd"/>
-      <w:r>
-        <w:rPr>
-          <w:rFonts w:ascii="Times New Roman" w:hAnsi="Times New Roman" w:cs="Times New Roman"/>
-        </w:rPr>
-        <w:t xml:space="preserve">&gt; </w:t>
-      </w:r>
-      <w:proofErr w:type="gramStart"/>
-      <w:r>
-        <w:rPr>
-          <w:rFonts w:ascii="Times New Roman" w:hAnsi="Times New Roman" w:cs="Times New Roman"/>
-        </w:rPr>
-        <w:t>Media :</w:t>
-      </w:r>
-      <w:proofErr w:type="gramEnd"/>
-      <w:r>
-        <w:rPr>
-          <w:rFonts w:ascii="Times New Roman" w:hAnsi="Times New Roman" w:cs="Times New Roman"/>
-        </w:rPr>
-        <w:t xml:space="preserve"> config</w:t>
-      </w:r>
-    </w:p>
-    <w:p>
-      <w:pPr>
-        <w:rPr>
-          <w:rFonts w:ascii="Times New Roman" w:hAnsi="Times New Roman" w:cs="Times New Roman"/>
-        </w:rPr>
-      </w:pPr>
-      <w:r>
-        <w:rPr>
-          <w:rFonts w:ascii="Times New Roman" w:hAnsi="Times New Roman" w:cs="Times New Roman"/>
-        </w:rPr>
-        <w:t>Consul</w:t>
-      </w:r>
-      <w:proofErr w:type="gramStart"/>
-      <w:r>
-        <w:rPr>
-          <w:rFonts w:ascii="Times New Roman" w:hAnsi="Times New Roman" w:cs="Times New Roman"/>
-        </w:rPr>
-        <w:t xml:space="preserve"> ..</w:t>
-      </w:r>
-      <w:proofErr w:type="gramEnd"/>
-      <w:r>
-        <w:rPr>
-          <w:rFonts w:ascii="Times New Roman" w:hAnsi="Times New Roman" w:cs="Times New Roman"/>
-        </w:rPr>
-        <w:t xml:space="preserve">&gt; </w:t>
-      </w:r>
-      <w:proofErr w:type="gramStart"/>
-      <w:r>
-        <w:rPr>
-          <w:rFonts w:ascii="Times New Roman" w:hAnsi="Times New Roman" w:cs="Times New Roman"/>
-        </w:rPr>
-        <w:t>Docs :</w:t>
-      </w:r>
-      <w:proofErr w:type="gramEnd"/>
-      <w:r>
-        <w:rPr>
-          <w:rFonts w:ascii="Times New Roman" w:hAnsi="Times New Roman" w:cs="Times New Roman"/>
-        </w:rPr>
-        <w:t xml:space="preserve"> config</w:t>
-      </w:r>
-    </w:p>
-    <w:p>
-      <w:pPr>
-        <w:rPr>
-          <w:rFonts w:ascii="Times New Roman" w:hAnsi="Times New Roman" w:cs="Times New Roman"/>
-        </w:rPr>
-      </w:pPr>
-    </w:p>
-    <w:p>
-      <w:pPr>
-        <w:rPr>
-          <w:rFonts w:ascii="Times New Roman" w:hAnsi="Times New Roman" w:cs="Times New Roman"/>
-        </w:rPr>
-      </w:pPr>
-      <w:r>
-        <w:rPr>
-          <w:rFonts w:ascii="Times New Roman" w:hAnsi="Times New Roman" w:cs="Times New Roman"/>
-        </w:rPr>
-        <w:t>Auth</w:t>
-      </w:r>
-      <w:proofErr w:type="gramStart"/>
-      <w:r>
-        <w:rPr>
-          <w:rFonts w:ascii="Times New Roman" w:hAnsi="Times New Roman" w:cs="Times New Roman"/>
-        </w:rPr>
-        <w:t xml:space="preserve"> ..</w:t>
-      </w:r>
-      <w:proofErr w:type="gramEnd"/>
-      <w:r>
-        <w:rPr>
-          <w:rFonts w:ascii="Times New Roman" w:hAnsi="Times New Roman" w:cs="Times New Roman"/>
-        </w:rPr>
-        <w:t xml:space="preserve">&gt; </w:t>
-      </w:r>
-      <w:proofErr w:type="gramStart"/>
-      <w:r>
-        <w:rPr>
-          <w:rFonts w:ascii="Times New Roman" w:hAnsi="Times New Roman" w:cs="Times New Roman"/>
-        </w:rPr>
-        <w:t>ELK :</w:t>
-      </w:r>
-      <w:proofErr w:type="gramEnd"/>
-      <w:r>
-        <w:rPr>
-          <w:rFonts w:ascii="Times New Roman" w:hAnsi="Times New Roman" w:cs="Times New Roman"/>
-        </w:rPr>
-        <w:t xml:space="preserve"> logs</w:t>
-      </w:r>
-    </w:p>
-    <w:p>
-      <w:pPr>
-        <w:rPr>
-          <w:rFonts w:ascii="Times New Roman" w:hAnsi="Times New Roman" w:cs="Times New Roman"/>
-        </w:rPr>
-      </w:pPr>
-      <w:r>
-        <w:rPr>
-          <w:rFonts w:ascii="Times New Roman" w:hAnsi="Times New Roman" w:cs="Times New Roman"/>
-        </w:rPr>
-        <w:t>User</w:t>
-      </w:r>
-      <w:proofErr w:type="gramStart"/>
-      <w:r>
-        <w:rPr>
-          <w:rFonts w:ascii="Times New Roman" w:hAnsi="Times New Roman" w:cs="Times New Roman"/>
-        </w:rPr>
-        <w:t xml:space="preserve"> ..</w:t>
-      </w:r>
-      <w:proofErr w:type="gramEnd"/>
-      <w:r>
-        <w:rPr>
-          <w:rFonts w:ascii="Times New Roman" w:hAnsi="Times New Roman" w:cs="Times New Roman"/>
-        </w:rPr>
-        <w:t xml:space="preserve">&gt; </w:t>
-      </w:r>
-      <w:proofErr w:type="gramStart"/>
-      <w:r>
-        <w:rPr>
-          <w:rFonts w:ascii="Times New Roman" w:hAnsi="Times New Roman" w:cs="Times New Roman"/>
-        </w:rPr>
-        <w:t>ELK :</w:t>
-      </w:r>
-      <w:proofErr w:type="gramEnd"/>
-      <w:r>
-        <w:rPr>
-          <w:rFonts w:ascii="Times New Roman" w:hAnsi="Times New Roman" w:cs="Times New Roman"/>
-        </w:rPr>
-        <w:t xml:space="preserve"> logs</w:t>
-      </w:r>
-    </w:p>
-    <w:p>
-      <w:pPr>
-        <w:rPr>
-          <w:rFonts w:ascii="Times New Roman" w:hAnsi="Times New Roman" w:cs="Times New Roman"/>
-        </w:rPr>
-      </w:pPr>
-      <w:r>
-        <w:rPr>
-          <w:rFonts w:ascii="Times New Roman" w:hAnsi="Times New Roman" w:cs="Times New Roman"/>
-        </w:rPr>
-        <w:t>Exam</w:t>
-      </w:r>
-      <w:proofErr w:type="gramStart"/>
-      <w:r>
-        <w:rPr>
-          <w:rFonts w:ascii="Times New Roman" w:hAnsi="Times New Roman" w:cs="Times New Roman"/>
-        </w:rPr>
-        <w:t xml:space="preserve"> ..</w:t>
-      </w:r>
-      <w:proofErr w:type="gramEnd"/>
-      <w:r>
-        <w:rPr>
-          <w:rFonts w:ascii="Times New Roman" w:hAnsi="Times New Roman" w:cs="Times New Roman"/>
-        </w:rPr>
-        <w:t xml:space="preserve">&gt; </w:t>
-      </w:r>
-      <w:proofErr w:type="gramStart"/>
-      <w:r>
-        <w:rPr>
-          <w:rFonts w:ascii="Times New Roman" w:hAnsi="Times New Roman" w:cs="Times New Roman"/>
-        </w:rPr>
-        <w:t>ELK :</w:t>
-      </w:r>
-      <w:proofErr w:type="gramEnd"/>
-      <w:r>
-        <w:rPr>
-          <w:rFonts w:ascii="Times New Roman" w:hAnsi="Times New Roman" w:cs="Times New Roman"/>
-        </w:rPr>
-        <w:t xml:space="preserve"> logs</w:t>
-      </w:r>
-    </w:p>
-    <w:p>
-      <w:pPr>
-        <w:rPr>
-          <w:rFonts w:ascii="Times New Roman" w:hAnsi="Times New Roman" w:cs="Times New Roman"/>
-        </w:rPr>
-      </w:pPr>
-      <w:r>
-        <w:rPr>
-          <w:rFonts w:ascii="Times New Roman" w:hAnsi="Times New Roman" w:cs="Times New Roman"/>
-        </w:rPr>
-        <w:t>QB</w:t>
-      </w:r>
-      <w:proofErr w:type="gramStart"/>
-      <w:r>
-        <w:rPr>
-          <w:rFonts w:ascii="Times New Roman" w:hAnsi="Times New Roman" w:cs="Times New Roman"/>
-        </w:rPr>
-        <w:t xml:space="preserve"> ..</w:t>
-      </w:r>
-      <w:proofErr w:type="gramEnd"/>
-      <w:r>
-        <w:rPr>
-          <w:rFonts w:ascii="Times New Roman" w:hAnsi="Times New Roman" w:cs="Times New Roman"/>
-        </w:rPr>
-        <w:t xml:space="preserve">&gt; </w:t>
-      </w:r>
-      <w:proofErr w:type="gramStart"/>
-      <w:r>
-        <w:rPr>
-          <w:rFonts w:ascii="Times New Roman" w:hAnsi="Times New Roman" w:cs="Times New Roman"/>
-        </w:rPr>
-        <w:t>ELK :</w:t>
-      </w:r>
-      <w:proofErr w:type="gramEnd"/>
-      <w:r>
-        <w:rPr>
-          <w:rFonts w:ascii="Times New Roman" w:hAnsi="Times New Roman" w:cs="Times New Roman"/>
-        </w:rPr>
-        <w:t xml:space="preserve"> logs</w:t>
-      </w:r>
-    </w:p>
-    <w:p>
-      <w:pPr>
-        <w:rPr>
-          <w:rFonts w:ascii="Times New Roman" w:hAnsi="Times New Roman" w:cs="Times New Roman"/>
-        </w:rPr>
-      </w:pPr>
-      <w:r>
-        <w:rPr>
-          <w:rFonts w:ascii="Times New Roman" w:hAnsi="Times New Roman" w:cs="Times New Roman"/>
-        </w:rPr>
-        <w:t>Course</w:t>
-      </w:r>
-      <w:proofErr w:type="gramStart"/>
-      <w:r>
-        <w:rPr>
-          <w:rFonts w:ascii="Times New Roman" w:hAnsi="Times New Roman" w:cs="Times New Roman"/>
-        </w:rPr>
-        <w:t xml:space="preserve"> ..</w:t>
-      </w:r>
-      <w:proofErr w:type="gramEnd"/>
-      <w:r>
-        <w:rPr>
-          <w:rFonts w:ascii="Times New Roman" w:hAnsi="Times New Roman" w:cs="Times New Roman"/>
-        </w:rPr>
-        <w:t xml:space="preserve">&gt; </w:t>
-      </w:r>
-      <w:proofErr w:type="gramStart"/>
-      <w:r>
-        <w:rPr>
-          <w:rFonts w:ascii="Times New Roman" w:hAnsi="Times New Roman" w:cs="Times New Roman"/>
-        </w:rPr>
-        <w:t>ELK :</w:t>
-      </w:r>
-      <w:proofErr w:type="gramEnd"/>
-      <w:r>
-        <w:rPr>
-          <w:rFonts w:ascii="Times New Roman" w:hAnsi="Times New Roman" w:cs="Times New Roman"/>
-        </w:rPr>
-        <w:t xml:space="preserve"> </w:t>
-      </w:r>
-      <w:proofErr w:type="gramStart"/>
-      <w:r>
-        <w:rPr>
-          <w:rFonts w:ascii="Times New Roman" w:hAnsi="Times New Roman" w:cs="Times New Roman"/>
-        </w:rPr>
-        <w:t>logs</w:t>
-      </w:r>
-      <w:proofErr w:type="gramEnd"/>
-    </w:p>
-    <w:p>
-      <w:pPr>
-        <w:rPr>
-          <w:rFonts w:ascii="Times New Roman" w:hAnsi="Times New Roman" w:cs="Times New Roman"/>
-        </w:rPr>
-      </w:pPr>
-      <w:r>
-        <w:rPr>
-          <w:rFonts w:ascii="Times New Roman" w:hAnsi="Times New Roman" w:cs="Times New Roman"/>
-        </w:rPr>
-        <w:t>DP</w:t>
-      </w:r>
-      <w:proofErr w:type="gramStart"/>
-      <w:r>
-        <w:rPr>
-          <w:rFonts w:ascii="Times New Roman" w:hAnsi="Times New Roman" w:cs="Times New Roman"/>
-        </w:rPr>
-        <w:t xml:space="preserve"> ..</w:t>
-      </w:r>
-      <w:proofErr w:type="gramEnd"/>
-      <w:r>
-        <w:rPr>
-          <w:rFonts w:ascii="Times New Roman" w:hAnsi="Times New Roman" w:cs="Times New Roman"/>
-        </w:rPr>
-        <w:t xml:space="preserve">&gt; </w:t>
-      </w:r>
-      <w:proofErr w:type="gramStart"/>
-      <w:r>
-        <w:rPr>
-          <w:rFonts w:ascii="Times New Roman" w:hAnsi="Times New Roman" w:cs="Times New Roman"/>
-        </w:rPr>
-        <w:t>ELK :</w:t>
-      </w:r>
-      <w:proofErr w:type="gramEnd"/>
-      <w:r>
-        <w:rPr>
-          <w:rFonts w:ascii="Times New Roman" w:hAnsi="Times New Roman" w:cs="Times New Roman"/>
-        </w:rPr>
-        <w:t xml:space="preserve"> logs</w:t>
-      </w:r>
-    </w:p>
-    <w:p>
-      <w:pPr>
-        <w:rPr>
-          <w:rFonts w:ascii="Times New Roman" w:hAnsi="Times New Roman" w:cs="Times New Roman"/>
-        </w:rPr>
-      </w:pPr>
-      <w:r>
-        <w:rPr>
-          <w:rFonts w:ascii="Times New Roman" w:hAnsi="Times New Roman" w:cs="Times New Roman"/>
-        </w:rPr>
-        <w:t>SRS</w:t>
-      </w:r>
-      <w:proofErr w:type="gramStart"/>
-      <w:r>
-        <w:rPr>
-          <w:rFonts w:ascii="Times New Roman" w:hAnsi="Times New Roman" w:cs="Times New Roman"/>
-        </w:rPr>
-        <w:t xml:space="preserve"> ..</w:t>
-      </w:r>
-      <w:proofErr w:type="gramEnd"/>
-      <w:r>
-        <w:rPr>
-          <w:rFonts w:ascii="Times New Roman" w:hAnsi="Times New Roman" w:cs="Times New Roman"/>
-        </w:rPr>
-        <w:t xml:space="preserve">&gt; </w:t>
-      </w:r>
-      <w:proofErr w:type="gramStart"/>
-      <w:r>
-        <w:rPr>
-          <w:rFonts w:ascii="Times New Roman" w:hAnsi="Times New Roman" w:cs="Times New Roman"/>
-        </w:rPr>
-        <w:t>ELK :</w:t>
-      </w:r>
-      <w:proofErr w:type="gramEnd"/>
-      <w:r>
-        <w:rPr>
-          <w:rFonts w:ascii="Times New Roman" w:hAnsi="Times New Roman" w:cs="Times New Roman"/>
-        </w:rPr>
-        <w:t xml:space="preserve"> logs</w:t>
-      </w:r>
-    </w:p>
-    <w:p>
-      <w:pPr>
-        <w:rPr>
-          <w:rFonts w:ascii="Times New Roman" w:hAnsi="Times New Roman" w:cs="Times New Roman"/>
-        </w:rPr>
-      </w:pPr>
-      <w:r>
-        <w:rPr>
-          <w:rFonts w:ascii="Times New Roman" w:hAnsi="Times New Roman" w:cs="Times New Roman"/>
-        </w:rPr>
-        <w:t>Notif</w:t>
-      </w:r>
-      <w:proofErr w:type="gramStart"/>
-      <w:r>
-        <w:rPr>
-          <w:rFonts w:ascii="Times New Roman" w:hAnsi="Times New Roman" w:cs="Times New Roman"/>
-        </w:rPr>
-        <w:t xml:space="preserve"> ..</w:t>
-      </w:r>
-      <w:proofErr w:type="gramEnd"/>
-      <w:r>
-        <w:rPr>
-          <w:rFonts w:ascii="Times New Roman" w:hAnsi="Times New Roman" w:cs="Times New Roman"/>
-        </w:rPr>
-        <w:t xml:space="preserve">&gt; </w:t>
-      </w:r>
-      <w:proofErr w:type="gramStart"/>
-      <w:r>
-        <w:rPr>
-          <w:rFonts w:ascii="Times New Roman" w:hAnsi="Times New Roman" w:cs="Times New Roman"/>
-        </w:rPr>
-        <w:t>ELK :</w:t>
-      </w:r>
-      <w:proofErr w:type="gramEnd"/>
-      <w:r>
-        <w:rPr>
-          <w:rFonts w:ascii="Times New Roman" w:hAnsi="Times New Roman" w:cs="Times New Roman"/>
-        </w:rPr>
-        <w:t xml:space="preserve"> logs</w:t>
-      </w:r>
-    </w:p>
-    <w:p>
-      <w:pPr>
-        <w:rPr>
-          <w:rFonts w:ascii="Times New Roman" w:hAnsi="Times New Roman" w:cs="Times New Roman"/>
-        </w:rPr>
-      </w:pPr>
-      <w:r>
-        <w:rPr>
-          <w:rFonts w:ascii="Times New Roman" w:hAnsi="Times New Roman" w:cs="Times New Roman"/>
-        </w:rPr>
-        <w:t>Media</w:t>
-      </w:r>
-      <w:proofErr w:type="gramStart"/>
-      <w:r>
-        <w:rPr>
-          <w:rFonts w:ascii="Times New Roman" w:hAnsi="Times New Roman" w:cs="Times New Roman"/>
-        </w:rPr>
-        <w:t xml:space="preserve"> ..</w:t>
-      </w:r>
-      <w:proofErr w:type="gramEnd"/>
-      <w:r>
-        <w:rPr>
-          <w:rFonts w:ascii="Times New Roman" w:hAnsi="Times New Roman" w:cs="Times New Roman"/>
-        </w:rPr>
-        <w:t xml:space="preserve">&gt; </w:t>
-      </w:r>
-      <w:proofErr w:type="gramStart"/>
-      <w:r>
-        <w:rPr>
-          <w:rFonts w:ascii="Times New Roman" w:hAnsi="Times New Roman" w:cs="Times New Roman"/>
-        </w:rPr>
-        <w:t>ELK :</w:t>
-      </w:r>
-      <w:proofErr w:type="gramEnd"/>
-      <w:r>
-        <w:rPr>
-          <w:rFonts w:ascii="Times New Roman" w:hAnsi="Times New Roman" w:cs="Times New Roman"/>
-        </w:rPr>
-        <w:t xml:space="preserve"> logs</w:t>
-      </w:r>
-    </w:p>
-    <w:p>
-      <w:pPr>
-        <w:rPr>
-          <w:rFonts w:ascii="Times New Roman" w:hAnsi="Times New Roman" w:cs="Times New Roman"/>
-        </w:rPr>
-      </w:pPr>
-      <w:r>
-        <w:rPr>
-          <w:rFonts w:ascii="Times New Roman" w:hAnsi="Times New Roman" w:cs="Times New Roman"/>
-        </w:rPr>
-        <w:t>Docs</w:t>
-      </w:r>
-      <w:proofErr w:type="gramStart"/>
-      <w:r>
-        <w:rPr>
-          <w:rFonts w:ascii="Times New Roman" w:hAnsi="Times New Roman" w:cs="Times New Roman"/>
-        </w:rPr>
-        <w:t xml:space="preserve"> ..</w:t>
-      </w:r>
-      <w:proofErr w:type="gramEnd"/>
-      <w:r>
-        <w:rPr>
-          <w:rFonts w:ascii="Times New Roman" w:hAnsi="Times New Roman" w:cs="Times New Roman"/>
-        </w:rPr>
-        <w:t xml:space="preserve">&gt; </w:t>
-      </w:r>
-      <w:proofErr w:type="gramStart"/>
-      <w:r>
-        <w:rPr>
-          <w:rFonts w:ascii="Times New Roman" w:hAnsi="Times New Roman" w:cs="Times New Roman"/>
-        </w:rPr>
-        <w:t>ELK :</w:t>
-      </w:r>
-      <w:proofErr w:type="gramEnd"/>
-      <w:r>
-        <w:rPr>
-          <w:rFonts w:ascii="Times New Roman" w:hAnsi="Times New Roman" w:cs="Times New Roman"/>
-        </w:rPr>
-        <w:t xml:space="preserve"> logs</w:t>
+        <w:t>endlegend</w:t>
       </w:r>
     </w:p>
     <w:p>
@@ -30443,12 +28028,18 @@
           <w:rFonts w:ascii="Times New Roman" w:hAnsi="Times New Roman" w:cs="Times New Roman"/>
         </w:rPr>
       </w:pPr>
+    </w:p>
+    <w:p>
+      <w:pPr>
+        <w:rPr>
+          <w:rFonts w:ascii="Times New Roman" w:hAnsi="Times New Roman" w:cs="Times New Roman"/>
+        </w:rPr>
+      </w:pPr>
       <w:r>
         <w:rPr>
           <w:rFonts w:ascii="Times New Roman" w:hAnsi="Times New Roman" w:cs="Times New Roman"/>
           <w:noProof/>
         </w:rPr>
-        <w:lastRenderedPageBreak/>
         <w:drawing>
           <wp:inline distT="0" distB="0" distL="0" distR="0" wp14:anchorId="512A51E7" wp14:editId="7E678845">
             <wp:extent cx="5943600" cy="7425690"/>
@@ -30503,6 +28094,7 @@
         <w:rPr>
           <w:rFonts w:ascii="Times New Roman" w:hAnsi="Times New Roman" w:cs="Times New Roman"/>
         </w:rPr>
+        <w:lastRenderedPageBreak/>
         <w:t>3.2 Implementation View</w:t>
       </w:r>
     </w:p>
@@ -30523,433 +28115,610 @@
         <w:rPr>
           <w:rFonts w:ascii="Times New Roman" w:hAnsi="Times New Roman" w:cs="Times New Roman"/>
         </w:rPr>
+        <w:t>The Implementation View outlines how services are organized as code artifacts and how they communicate at the implementation level. Each NestJS microservice is an independent TypeScript application in a Turborepo monorepo, deployed as a Docker container. Authentication and authorization are handled by Keycloak guards injected at the module level — no individual service implements its own auth logic. All services share the @repo/common library for DDD base classes, Consul config loading, HTTP response/error helpers, and centralized Winston logging. Prisma v7 generates an isolated client package per service (e.g. @prisma/exam-client) to enforce the database-per-service boundary.</w:t>
+      </w:r>
+    </w:p>
+    <w:p>
+      <w:pPr>
+        <w:rPr>
+          <w:rFonts w:ascii="Times New Roman" w:hAnsi="Times New Roman" w:cs="Times New Roman"/>
+        </w:rPr>
+      </w:pPr>
+    </w:p>
+    <w:p>
+      <w:pPr>
+        <w:rPr>
+          <w:rFonts w:ascii="Times New Roman" w:hAnsi="Times New Roman" w:cs="Times New Roman"/>
+        </w:rPr>
+      </w:pPr>
+      <w:r>
+        <w:rPr>
+          <w:rFonts w:ascii="Times New Roman" w:hAnsi="Times New Roman" w:cs="Times New Roman"/>
+        </w:rPr>
+        <w:t>Technology stack:</w:t>
+      </w:r>
+    </w:p>
+    <w:p>
+      <w:pPr>
+        <w:pStyle w:val="ListParagraph"/>
+        <w:rPr>
+          <w:rFonts w:ascii="Times New Roman" w:hAnsi="Times New Roman" w:cs="Times New Roman"/>
+        </w:rPr>
+      </w:pPr>
+      <w:r>
+        <w:rPr>
+          <w:rFonts w:ascii="Times New Roman" w:hAnsi="Times New Roman" w:cs="Times New Roman"/>
+        </w:rPr>
+        <w:t>Backend Microservices: Node.js / NestJS 11 (TypeScript), Turborepo monorepo</w:t>
+      </w:r>
+    </w:p>
+    <w:p>
+      <w:pPr>
+        <w:pStyle w:val="ListParagraph"/>
+        <w:rPr>
+          <w:rFonts w:ascii="Times New Roman" w:hAnsi="Times New Roman" w:cs="Times New Roman"/>
+        </w:rPr>
+      </w:pPr>
+      <w:r>
+        <w:rPr>
+          <w:rFonts w:ascii="Times New Roman" w:hAnsi="Times New Roman" w:cs="Times New Roman"/>
+        </w:rPr>
+        <w:t>Shared Library: @repo/common — DDD base classes (AggregateRoot, Entity, ValueObject), ConsulConfigFactory, AppLoggerModule (Winston + ELK), ApiResponseInterceptor, DomainExceptionFilter</w:t>
+      </w:r>
+    </w:p>
+    <w:p>
+      <w:pPr>
+        <w:pStyle w:val="ListParagraph"/>
+        <w:rPr>
+          <w:rFonts w:ascii="Times New Roman" w:hAnsi="Times New Roman" w:cs="Times New Roman"/>
+        </w:rPr>
+      </w:pPr>
+      <w:r>
+        <w:rPr>
+          <w:rFonts w:ascii="Times New Roman" w:hAnsi="Times New Roman" w:cs="Times New Roman"/>
+        </w:rPr>
+        <w:t>API Gateway: Kong (declarative DB-less, kong.yaml / kong.dev.yaml)</w:t>
+      </w:r>
+    </w:p>
+    <w:p>
+      <w:pPr>
+        <w:pStyle w:val="ListParagraph"/>
+        <w:rPr>
+          <w:rFonts w:ascii="Times New Roman" w:hAnsi="Times New Roman" w:cs="Times New Roman"/>
+        </w:rPr>
+      </w:pPr>
+      <w:r>
+        <w:rPr>
+          <w:rFonts w:ascii="Times New Roman" w:hAnsi="Times New Roman" w:cs="Times New Roman"/>
+        </w:rPr>
+        <w:t>Identity Provider: Keycloak 24.0 (JWT, RBAC, @nestjs/keycloak-connect guards)</w:t>
+      </w:r>
+    </w:p>
+    <w:p>
+      <w:pPr>
+        <w:pStyle w:val="ListParagraph"/>
+        <w:rPr>
+          <w:rFonts w:ascii="Times New Roman" w:hAnsi="Times New Roman" w:cs="Times New Roman"/>
+        </w:rPr>
+      </w:pPr>
+      <w:r>
+        <w:rPr>
+          <w:rFonts w:ascii="Times New Roman" w:hAnsi="Times New Roman" w:cs="Times New Roman"/>
+        </w:rPr>
+        <w:t>Primary Databases: PostgreSQL 15 — 9 isolated databases, one per service</w:t>
+      </w:r>
+    </w:p>
+    <w:p>
+      <w:pPr>
+        <w:pStyle w:val="ListParagraph"/>
+        <w:rPr>
+          <w:rFonts w:ascii="Times New Roman" w:hAnsi="Times New Roman" w:cs="Times New Roman"/>
+        </w:rPr>
+      </w:pPr>
+      <w:r>
+        <w:rPr>
+          <w:rFonts w:ascii="Times New Roman" w:hAnsi="Times New Roman" w:cs="Times New Roman"/>
+        </w:rPr>
+        <w:t>ORM: Prisma v7 with @prisma/adapter-pg; custom client output per service</w:t>
+      </w:r>
+    </w:p>
+    <w:p>
+      <w:pPr>
+        <w:pStyle w:val="ListParagraph"/>
+        <w:rPr>
+          <w:rFonts w:ascii="Times New Roman" w:hAnsi="Times New Roman" w:cs="Times New Roman"/>
+        </w:rPr>
+      </w:pPr>
+      <w:r>
+        <w:rPr>
+          <w:rFonts w:ascii="Times New Roman" w:hAnsi="Times New Roman" w:cs="Times New Roman"/>
+        </w:rPr>
+        <w:t>Cache: Redis 7 — token blacklist (identity-service only)</w:t>
+      </w:r>
+    </w:p>
+    <w:p>
+      <w:pPr>
+        <w:pStyle w:val="ListParagraph"/>
+        <w:rPr>
+          <w:rFonts w:ascii="Times New Roman" w:hAnsi="Times New Roman" w:cs="Times New Roman"/>
+        </w:rPr>
+      </w:pPr>
+      <w:r>
+        <w:rPr>
+          <w:rFonts w:ascii="Times New Roman" w:hAnsi="Times New Roman" w:cs="Times New Roman"/>
+        </w:rPr>
+        <w:t>Message Broker: RabbitMQ 3 — durable queues, noAck: false</w:t>
+      </w:r>
+    </w:p>
+    <w:p>
+      <w:pPr>
+        <w:pStyle w:val="ListParagraph"/>
+        <w:rPr>
+          <w:rFonts w:ascii="Times New Roman" w:hAnsi="Times New Roman" w:cs="Times New Roman"/>
+        </w:rPr>
+      </w:pPr>
+      <w:r>
+        <w:rPr>
+          <w:rFonts w:ascii="Times New Roman" w:hAnsi="Times New Roman" w:cs="Times New Roman"/>
+        </w:rPr>
+        <w:t>Config Management: Consul 1.19 — KV store, per-service namespacing</w:t>
+      </w:r>
+    </w:p>
+    <w:p>
+      <w:pPr>
+        <w:pStyle w:val="ListParagraph"/>
+        <w:rPr>
+          <w:rFonts w:ascii="Times New Roman" w:hAnsi="Times New Roman" w:cs="Times New Roman"/>
+        </w:rPr>
+      </w:pPr>
+      <w:r>
+        <w:rPr>
+          <w:rFonts w:ascii="Times New Roman" w:hAnsi="Times New Roman" w:cs="Times New Roman"/>
+        </w:rPr>
+        <w:t>Object Storage: Azure Blob</w:t>
+      </w:r>
+      <w:r>
+        <w:rPr>
+          <w:rFonts w:ascii="Times New Roman" w:hAnsi="Times New Roman" w:cs="Times New Roman"/>
+        </w:rPr>
+        <w:t xml:space="preserve"> Storage</w:t>
+      </w:r>
+      <w:r>
+        <w:rPr>
+          <w:rFonts w:ascii="Times New Roman" w:hAnsi="Times New Roman" w:cs="Times New Roman"/>
+        </w:rPr>
+        <w:t xml:space="preserve"> (via media-service)</w:t>
+      </w:r>
+    </w:p>
+    <w:p>
+      <w:pPr>
+        <w:pStyle w:val="ListParagraph"/>
+        <w:rPr>
+          <w:rFonts w:ascii="Times New Roman" w:hAnsi="Times New Roman" w:cs="Times New Roman"/>
+        </w:rPr>
+      </w:pPr>
+      <w:r>
+        <w:rPr>
+          <w:rFonts w:ascii="Times New Roman" w:hAnsi="Times New Roman" w:cs="Times New Roman"/>
+        </w:rPr>
+        <w:t>Container Orchestration: Docker + Docker Compose</w:t>
+      </w:r>
+    </w:p>
+    <w:p>
+      <w:pPr>
+        <w:pStyle w:val="ListParagraph"/>
+        <w:rPr>
+          <w:rFonts w:ascii="Times New Roman" w:hAnsi="Times New Roman" w:cs="Times New Roman"/>
+        </w:rPr>
+      </w:pPr>
+      <w:r>
+        <w:rPr>
+          <w:rFonts w:ascii="Times New Roman" w:hAnsi="Times New Roman" w:cs="Times New Roman"/>
+        </w:rPr>
+        <w:t>Logging/Observability: Winston → Logstash (HTTP) → Elasticsearch → Kibana</w:t>
+      </w:r>
+    </w:p>
+    <w:p>
+      <w:pPr>
+        <w:pStyle w:val="ListParagraph"/>
+        <w:rPr>
+          <w:rFonts w:ascii="Times New Roman" w:hAnsi="Times New Roman" w:cs="Times New Roman"/>
+        </w:rPr>
+      </w:pPr>
+      <w:r>
+        <w:rPr>
+          <w:rFonts w:ascii="Times New Roman" w:hAnsi="Times New Roman" w:cs="Times New Roman"/>
+        </w:rPr>
+        <w:t>Code Quality: Biome (lint/format), TypeScript strict mode</w:t>
+      </w:r>
+    </w:p>
+    <w:p>
+      <w:pPr>
+        <w:pStyle w:val="ListParagraph"/>
+        <w:rPr>
+          <w:rFonts w:ascii="Times New Roman" w:hAnsi="Times New Roman" w:cs="Times New Roman"/>
+        </w:rPr>
+      </w:pPr>
+      <w:r>
+        <w:rPr>
+          <w:rFonts w:ascii="Times New Roman" w:hAnsi="Times New Roman" w:cs="Times New Roman"/>
+        </w:rPr>
+        <w:t>API Documentation: OpenAPI / Swagger (auto-generated per service, aggregated by docs-service)</w:t>
+      </w:r>
+    </w:p>
+    <w:p>
+      <w:pPr>
+        <w:rPr>
+          <w:rFonts w:ascii="Times New Roman" w:hAnsi="Times New Roman" w:cs="Times New Roman"/>
+        </w:rPr>
+      </w:pPr>
+    </w:p>
+    <w:p>
+      <w:pPr>
+        <w:rPr>
+          <w:rFonts w:ascii="Times New Roman" w:hAnsi="Times New Roman" w:cs="Times New Roman"/>
+        </w:rPr>
+      </w:pPr>
+      <w:r>
+        <w:rPr>
+          <w:rFonts w:ascii="Times New Roman" w:hAnsi="Times New Roman" w:cs="Times New Roman"/>
+        </w:rPr>
+        <w:t>PlantUML Source:</w:t>
+      </w:r>
+    </w:p>
+    <w:p>
+      <w:pPr>
+        <w:rPr>
+          <w:rFonts w:ascii="Times New Roman" w:hAnsi="Times New Roman" w:cs="Times New Roman"/>
+        </w:rPr>
+      </w:pPr>
+    </w:p>
+    <w:p>
+      <w:pPr>
+        <w:rPr>
+          <w:rFonts w:ascii="Times New Roman" w:hAnsi="Times New Roman" w:cs="Times New Roman"/>
+        </w:rPr>
+      </w:pPr>
+      <w:r>
+        <w:rPr>
+          <w:rFonts w:ascii="Times New Roman" w:hAnsi="Times New Roman" w:cs="Times New Roman"/>
+        </w:rPr>
+        <w:t>@startuml</w:t>
+      </w:r>
+    </w:p>
+    <w:p>
+      <w:pPr>
+        <w:rPr>
+          <w:rFonts w:ascii="Times New Roman" w:hAnsi="Times New Roman" w:cs="Times New Roman"/>
+        </w:rPr>
+      </w:pPr>
+      <w:r>
+        <w:rPr>
+          <w:rFonts w:ascii="Times New Roman" w:hAnsi="Times New Roman" w:cs="Times New Roman"/>
+        </w:rPr>
+        <w:t>left to right direction</w:t>
+      </w:r>
+    </w:p>
+    <w:p>
+      <w:pPr>
+        <w:rPr>
+          <w:rFonts w:ascii="Times New Roman" w:hAnsi="Times New Roman" w:cs="Times New Roman"/>
+        </w:rPr>
+      </w:pPr>
+    </w:p>
+    <w:p>
+      <w:pPr>
+        <w:rPr>
+          <w:rFonts w:ascii="Times New Roman" w:hAnsi="Times New Roman" w:cs="Times New Roman"/>
+        </w:rPr>
+      </w:pPr>
+      <w:r>
+        <w:rPr>
+          <w:rFonts w:ascii="Times New Roman" w:hAnsi="Times New Roman" w:cs="Times New Roman"/>
+        </w:rPr>
+        <w:t>skinparam defaultFontName Arial</w:t>
+      </w:r>
+    </w:p>
+    <w:p>
+      <w:pPr>
+        <w:rPr>
+          <w:rFonts w:ascii="Times New Roman" w:hAnsi="Times New Roman" w:cs="Times New Roman"/>
+        </w:rPr>
+      </w:pPr>
+      <w:r>
+        <w:rPr>
+          <w:rFonts w:ascii="Times New Roman" w:hAnsi="Times New Roman" w:cs="Times New Roman"/>
+        </w:rPr>
+        <w:t>skinparam defaultFontSize 11</w:t>
+      </w:r>
+    </w:p>
+    <w:p>
+      <w:pPr>
+        <w:rPr>
+          <w:rFonts w:ascii="Times New Roman" w:hAnsi="Times New Roman" w:cs="Times New Roman"/>
+        </w:rPr>
+      </w:pPr>
+      <w:r>
+        <w:rPr>
+          <w:rFonts w:ascii="Times New Roman" w:hAnsi="Times New Roman" w:cs="Times New Roman"/>
+        </w:rPr>
+        <w:t>skinparam backgroundColor #FFFFFF</w:t>
+      </w:r>
+    </w:p>
+    <w:p>
+      <w:pPr>
+        <w:rPr>
+          <w:rFonts w:ascii="Times New Roman" w:hAnsi="Times New Roman" w:cs="Times New Roman"/>
+        </w:rPr>
+      </w:pPr>
+      <w:r>
+        <w:rPr>
+          <w:rFonts w:ascii="Times New Roman" w:hAnsi="Times New Roman" w:cs="Times New Roman"/>
+        </w:rPr>
+        <w:t>skinparam linetype ortho</w:t>
+      </w:r>
+    </w:p>
+    <w:p>
+      <w:pPr>
+        <w:rPr>
+          <w:rFonts w:ascii="Times New Roman" w:hAnsi="Times New Roman" w:cs="Times New Roman"/>
+        </w:rPr>
+      </w:pPr>
+      <w:r>
+        <w:rPr>
+          <w:rFonts w:ascii="Times New Roman" w:hAnsi="Times New Roman" w:cs="Times New Roman"/>
+        </w:rPr>
+        <w:t>skinparam nodesep 80</w:t>
+      </w:r>
+    </w:p>
+    <w:p>
+      <w:pPr>
+        <w:rPr>
+          <w:rFonts w:ascii="Times New Roman" w:hAnsi="Times New Roman" w:cs="Times New Roman"/>
+        </w:rPr>
+      </w:pPr>
+      <w:r>
+        <w:rPr>
+          <w:rFonts w:ascii="Times New Roman" w:hAnsi="Times New Roman" w:cs="Times New Roman"/>
+        </w:rPr>
+        <w:t>skinparam ranksep 90</w:t>
+      </w:r>
+    </w:p>
+    <w:p>
+      <w:pPr>
+        <w:rPr>
+          <w:rFonts w:ascii="Times New Roman" w:hAnsi="Times New Roman" w:cs="Times New Roman"/>
+        </w:rPr>
+      </w:pPr>
+    </w:p>
+    <w:p>
+      <w:pPr>
+        <w:rPr>
+          <w:rFonts w:ascii="Times New Roman" w:hAnsi="Times New Roman" w:cs="Times New Roman"/>
+        </w:rPr>
+      </w:pPr>
+      <w:r>
+        <w:rPr>
+          <w:rFonts w:ascii="Times New Roman" w:hAnsi="Times New Roman" w:cs="Times New Roman"/>
+        </w:rPr>
+        <w:t>skinparam package {</w:t>
+      </w:r>
+    </w:p>
+    <w:p>
+      <w:pPr>
+        <w:rPr>
+          <w:rFonts w:ascii="Times New Roman" w:hAnsi="Times New Roman" w:cs="Times New Roman"/>
+        </w:rPr>
+      </w:pPr>
+      <w:r>
+        <w:rPr>
+          <w:rFonts w:ascii="Times New Roman" w:hAnsi="Times New Roman" w:cs="Times New Roman"/>
+        </w:rPr>
+        <w:t xml:space="preserve">  BackgroundColor #EEF3FB</w:t>
+      </w:r>
+    </w:p>
+    <w:p>
+      <w:pPr>
+        <w:rPr>
+          <w:rFonts w:ascii="Times New Roman" w:hAnsi="Times New Roman" w:cs="Times New Roman"/>
+        </w:rPr>
+      </w:pPr>
+      <w:r>
+        <w:rPr>
+          <w:rFonts w:ascii="Times New Roman" w:hAnsi="Times New Roman" w:cs="Times New Roman"/>
+        </w:rPr>
+        <w:t xml:space="preserve">  BorderColor #1F4E79</w:t>
+      </w:r>
+    </w:p>
+    <w:p>
+      <w:pPr>
+        <w:rPr>
+          <w:rFonts w:ascii="Times New Roman" w:hAnsi="Times New Roman" w:cs="Times New Roman"/>
+        </w:rPr>
+      </w:pPr>
+      <w:r>
+        <w:rPr>
+          <w:rFonts w:ascii="Times New Roman" w:hAnsi="Times New Roman" w:cs="Times New Roman"/>
+        </w:rPr>
+        <w:t xml:space="preserve">  FontColor #1F4E79</w:t>
+      </w:r>
+    </w:p>
+    <w:p>
+      <w:pPr>
+        <w:rPr>
+          <w:rFonts w:ascii="Times New Roman" w:hAnsi="Times New Roman" w:cs="Times New Roman"/>
+        </w:rPr>
+      </w:pPr>
+      <w:r>
+        <w:rPr>
+          <w:rFonts w:ascii="Times New Roman" w:hAnsi="Times New Roman" w:cs="Times New Roman"/>
+        </w:rPr>
+        <w:t>}</w:t>
+      </w:r>
+    </w:p>
+    <w:p>
+      <w:pPr>
+        <w:rPr>
+          <w:rFonts w:ascii="Times New Roman" w:hAnsi="Times New Roman" w:cs="Times New Roman"/>
+        </w:rPr>
+      </w:pPr>
+    </w:p>
+    <w:p>
+      <w:pPr>
+        <w:rPr>
+          <w:rFonts w:ascii="Times New Roman" w:hAnsi="Times New Roman" w:cs="Times New Roman"/>
+        </w:rPr>
+      </w:pPr>
+      <w:r>
+        <w:rPr>
+          <w:rFonts w:ascii="Times New Roman" w:hAnsi="Times New Roman" w:cs="Times New Roman"/>
+        </w:rPr>
+        <w:t>skinparam component {</w:t>
+      </w:r>
+    </w:p>
+    <w:p>
+      <w:pPr>
+        <w:rPr>
+          <w:rFonts w:ascii="Times New Roman" w:hAnsi="Times New Roman" w:cs="Times New Roman"/>
+        </w:rPr>
+      </w:pPr>
+      <w:r>
+        <w:rPr>
+          <w:rFonts w:ascii="Times New Roman" w:hAnsi="Times New Roman" w:cs="Times New Roman"/>
+        </w:rPr>
+        <w:t xml:space="preserve">  BackgroundColor #D6E4F0</w:t>
+      </w:r>
+    </w:p>
+    <w:p>
+      <w:pPr>
+        <w:rPr>
+          <w:rFonts w:ascii="Times New Roman" w:hAnsi="Times New Roman" w:cs="Times New Roman"/>
+        </w:rPr>
+      </w:pPr>
+      <w:r>
+        <w:rPr>
+          <w:rFonts w:ascii="Times New Roman" w:hAnsi="Times New Roman" w:cs="Times New Roman"/>
+        </w:rPr>
+        <w:t xml:space="preserve">  BorderColor #1F4E79</w:t>
+      </w:r>
+    </w:p>
+    <w:p>
+      <w:pPr>
+        <w:rPr>
+          <w:rFonts w:ascii="Times New Roman" w:hAnsi="Times New Roman" w:cs="Times New Roman"/>
+        </w:rPr>
+      </w:pPr>
+      <w:r>
+        <w:rPr>
+          <w:rFonts w:ascii="Times New Roman" w:hAnsi="Times New Roman" w:cs="Times New Roman"/>
+        </w:rPr>
+        <w:t>}</w:t>
+      </w:r>
+    </w:p>
+    <w:p>
+      <w:pPr>
+        <w:rPr>
+          <w:rFonts w:ascii="Times New Roman" w:hAnsi="Times New Roman" w:cs="Times New Roman"/>
+        </w:rPr>
+      </w:pPr>
+    </w:p>
+    <w:p>
+      <w:pPr>
+        <w:rPr>
+          <w:rFonts w:ascii="Times New Roman" w:hAnsi="Times New Roman" w:cs="Times New Roman"/>
+        </w:rPr>
+      </w:pPr>
+      <w:r>
+        <w:rPr>
+          <w:rFonts w:ascii="Times New Roman" w:hAnsi="Times New Roman" w:cs="Times New Roman"/>
+        </w:rPr>
+        <w:t>skinparam database {</w:t>
+      </w:r>
+    </w:p>
+    <w:p>
+      <w:pPr>
+        <w:rPr>
+          <w:rFonts w:ascii="Times New Roman" w:hAnsi="Times New Roman" w:cs="Times New Roman"/>
+        </w:rPr>
+      </w:pPr>
+      <w:r>
+        <w:rPr>
+          <w:rFonts w:ascii="Times New Roman" w:hAnsi="Times New Roman" w:cs="Times New Roman"/>
+        </w:rPr>
+        <w:t xml:space="preserve">  BackgroundColor #FFF3CD</w:t>
+      </w:r>
+    </w:p>
+    <w:p>
+      <w:pPr>
+        <w:rPr>
+          <w:rFonts w:ascii="Times New Roman" w:hAnsi="Times New Roman" w:cs="Times New Roman"/>
+        </w:rPr>
+      </w:pPr>
+      <w:r>
+        <w:rPr>
+          <w:rFonts w:ascii="Times New Roman" w:hAnsi="Times New Roman" w:cs="Times New Roman"/>
+        </w:rPr>
+        <w:t xml:space="preserve">  BorderColor #856404</w:t>
+      </w:r>
+    </w:p>
+    <w:p>
+      <w:pPr>
+        <w:rPr>
+          <w:rFonts w:ascii="Times New Roman" w:hAnsi="Times New Roman" w:cs="Times New Roman"/>
+        </w:rPr>
+      </w:pPr>
+      <w:r>
+        <w:rPr>
+          <w:rFonts w:ascii="Times New Roman" w:hAnsi="Times New Roman" w:cs="Times New Roman"/>
+        </w:rPr>
+        <w:t>}</w:t>
+      </w:r>
+    </w:p>
+    <w:p>
+      <w:pPr>
+        <w:rPr>
+          <w:rFonts w:ascii="Times New Roman" w:hAnsi="Times New Roman" w:cs="Times New Roman"/>
+        </w:rPr>
+      </w:pPr>
+    </w:p>
+    <w:p>
+      <w:pPr>
+        <w:rPr>
+          <w:rFonts w:ascii="Times New Roman" w:hAnsi="Times New Roman" w:cs="Times New Roman"/>
+        </w:rPr>
+      </w:pPr>
+      <w:r>
+        <w:rPr>
+          <w:rFonts w:ascii="Times New Roman" w:hAnsi="Times New Roman" w:cs="Times New Roman"/>
+        </w:rPr>
         <w:lastRenderedPageBreak/>
-        <w:t>The Implementation View outlines how services are organized as code artifacts and how they communicate at the implementation level. Each NestJS microservice is an independent TypeScript application in a Turborepo monorepo, deployed as a Docker container. Authentication and authorization are handled by Keycloak guards injected at the module level — no individual service implements its own auth logic. All services share the @repo/common library for DDD base classes, Consul config loading, HTTP response/error helpers, and centralized Winston logging. Prisma v7 generates an isolated client package per service (e.g. @prisma/exam-client) to enforce the database-per-service boundary.</w:t>
-      </w:r>
-    </w:p>
-    <w:p>
-      <w:pPr>
-        <w:rPr>
-          <w:rFonts w:ascii="Times New Roman" w:hAnsi="Times New Roman" w:cs="Times New Roman"/>
-        </w:rPr>
-      </w:pPr>
-    </w:p>
-    <w:p>
-      <w:pPr>
-        <w:rPr>
-          <w:rFonts w:ascii="Times New Roman" w:hAnsi="Times New Roman" w:cs="Times New Roman"/>
-        </w:rPr>
-      </w:pPr>
-      <w:r>
-        <w:rPr>
-          <w:rFonts w:ascii="Times New Roman" w:hAnsi="Times New Roman" w:cs="Times New Roman"/>
-        </w:rPr>
-        <w:t>Technology stack:</w:t>
-      </w:r>
-    </w:p>
-    <w:p>
-      <w:pPr>
-        <w:pStyle w:val="ListParagraph"/>
-        <w:rPr>
-          <w:rFonts w:ascii="Times New Roman" w:hAnsi="Times New Roman" w:cs="Times New Roman"/>
-        </w:rPr>
-      </w:pPr>
-      <w:r>
-        <w:rPr>
-          <w:rFonts w:ascii="Times New Roman" w:hAnsi="Times New Roman" w:cs="Times New Roman"/>
-        </w:rPr>
-        <w:t>Backend Microservices: Node.js / NestJS 11 (TypeScript), Turborepo monorepo</w:t>
-      </w:r>
-    </w:p>
-    <w:p>
-      <w:pPr>
-        <w:pStyle w:val="ListParagraph"/>
-        <w:rPr>
-          <w:rFonts w:ascii="Times New Roman" w:hAnsi="Times New Roman" w:cs="Times New Roman"/>
-        </w:rPr>
-      </w:pPr>
-      <w:r>
-        <w:rPr>
-          <w:rFonts w:ascii="Times New Roman" w:hAnsi="Times New Roman" w:cs="Times New Roman"/>
-        </w:rPr>
-        <w:t>Shared Library: @repo/common — DDD base classes (AggregateRoot, Entity, ValueObject), ConsulConfigFactory, AppLoggerModule (Winston + ELK), ApiResponseInterceptor, DomainExceptionFilter</w:t>
-      </w:r>
-    </w:p>
-    <w:p>
-      <w:pPr>
-        <w:pStyle w:val="ListParagraph"/>
-        <w:rPr>
-          <w:rFonts w:ascii="Times New Roman" w:hAnsi="Times New Roman" w:cs="Times New Roman"/>
-        </w:rPr>
-      </w:pPr>
-      <w:r>
-        <w:rPr>
-          <w:rFonts w:ascii="Times New Roman" w:hAnsi="Times New Roman" w:cs="Times New Roman"/>
-        </w:rPr>
-        <w:t>API Gateway: Kong (declarative DB-less, kong.yaml / kong.dev.yaml)</w:t>
-      </w:r>
-    </w:p>
-    <w:p>
-      <w:pPr>
-        <w:pStyle w:val="ListParagraph"/>
-        <w:rPr>
-          <w:rFonts w:ascii="Times New Roman" w:hAnsi="Times New Roman" w:cs="Times New Roman"/>
-        </w:rPr>
-      </w:pPr>
-      <w:r>
-        <w:rPr>
-          <w:rFonts w:ascii="Times New Roman" w:hAnsi="Times New Roman" w:cs="Times New Roman"/>
-        </w:rPr>
-        <w:t>Identity Provider: Keycloak 24.0 (JWT, RBAC, @nestjs/keycloak-connect guards)</w:t>
-      </w:r>
-    </w:p>
-    <w:p>
-      <w:pPr>
-        <w:pStyle w:val="ListParagraph"/>
-        <w:rPr>
-          <w:rFonts w:ascii="Times New Roman" w:hAnsi="Times New Roman" w:cs="Times New Roman"/>
-        </w:rPr>
-      </w:pPr>
-      <w:r>
-        <w:rPr>
-          <w:rFonts w:ascii="Times New Roman" w:hAnsi="Times New Roman" w:cs="Times New Roman"/>
-        </w:rPr>
-        <w:t>Primary Databases: PostgreSQL 15 — 9 isolated databases, one per service</w:t>
-      </w:r>
-    </w:p>
-    <w:p>
-      <w:pPr>
-        <w:pStyle w:val="ListParagraph"/>
-        <w:rPr>
-          <w:rFonts w:ascii="Times New Roman" w:hAnsi="Times New Roman" w:cs="Times New Roman"/>
-        </w:rPr>
-      </w:pPr>
-      <w:r>
-        <w:rPr>
-          <w:rFonts w:ascii="Times New Roman" w:hAnsi="Times New Roman" w:cs="Times New Roman"/>
-        </w:rPr>
-        <w:t>ORM: Prisma v7 with @prisma/adapter-pg; custom client output per service</w:t>
-      </w:r>
-    </w:p>
-    <w:p>
-      <w:pPr>
-        <w:pStyle w:val="ListParagraph"/>
-        <w:rPr>
-          <w:rFonts w:ascii="Times New Roman" w:hAnsi="Times New Roman" w:cs="Times New Roman"/>
-        </w:rPr>
-      </w:pPr>
-      <w:r>
-        <w:rPr>
-          <w:rFonts w:ascii="Times New Roman" w:hAnsi="Times New Roman" w:cs="Times New Roman"/>
-        </w:rPr>
-        <w:t>Cache: Redis 7 — token blacklist (identity-service only)</w:t>
-      </w:r>
-    </w:p>
-    <w:p>
-      <w:pPr>
-        <w:pStyle w:val="ListParagraph"/>
-        <w:rPr>
-          <w:rFonts w:ascii="Times New Roman" w:hAnsi="Times New Roman" w:cs="Times New Roman"/>
-        </w:rPr>
-      </w:pPr>
-      <w:r>
-        <w:rPr>
-          <w:rFonts w:ascii="Times New Roman" w:hAnsi="Times New Roman" w:cs="Times New Roman"/>
-        </w:rPr>
-        <w:t>Message Broker: RabbitMQ 3 — durable queues, noAck: false</w:t>
-      </w:r>
-    </w:p>
-    <w:p>
-      <w:pPr>
-        <w:pStyle w:val="ListParagraph"/>
-        <w:rPr>
-          <w:rFonts w:ascii="Times New Roman" w:hAnsi="Times New Roman" w:cs="Times New Roman"/>
-        </w:rPr>
-      </w:pPr>
-      <w:r>
-        <w:rPr>
-          <w:rFonts w:ascii="Times New Roman" w:hAnsi="Times New Roman" w:cs="Times New Roman"/>
-        </w:rPr>
-        <w:t>Config Management: Consul 1.19 — KV store, per-service namespacing</w:t>
-      </w:r>
-    </w:p>
-    <w:p>
-      <w:pPr>
-        <w:pStyle w:val="ListParagraph"/>
-        <w:rPr>
-          <w:rFonts w:ascii="Times New Roman" w:hAnsi="Times New Roman" w:cs="Times New Roman"/>
-        </w:rPr>
-      </w:pPr>
-      <w:r>
-        <w:rPr>
-          <w:rFonts w:ascii="Times New Roman" w:hAnsi="Times New Roman" w:cs="Times New Roman"/>
-        </w:rPr>
-        <w:t>Object Storage: Azure Blob</w:t>
-      </w:r>
-      <w:r>
-        <w:rPr>
-          <w:rFonts w:ascii="Times New Roman" w:hAnsi="Times New Roman" w:cs="Times New Roman"/>
-        </w:rPr>
-        <w:t xml:space="preserve"> Storage</w:t>
-      </w:r>
-      <w:r>
-        <w:rPr>
-          <w:rFonts w:ascii="Times New Roman" w:hAnsi="Times New Roman" w:cs="Times New Roman"/>
-        </w:rPr>
-        <w:t xml:space="preserve"> (via media-service)</w:t>
-      </w:r>
-    </w:p>
-    <w:p>
-      <w:pPr>
-        <w:pStyle w:val="ListParagraph"/>
-        <w:rPr>
-          <w:rFonts w:ascii="Times New Roman" w:hAnsi="Times New Roman" w:cs="Times New Roman"/>
-        </w:rPr>
-      </w:pPr>
-      <w:r>
-        <w:rPr>
-          <w:rFonts w:ascii="Times New Roman" w:hAnsi="Times New Roman" w:cs="Times New Roman"/>
-        </w:rPr>
-        <w:t>Container Orchestration: Docker + Docker Compose</w:t>
-      </w:r>
-    </w:p>
-    <w:p>
-      <w:pPr>
-        <w:pStyle w:val="ListParagraph"/>
-        <w:rPr>
-          <w:rFonts w:ascii="Times New Roman" w:hAnsi="Times New Roman" w:cs="Times New Roman"/>
-        </w:rPr>
-      </w:pPr>
-      <w:r>
-        <w:rPr>
-          <w:rFonts w:ascii="Times New Roman" w:hAnsi="Times New Roman" w:cs="Times New Roman"/>
-        </w:rPr>
-        <w:t>Logging/Observability: Winston → Logstash (HTTP) → Elasticsearch → Kibana</w:t>
-      </w:r>
-    </w:p>
-    <w:p>
-      <w:pPr>
-        <w:pStyle w:val="ListParagraph"/>
-        <w:rPr>
-          <w:rFonts w:ascii="Times New Roman" w:hAnsi="Times New Roman" w:cs="Times New Roman"/>
-        </w:rPr>
-      </w:pPr>
-      <w:r>
-        <w:rPr>
-          <w:rFonts w:ascii="Times New Roman" w:hAnsi="Times New Roman" w:cs="Times New Roman"/>
-        </w:rPr>
-        <w:t>Code Quality: Biome (lint/format), TypeScript strict mode</w:t>
-      </w:r>
-    </w:p>
-    <w:p>
-      <w:pPr>
-        <w:pStyle w:val="ListParagraph"/>
-        <w:rPr>
-          <w:rFonts w:ascii="Times New Roman" w:hAnsi="Times New Roman" w:cs="Times New Roman"/>
-        </w:rPr>
-      </w:pPr>
-      <w:r>
-        <w:rPr>
-          <w:rFonts w:ascii="Times New Roman" w:hAnsi="Times New Roman" w:cs="Times New Roman"/>
-        </w:rPr>
-        <w:t>API Documentation: OpenAPI / Swagger (auto-generated per service, aggregated by docs-service)</w:t>
-      </w:r>
-    </w:p>
-    <w:p>
-      <w:pPr>
-        <w:rPr>
-          <w:rFonts w:ascii="Times New Roman" w:hAnsi="Times New Roman" w:cs="Times New Roman"/>
-        </w:rPr>
-      </w:pPr>
-    </w:p>
-    <w:p>
-      <w:pPr>
-        <w:rPr>
-          <w:rFonts w:ascii="Times New Roman" w:hAnsi="Times New Roman" w:cs="Times New Roman"/>
-        </w:rPr>
-      </w:pPr>
-      <w:r>
-        <w:rPr>
-          <w:rFonts w:ascii="Times New Roman" w:hAnsi="Times New Roman" w:cs="Times New Roman"/>
-        </w:rPr>
-        <w:t>PlantUML Source:</w:t>
-      </w:r>
-    </w:p>
-    <w:p>
-      <w:pPr>
-        <w:rPr>
-          <w:rFonts w:ascii="Times New Roman" w:hAnsi="Times New Roman" w:cs="Times New Roman"/>
-        </w:rPr>
-      </w:pPr>
-    </w:p>
-    <w:p>
-      <w:pPr>
-        <w:rPr>
-          <w:rFonts w:ascii="Times New Roman" w:hAnsi="Times New Roman" w:cs="Times New Roman"/>
-        </w:rPr>
-      </w:pPr>
-      <w:r>
-        <w:rPr>
-          <w:rFonts w:ascii="Times New Roman" w:hAnsi="Times New Roman" w:cs="Times New Roman"/>
-        </w:rPr>
-        <w:t>@startuml</w:t>
-      </w:r>
-    </w:p>
-    <w:p>
-      <w:pPr>
-        <w:rPr>
-          <w:rFonts w:ascii="Times New Roman" w:hAnsi="Times New Roman" w:cs="Times New Roman"/>
-        </w:rPr>
-      </w:pPr>
-      <w:r>
-        <w:rPr>
-          <w:rFonts w:ascii="Times New Roman" w:hAnsi="Times New Roman" w:cs="Times New Roman"/>
-        </w:rPr>
-        <w:t>left to right direction</w:t>
-      </w:r>
-    </w:p>
-    <w:p>
-      <w:pPr>
-        <w:rPr>
-          <w:rFonts w:ascii="Times New Roman" w:hAnsi="Times New Roman" w:cs="Times New Roman"/>
-        </w:rPr>
-      </w:pPr>
-    </w:p>
-    <w:p>
-      <w:pPr>
-        <w:rPr>
-          <w:rFonts w:ascii="Times New Roman" w:hAnsi="Times New Roman" w:cs="Times New Roman"/>
-        </w:rPr>
-      </w:pPr>
-      <w:r>
-        <w:rPr>
-          <w:rFonts w:ascii="Times New Roman" w:hAnsi="Times New Roman" w:cs="Times New Roman"/>
-        </w:rPr>
-        <w:t>skinparam defaultFontName Arial</w:t>
-      </w:r>
-    </w:p>
-    <w:p>
-      <w:pPr>
-        <w:rPr>
-          <w:rFonts w:ascii="Times New Roman" w:hAnsi="Times New Roman" w:cs="Times New Roman"/>
-        </w:rPr>
-      </w:pPr>
-      <w:r>
-        <w:rPr>
-          <w:rFonts w:ascii="Times New Roman" w:hAnsi="Times New Roman" w:cs="Times New Roman"/>
-        </w:rPr>
-        <w:t>skinparam defaultFontSize 11</w:t>
-      </w:r>
-    </w:p>
-    <w:p>
-      <w:pPr>
-        <w:rPr>
-          <w:rFonts w:ascii="Times New Roman" w:hAnsi="Times New Roman" w:cs="Times New Roman"/>
-        </w:rPr>
-      </w:pPr>
-      <w:r>
-        <w:rPr>
-          <w:rFonts w:ascii="Times New Roman" w:hAnsi="Times New Roman" w:cs="Times New Roman"/>
-        </w:rPr>
-        <w:t>skinparam backgroundColor #FFFFFF</w:t>
-      </w:r>
-    </w:p>
-    <w:p>
-      <w:pPr>
-        <w:rPr>
-          <w:rFonts w:ascii="Times New Roman" w:hAnsi="Times New Roman" w:cs="Times New Roman"/>
-        </w:rPr>
-      </w:pPr>
-      <w:r>
-        <w:rPr>
-          <w:rFonts w:ascii="Times New Roman" w:hAnsi="Times New Roman" w:cs="Times New Roman"/>
-        </w:rPr>
-        <w:t>skinparam linetype ortho</w:t>
-      </w:r>
-    </w:p>
-    <w:p>
-      <w:pPr>
-        <w:rPr>
-          <w:rFonts w:ascii="Times New Roman" w:hAnsi="Times New Roman" w:cs="Times New Roman"/>
-        </w:rPr>
-      </w:pPr>
-      <w:r>
-        <w:rPr>
-          <w:rFonts w:ascii="Times New Roman" w:hAnsi="Times New Roman" w:cs="Times New Roman"/>
-        </w:rPr>
-        <w:t>skinparam nodesep 80</w:t>
-      </w:r>
-    </w:p>
-    <w:p>
-      <w:pPr>
-        <w:rPr>
-          <w:rFonts w:ascii="Times New Roman" w:hAnsi="Times New Roman" w:cs="Times New Roman"/>
-        </w:rPr>
-      </w:pPr>
-      <w:r>
-        <w:rPr>
-          <w:rFonts w:ascii="Times New Roman" w:hAnsi="Times New Roman" w:cs="Times New Roman"/>
-        </w:rPr>
-        <w:t>skinparam ranksep 90</w:t>
-      </w:r>
-    </w:p>
-    <w:p>
-      <w:pPr>
-        <w:rPr>
-          <w:rFonts w:ascii="Times New Roman" w:hAnsi="Times New Roman" w:cs="Times New Roman"/>
-        </w:rPr>
-      </w:pPr>
-    </w:p>
-    <w:p>
-      <w:pPr>
-        <w:rPr>
-          <w:rFonts w:ascii="Times New Roman" w:hAnsi="Times New Roman" w:cs="Times New Roman"/>
-        </w:rPr>
-      </w:pPr>
-      <w:r>
-        <w:rPr>
-          <w:rFonts w:ascii="Times New Roman" w:hAnsi="Times New Roman" w:cs="Times New Roman"/>
-        </w:rPr>
-        <w:t>skinparam package {</w:t>
-      </w:r>
-    </w:p>
-    <w:p>
-      <w:pPr>
-        <w:rPr>
-          <w:rFonts w:ascii="Times New Roman" w:hAnsi="Times New Roman" w:cs="Times New Roman"/>
-        </w:rPr>
-      </w:pPr>
-      <w:r>
-        <w:rPr>
-          <w:rFonts w:ascii="Times New Roman" w:hAnsi="Times New Roman" w:cs="Times New Roman"/>
-        </w:rPr>
-        <w:t xml:space="preserve">  BackgroundColor #EEF3FB</w:t>
-      </w:r>
-    </w:p>
-    <w:p>
-      <w:pPr>
-        <w:rPr>
-          <w:rFonts w:ascii="Times New Roman" w:hAnsi="Times New Roman" w:cs="Times New Roman"/>
-        </w:rPr>
-      </w:pPr>
-      <w:r>
-        <w:rPr>
-          <w:rFonts w:ascii="Times New Roman" w:hAnsi="Times New Roman" w:cs="Times New Roman"/>
-        </w:rPr>
-        <w:t xml:space="preserve">  BorderColor #1F4E79</w:t>
-      </w:r>
-    </w:p>
-    <w:p>
-      <w:pPr>
-        <w:rPr>
-          <w:rFonts w:ascii="Times New Roman" w:hAnsi="Times New Roman" w:cs="Times New Roman"/>
-        </w:rPr>
-      </w:pPr>
-      <w:r>
-        <w:rPr>
-          <w:rFonts w:ascii="Times New Roman" w:hAnsi="Times New Roman" w:cs="Times New Roman"/>
-        </w:rPr>
-        <w:t xml:space="preserve">  FontColor #1F4E79</w:t>
+        <w:t>skinparam queue {</w:t>
+      </w:r>
+    </w:p>
+    <w:p>
+      <w:pPr>
+        <w:rPr>
+          <w:rFonts w:ascii="Times New Roman" w:hAnsi="Times New Roman" w:cs="Times New Roman"/>
+        </w:rPr>
+      </w:pPr>
+      <w:r>
+        <w:rPr>
+          <w:rFonts w:ascii="Times New Roman" w:hAnsi="Times New Roman" w:cs="Times New Roman"/>
+        </w:rPr>
+        <w:t xml:space="preserve">  BackgroundColor #D4EDDA</w:t>
+      </w:r>
+    </w:p>
+    <w:p>
+      <w:pPr>
+        <w:rPr>
+          <w:rFonts w:ascii="Times New Roman" w:hAnsi="Times New Roman" w:cs="Times New Roman"/>
+        </w:rPr>
+      </w:pPr>
+      <w:r>
+        <w:rPr>
+          <w:rFonts w:ascii="Times New Roman" w:hAnsi="Times New Roman" w:cs="Times New Roman"/>
+        </w:rPr>
+        <w:t xml:space="preserve">  BorderColor #155724</w:t>
       </w:r>
     </w:p>
     <w:p>
@@ -30982,33 +28751,33 @@
         <w:rPr>
           <w:rFonts w:ascii="Times New Roman" w:hAnsi="Times New Roman" w:cs="Times New Roman"/>
         </w:rPr>
-        <w:t>skinparam component {</w:t>
-      </w:r>
-    </w:p>
-    <w:p>
-      <w:pPr>
-        <w:rPr>
-          <w:rFonts w:ascii="Times New Roman" w:hAnsi="Times New Roman" w:cs="Times New Roman"/>
-        </w:rPr>
-      </w:pPr>
-      <w:r>
-        <w:rPr>
-          <w:rFonts w:ascii="Times New Roman" w:hAnsi="Times New Roman" w:cs="Times New Roman"/>
-        </w:rPr>
-        <w:t xml:space="preserve">  BackgroundColor #D6E4F0</w:t>
-      </w:r>
-    </w:p>
-    <w:p>
-      <w:pPr>
-        <w:rPr>
-          <w:rFonts w:ascii="Times New Roman" w:hAnsi="Times New Roman" w:cs="Times New Roman"/>
-        </w:rPr>
-      </w:pPr>
-      <w:r>
-        <w:rPr>
-          <w:rFonts w:ascii="Times New Roman" w:hAnsi="Times New Roman" w:cs="Times New Roman"/>
-        </w:rPr>
-        <w:t xml:space="preserve">  BorderColor #1F4E79</w:t>
+        <w:t>skinparam storage {</w:t>
+      </w:r>
+    </w:p>
+    <w:p>
+      <w:pPr>
+        <w:rPr>
+          <w:rFonts w:ascii="Times New Roman" w:hAnsi="Times New Roman" w:cs="Times New Roman"/>
+        </w:rPr>
+      </w:pPr>
+      <w:r>
+        <w:rPr>
+          <w:rFonts w:ascii="Times New Roman" w:hAnsi="Times New Roman" w:cs="Times New Roman"/>
+        </w:rPr>
+        <w:t xml:space="preserve">  BackgroundColor #F8D7DA</w:t>
+      </w:r>
+    </w:p>
+    <w:p>
+      <w:pPr>
+        <w:rPr>
+          <w:rFonts w:ascii="Times New Roman" w:hAnsi="Times New Roman" w:cs="Times New Roman"/>
+        </w:rPr>
+      </w:pPr>
+      <w:r>
+        <w:rPr>
+          <w:rFonts w:ascii="Times New Roman" w:hAnsi="Times New Roman" w:cs="Times New Roman"/>
+        </w:rPr>
+        <w:t xml:space="preserve">  BorderColor #721C24</w:t>
       </w:r>
     </w:p>
     <w:p>
@@ -31041,33 +28810,20 @@
         <w:rPr>
           <w:rFonts w:ascii="Times New Roman" w:hAnsi="Times New Roman" w:cs="Times New Roman"/>
         </w:rPr>
-        <w:t>skinparam database {</w:t>
-      </w:r>
-    </w:p>
-    <w:p>
-      <w:pPr>
-        <w:rPr>
-          <w:rFonts w:ascii="Times New Roman" w:hAnsi="Times New Roman" w:cs="Times New Roman"/>
-        </w:rPr>
-      </w:pPr>
-      <w:r>
-        <w:rPr>
-          <w:rFonts w:ascii="Times New Roman" w:hAnsi="Times New Roman" w:cs="Times New Roman"/>
-        </w:rPr>
-        <w:t xml:space="preserve">  BackgroundColor #FFF3CD</w:t>
-      </w:r>
-    </w:p>
-    <w:p>
-      <w:pPr>
-        <w:rPr>
-          <w:rFonts w:ascii="Times New Roman" w:hAnsi="Times New Roman" w:cs="Times New Roman"/>
-        </w:rPr>
-      </w:pPr>
-      <w:r>
-        <w:rPr>
-          <w:rFonts w:ascii="Times New Roman" w:hAnsi="Times New Roman" w:cs="Times New Roman"/>
-        </w:rPr>
-        <w:t xml:space="preserve">  BorderColor #856404</w:t>
+        <w:t>skinparam arrow {</w:t>
+      </w:r>
+    </w:p>
+    <w:p>
+      <w:pPr>
+        <w:rPr>
+          <w:rFonts w:ascii="Times New Roman" w:hAnsi="Times New Roman" w:cs="Times New Roman"/>
+        </w:rPr>
+      </w:pPr>
+      <w:r>
+        <w:rPr>
+          <w:rFonts w:ascii="Times New Roman" w:hAnsi="Times New Roman" w:cs="Times New Roman"/>
+        </w:rPr>
+        <w:t xml:space="preserve">  Color #1F4E79</w:t>
       </w:r>
     </w:p>
     <w:p>
@@ -31100,34 +28856,731 @@
         <w:rPr>
           <w:rFonts w:ascii="Times New Roman" w:hAnsi="Times New Roman" w:cs="Times New Roman"/>
         </w:rPr>
-        <w:t>skinparam queue {</w:t>
-      </w:r>
-    </w:p>
-    <w:p>
-      <w:pPr>
-        <w:rPr>
-          <w:rFonts w:ascii="Times New Roman" w:hAnsi="Times New Roman" w:cs="Times New Roman"/>
-        </w:rPr>
-      </w:pPr>
-      <w:r>
-        <w:rPr>
-          <w:rFonts w:ascii="Times New Roman" w:hAnsi="Times New Roman" w:cs="Times New Roman"/>
-        </w:rPr>
-        <w:t xml:space="preserve">  BackgroundColor #D4EDDA</w:t>
-      </w:r>
-    </w:p>
-    <w:p>
-      <w:pPr>
-        <w:rPr>
-          <w:rFonts w:ascii="Times New Roman" w:hAnsi="Times New Roman" w:cs="Times New Roman"/>
-        </w:rPr>
-      </w:pPr>
-      <w:r>
-        <w:rPr>
-          <w:rFonts w:ascii="Times New Roman" w:hAnsi="Times New Roman" w:cs="Times New Roman"/>
-        </w:rPr>
-        <w:t xml:space="preserve">  BorderColor #155724</w:t>
-      </w:r>
+        <w:t>package "Client Application" as Client {</w:t>
+      </w:r>
+    </w:p>
+    <w:p>
+      <w:pPr>
+        <w:rPr>
+          <w:rFonts w:ascii="Times New Roman" w:hAnsi="Times New Roman" w:cs="Times New Roman"/>
+        </w:rPr>
+      </w:pPr>
+      <w:r>
+        <w:rPr>
+          <w:rFonts w:ascii="Times New Roman" w:hAnsi="Times New Roman" w:cs="Times New Roman"/>
+        </w:rPr>
+        <w:t xml:space="preserve">  component "Web App\n(React)" as App</w:t>
+      </w:r>
+    </w:p>
+    <w:p>
+      <w:pPr>
+        <w:rPr>
+          <w:rFonts w:ascii="Times New Roman" w:hAnsi="Times New Roman" w:cs="Times New Roman"/>
+        </w:rPr>
+      </w:pPr>
+      <w:r>
+        <w:rPr>
+          <w:rFonts w:ascii="Times New Roman" w:hAnsi="Times New Roman" w:cs="Times New Roman"/>
+        </w:rPr>
+        <w:t>}</w:t>
+      </w:r>
+    </w:p>
+    <w:p>
+      <w:pPr>
+        <w:rPr>
+          <w:rFonts w:ascii="Times New Roman" w:hAnsi="Times New Roman" w:cs="Times New Roman"/>
+        </w:rPr>
+      </w:pPr>
+    </w:p>
+    <w:p>
+      <w:pPr>
+        <w:rPr>
+          <w:rFonts w:ascii="Times New Roman" w:hAnsi="Times New Roman" w:cs="Times New Roman"/>
+        </w:rPr>
+      </w:pPr>
+      <w:r>
+        <w:rPr>
+          <w:rFonts w:ascii="Times New Roman" w:hAnsi="Times New Roman" w:cs="Times New Roman"/>
+        </w:rPr>
+        <w:t>package "Gateway" as Gateway {</w:t>
+      </w:r>
+    </w:p>
+    <w:p>
+      <w:pPr>
+        <w:rPr>
+          <w:rFonts w:ascii="Times New Roman" w:hAnsi="Times New Roman" w:cs="Times New Roman"/>
+        </w:rPr>
+      </w:pPr>
+      <w:r>
+        <w:rPr>
+          <w:rFonts w:ascii="Times New Roman" w:hAnsi="Times New Roman" w:cs="Times New Roman"/>
+        </w:rPr>
+        <w:t xml:space="preserve">  component "Kong API Gateway\</w:t>
+      </w:r>
+      <w:proofErr w:type="gramStart"/>
+      <w:r>
+        <w:rPr>
+          <w:rFonts w:ascii="Times New Roman" w:hAnsi="Times New Roman" w:cs="Times New Roman"/>
+        </w:rPr>
+        <w:t>n(</w:t>
+      </w:r>
+      <w:proofErr w:type="gramEnd"/>
+      <w:r>
+        <w:rPr>
+          <w:rFonts w:ascii="Times New Roman" w:hAnsi="Times New Roman" w:cs="Times New Roman"/>
+        </w:rPr>
+        <w:t xml:space="preserve">DB-less, </w:t>
+      </w:r>
+      <w:proofErr w:type="gramStart"/>
+      <w:r>
+        <w:rPr>
+          <w:rFonts w:ascii="Times New Roman" w:hAnsi="Times New Roman" w:cs="Times New Roman"/>
+        </w:rPr>
+        <w:t>kong.yaml</w:t>
+      </w:r>
+      <w:proofErr w:type="gramEnd"/>
+      <w:r>
+        <w:rPr>
+          <w:rFonts w:ascii="Times New Roman" w:hAnsi="Times New Roman" w:cs="Times New Roman"/>
+        </w:rPr>
+        <w:t>)" as GW</w:t>
+      </w:r>
+    </w:p>
+    <w:p>
+      <w:pPr>
+        <w:rPr>
+          <w:rFonts w:ascii="Times New Roman" w:hAnsi="Times New Roman" w:cs="Times New Roman"/>
+        </w:rPr>
+      </w:pPr>
+      <w:r>
+        <w:rPr>
+          <w:rFonts w:ascii="Times New Roman" w:hAnsi="Times New Roman" w:cs="Times New Roman"/>
+        </w:rPr>
+        <w:t>}</w:t>
+      </w:r>
+    </w:p>
+    <w:p>
+      <w:pPr>
+        <w:rPr>
+          <w:rFonts w:ascii="Times New Roman" w:hAnsi="Times New Roman" w:cs="Times New Roman"/>
+        </w:rPr>
+      </w:pPr>
+    </w:p>
+    <w:p>
+      <w:pPr>
+        <w:rPr>
+          <w:rFonts w:ascii="Times New Roman" w:hAnsi="Times New Roman" w:cs="Times New Roman"/>
+        </w:rPr>
+      </w:pPr>
+    </w:p>
+    <w:p>
+      <w:pPr>
+        <w:rPr>
+          <w:rFonts w:ascii="Times New Roman" w:hAnsi="Times New Roman" w:cs="Times New Roman"/>
+        </w:rPr>
+      </w:pPr>
+      <w:r>
+        <w:rPr>
+          <w:rFonts w:ascii="Times New Roman" w:hAnsi="Times New Roman" w:cs="Times New Roman"/>
+        </w:rPr>
+        <w:t>package "Identity &amp; Config" as IdConfig {</w:t>
+      </w:r>
+    </w:p>
+    <w:p>
+      <w:pPr>
+        <w:rPr>
+          <w:rFonts w:ascii="Times New Roman" w:hAnsi="Times New Roman" w:cs="Times New Roman"/>
+        </w:rPr>
+      </w:pPr>
+      <w:r>
+        <w:rPr>
+          <w:rFonts w:ascii="Times New Roman" w:hAnsi="Times New Roman" w:cs="Times New Roman"/>
+        </w:rPr>
+        <w:t xml:space="preserve">  component "Keycloak 24.0\</w:t>
+      </w:r>
+      <w:proofErr w:type="gramStart"/>
+      <w:r>
+        <w:rPr>
+          <w:rFonts w:ascii="Times New Roman" w:hAnsi="Times New Roman" w:cs="Times New Roman"/>
+        </w:rPr>
+        <w:t>n(</w:t>
+      </w:r>
+      <w:proofErr w:type="gramEnd"/>
+      <w:r>
+        <w:rPr>
+          <w:rFonts w:ascii="Times New Roman" w:hAnsi="Times New Roman" w:cs="Times New Roman"/>
+        </w:rPr>
+        <w:t>JWT, RBAC, realm)" as KC</w:t>
+      </w:r>
+    </w:p>
+    <w:p>
+      <w:pPr>
+        <w:rPr>
+          <w:rFonts w:ascii="Times New Roman" w:hAnsi="Times New Roman" w:cs="Times New Roman"/>
+        </w:rPr>
+      </w:pPr>
+      <w:r>
+        <w:rPr>
+          <w:rFonts w:ascii="Times New Roman" w:hAnsi="Times New Roman" w:cs="Times New Roman"/>
+        </w:rPr>
+        <w:t xml:space="preserve">  component "Consul KV 1.19\</w:t>
+      </w:r>
+      <w:proofErr w:type="gramStart"/>
+      <w:r>
+        <w:rPr>
+          <w:rFonts w:ascii="Times New Roman" w:hAnsi="Times New Roman" w:cs="Times New Roman"/>
+        </w:rPr>
+        <w:t>n(</w:t>
+      </w:r>
+      <w:proofErr w:type="gramEnd"/>
+      <w:r>
+        <w:rPr>
+          <w:rFonts w:ascii="Times New Roman" w:hAnsi="Times New Roman" w:cs="Times New Roman"/>
+        </w:rPr>
+        <w:t>per-service config)" as Consul</w:t>
+      </w:r>
+    </w:p>
+    <w:p>
+      <w:pPr>
+        <w:rPr>
+          <w:rFonts w:ascii="Times New Roman" w:hAnsi="Times New Roman" w:cs="Times New Roman"/>
+        </w:rPr>
+      </w:pPr>
+      <w:r>
+        <w:rPr>
+          <w:rFonts w:ascii="Times New Roman" w:hAnsi="Times New Roman" w:cs="Times New Roman"/>
+        </w:rPr>
+        <w:t>}</w:t>
+      </w:r>
+    </w:p>
+    <w:p>
+      <w:pPr>
+        <w:rPr>
+          <w:rFonts w:ascii="Times New Roman" w:hAnsi="Times New Roman" w:cs="Times New Roman"/>
+        </w:rPr>
+      </w:pPr>
+    </w:p>
+    <w:p>
+      <w:pPr>
+        <w:rPr>
+          <w:rFonts w:ascii="Times New Roman" w:hAnsi="Times New Roman" w:cs="Times New Roman"/>
+        </w:rPr>
+      </w:pPr>
+      <w:r>
+        <w:rPr>
+          <w:rFonts w:ascii="Times New Roman" w:hAnsi="Times New Roman" w:cs="Times New Roman"/>
+        </w:rPr>
+        <w:t>package "Backend Microservices\</w:t>
+      </w:r>
+      <w:proofErr w:type="gramStart"/>
+      <w:r>
+        <w:rPr>
+          <w:rFonts w:ascii="Times New Roman" w:hAnsi="Times New Roman" w:cs="Times New Roman"/>
+        </w:rPr>
+        <w:t>n(</w:t>
+      </w:r>
+      <w:proofErr w:type="gramEnd"/>
+      <w:r>
+        <w:rPr>
+          <w:rFonts w:ascii="Times New Roman" w:hAnsi="Times New Roman" w:cs="Times New Roman"/>
+        </w:rPr>
+        <w:t>NestJS / TypeScript)" as Backend {</w:t>
+      </w:r>
+    </w:p>
+    <w:p>
+      <w:pPr>
+        <w:rPr>
+          <w:rFonts w:ascii="Times New Roman" w:hAnsi="Times New Roman" w:cs="Times New Roman"/>
+        </w:rPr>
+      </w:pPr>
+      <w:r>
+        <w:rPr>
+          <w:rFonts w:ascii="Times New Roman" w:hAnsi="Times New Roman" w:cs="Times New Roman"/>
+        </w:rPr>
+        <w:t xml:space="preserve">  component "identity-service" as Auth</w:t>
+      </w:r>
+    </w:p>
+    <w:p>
+      <w:pPr>
+        <w:rPr>
+          <w:rFonts w:ascii="Times New Roman" w:hAnsi="Times New Roman" w:cs="Times New Roman"/>
+        </w:rPr>
+      </w:pPr>
+      <w:r>
+        <w:rPr>
+          <w:rFonts w:ascii="Times New Roman" w:hAnsi="Times New Roman" w:cs="Times New Roman"/>
+        </w:rPr>
+        <w:t xml:space="preserve">  component "user-service" as User</w:t>
+      </w:r>
+    </w:p>
+    <w:p>
+      <w:pPr>
+        <w:rPr>
+          <w:rFonts w:ascii="Times New Roman" w:hAnsi="Times New Roman" w:cs="Times New Roman"/>
+        </w:rPr>
+      </w:pPr>
+      <w:r>
+        <w:rPr>
+          <w:rFonts w:ascii="Times New Roman" w:hAnsi="Times New Roman" w:cs="Times New Roman"/>
+        </w:rPr>
+        <w:t xml:space="preserve">  component "exam-service" as Exam</w:t>
+      </w:r>
+    </w:p>
+    <w:p>
+      <w:pPr>
+        <w:rPr>
+          <w:rFonts w:ascii="Times New Roman" w:hAnsi="Times New Roman" w:cs="Times New Roman"/>
+        </w:rPr>
+      </w:pPr>
+      <w:r>
+        <w:rPr>
+          <w:rFonts w:ascii="Times New Roman" w:hAnsi="Times New Roman" w:cs="Times New Roman"/>
+        </w:rPr>
+        <w:t xml:space="preserve">  component "question-service" as QB</w:t>
+      </w:r>
+    </w:p>
+    <w:p>
+      <w:pPr>
+        <w:rPr>
+          <w:rFonts w:ascii="Times New Roman" w:hAnsi="Times New Roman" w:cs="Times New Roman"/>
+        </w:rPr>
+      </w:pPr>
+      <w:r>
+        <w:rPr>
+          <w:rFonts w:ascii="Times New Roman" w:hAnsi="Times New Roman" w:cs="Times New Roman"/>
+        </w:rPr>
+        <w:t xml:space="preserve">  component "course-service" as Course</w:t>
+      </w:r>
+    </w:p>
+    <w:p>
+      <w:pPr>
+        <w:rPr>
+          <w:rFonts w:ascii="Times New Roman" w:hAnsi="Times New Roman" w:cs="Times New Roman"/>
+        </w:rPr>
+      </w:pPr>
+      <w:r>
+        <w:rPr>
+          <w:rFonts w:ascii="Times New Roman" w:hAnsi="Times New Roman" w:cs="Times New Roman"/>
+        </w:rPr>
+        <w:t xml:space="preserve">  component "simulation-service" as DP</w:t>
+      </w:r>
+    </w:p>
+    <w:p>
+      <w:pPr>
+        <w:rPr>
+          <w:rFonts w:ascii="Times New Roman" w:hAnsi="Times New Roman" w:cs="Times New Roman"/>
+        </w:rPr>
+      </w:pPr>
+      <w:r>
+        <w:rPr>
+          <w:rFonts w:ascii="Times New Roman" w:hAnsi="Times New Roman" w:cs="Times New Roman"/>
+        </w:rPr>
+        <w:t xml:space="preserve">  component "analytics-service" as SRS</w:t>
+      </w:r>
+    </w:p>
+    <w:p>
+      <w:pPr>
+        <w:rPr>
+          <w:rFonts w:ascii="Times New Roman" w:hAnsi="Times New Roman" w:cs="Times New Roman"/>
+        </w:rPr>
+      </w:pPr>
+      <w:r>
+        <w:rPr>
+          <w:rFonts w:ascii="Times New Roman" w:hAnsi="Times New Roman" w:cs="Times New Roman"/>
+        </w:rPr>
+        <w:t xml:space="preserve">  component "notification-service" as Notif</w:t>
+      </w:r>
+    </w:p>
+    <w:p>
+      <w:pPr>
+        <w:rPr>
+          <w:rFonts w:ascii="Times New Roman" w:hAnsi="Times New Roman" w:cs="Times New Roman"/>
+        </w:rPr>
+      </w:pPr>
+      <w:r>
+        <w:rPr>
+          <w:rFonts w:ascii="Times New Roman" w:hAnsi="Times New Roman" w:cs="Times New Roman"/>
+        </w:rPr>
+        <w:t xml:space="preserve">  component "media-service" as Media</w:t>
+      </w:r>
+    </w:p>
+    <w:p>
+      <w:pPr>
+        <w:rPr>
+          <w:rFonts w:ascii="Times New Roman" w:hAnsi="Times New Roman" w:cs="Times New Roman"/>
+        </w:rPr>
+      </w:pPr>
+      <w:r>
+        <w:rPr>
+          <w:rFonts w:ascii="Times New Roman" w:hAnsi="Times New Roman" w:cs="Times New Roman"/>
+        </w:rPr>
+        <w:t xml:space="preserve">  component "docs-service" as Docs</w:t>
+      </w:r>
+    </w:p>
+    <w:p>
+      <w:pPr>
+        <w:rPr>
+          <w:rFonts w:ascii="Times New Roman" w:hAnsi="Times New Roman" w:cs="Times New Roman"/>
+        </w:rPr>
+      </w:pPr>
+      <w:r>
+        <w:rPr>
+          <w:rFonts w:ascii="Times New Roman" w:hAnsi="Times New Roman" w:cs="Times New Roman"/>
+        </w:rPr>
+        <w:t>}</w:t>
+      </w:r>
+    </w:p>
+    <w:p>
+      <w:pPr>
+        <w:rPr>
+          <w:rFonts w:ascii="Times New Roman" w:hAnsi="Times New Roman" w:cs="Times New Roman"/>
+        </w:rPr>
+      </w:pPr>
+    </w:p>
+    <w:p>
+      <w:pPr>
+        <w:rPr>
+          <w:rFonts w:ascii="Times New Roman" w:hAnsi="Times New Roman" w:cs="Times New Roman"/>
+        </w:rPr>
+      </w:pPr>
+      <w:proofErr w:type="gramStart"/>
+      <w:r>
+        <w:rPr>
+          <w:rFonts w:ascii="Times New Roman" w:hAnsi="Times New Roman" w:cs="Times New Roman"/>
+        </w:rPr>
+        <w:t>package "@</w:t>
+      </w:r>
+      <w:proofErr w:type="gramEnd"/>
+      <w:r>
+        <w:rPr>
+          <w:rFonts w:ascii="Times New Roman" w:hAnsi="Times New Roman" w:cs="Times New Roman"/>
+        </w:rPr>
+        <w:t>repo/common\</w:t>
+      </w:r>
+      <w:proofErr w:type="gramStart"/>
+      <w:r>
+        <w:rPr>
+          <w:rFonts w:ascii="Times New Roman" w:hAnsi="Times New Roman" w:cs="Times New Roman"/>
+        </w:rPr>
+        <w:t>n(</w:t>
+      </w:r>
+      <w:proofErr w:type="gramEnd"/>
+      <w:r>
+        <w:rPr>
+          <w:rFonts w:ascii="Times New Roman" w:hAnsi="Times New Roman" w:cs="Times New Roman"/>
+        </w:rPr>
+        <w:t>Shared Library)" as Common {</w:t>
+      </w:r>
+    </w:p>
+    <w:p>
+      <w:pPr>
+        <w:rPr>
+          <w:rFonts w:ascii="Times New Roman" w:hAnsi="Times New Roman" w:cs="Times New Roman"/>
+        </w:rPr>
+      </w:pPr>
+      <w:r>
+        <w:rPr>
+          <w:rFonts w:ascii="Times New Roman" w:hAnsi="Times New Roman" w:cs="Times New Roman"/>
+        </w:rPr>
+        <w:t xml:space="preserve">  component "DDD Base Classes\</w:t>
+      </w:r>
+      <w:proofErr w:type="gramStart"/>
+      <w:r>
+        <w:rPr>
+          <w:rFonts w:ascii="Times New Roman" w:hAnsi="Times New Roman" w:cs="Times New Roman"/>
+        </w:rPr>
+        <w:t>n(</w:t>
+      </w:r>
+      <w:proofErr w:type="gramEnd"/>
+      <w:r>
+        <w:rPr>
+          <w:rFonts w:ascii="Times New Roman" w:hAnsi="Times New Roman" w:cs="Times New Roman"/>
+        </w:rPr>
+        <w:t>AggregateRoot, Entity, VO)" as DDD</w:t>
+      </w:r>
+    </w:p>
+    <w:p>
+      <w:pPr>
+        <w:rPr>
+          <w:rFonts w:ascii="Times New Roman" w:hAnsi="Times New Roman" w:cs="Times New Roman"/>
+        </w:rPr>
+      </w:pPr>
+      <w:r>
+        <w:rPr>
+          <w:rFonts w:ascii="Times New Roman" w:hAnsi="Times New Roman" w:cs="Times New Roman"/>
+        </w:rPr>
+        <w:t xml:space="preserve">  component "ConsulConfigFactory\</w:t>
+      </w:r>
+      <w:proofErr w:type="gramStart"/>
+      <w:r>
+        <w:rPr>
+          <w:rFonts w:ascii="Times New Roman" w:hAnsi="Times New Roman" w:cs="Times New Roman"/>
+        </w:rPr>
+        <w:t>n(</w:t>
+      </w:r>
+      <w:proofErr w:type="gramEnd"/>
+      <w:r>
+        <w:rPr>
+          <w:rFonts w:ascii="Times New Roman" w:hAnsi="Times New Roman" w:cs="Times New Roman"/>
+        </w:rPr>
+        <w:t>config loader + Joi)" as CConf</w:t>
+      </w:r>
+    </w:p>
+    <w:p>
+      <w:pPr>
+        <w:rPr>
+          <w:rFonts w:ascii="Times New Roman" w:hAnsi="Times New Roman" w:cs="Times New Roman"/>
+        </w:rPr>
+      </w:pPr>
+      <w:r>
+        <w:rPr>
+          <w:rFonts w:ascii="Times New Roman" w:hAnsi="Times New Roman" w:cs="Times New Roman"/>
+        </w:rPr>
+        <w:t xml:space="preserve">  component "AppLoggerModule\</w:t>
+      </w:r>
+      <w:proofErr w:type="gramStart"/>
+      <w:r>
+        <w:rPr>
+          <w:rFonts w:ascii="Times New Roman" w:hAnsi="Times New Roman" w:cs="Times New Roman"/>
+        </w:rPr>
+        <w:t>n(</w:t>
+      </w:r>
+      <w:proofErr w:type="gramEnd"/>
+      <w:r>
+        <w:rPr>
+          <w:rFonts w:ascii="Times New Roman" w:hAnsi="Times New Roman" w:cs="Times New Roman"/>
+        </w:rPr>
+        <w:t>Winston + ELK HTTP)" as Log</w:t>
+      </w:r>
+    </w:p>
+    <w:p>
+      <w:pPr>
+        <w:rPr>
+          <w:rFonts w:ascii="Times New Roman" w:hAnsi="Times New Roman" w:cs="Times New Roman"/>
+        </w:rPr>
+      </w:pPr>
+      <w:r>
+        <w:rPr>
+          <w:rFonts w:ascii="Times New Roman" w:hAnsi="Times New Roman" w:cs="Times New Roman"/>
+        </w:rPr>
+        <w:t xml:space="preserve">  component "ApiResponseInterceptor\</w:t>
+      </w:r>
+      <w:proofErr w:type="gramStart"/>
+      <w:r>
+        <w:rPr>
+          <w:rFonts w:ascii="Times New Roman" w:hAnsi="Times New Roman" w:cs="Times New Roman"/>
+        </w:rPr>
+        <w:t>n(</w:t>
+      </w:r>
+      <w:proofErr w:type="gramEnd"/>
+      <w:r>
+        <w:rPr>
+          <w:rFonts w:ascii="Times New Roman" w:hAnsi="Times New Roman" w:cs="Times New Roman"/>
+        </w:rPr>
+        <w:t>unified response shape)" as ARI</w:t>
+      </w:r>
+    </w:p>
+    <w:p>
+      <w:pPr>
+        <w:rPr>
+          <w:rFonts w:ascii="Times New Roman" w:hAnsi="Times New Roman" w:cs="Times New Roman"/>
+        </w:rPr>
+      </w:pPr>
+      <w:r>
+        <w:rPr>
+          <w:rFonts w:ascii="Times New Roman" w:hAnsi="Times New Roman" w:cs="Times New Roman"/>
+        </w:rPr>
+        <w:t xml:space="preserve">  component "DomainExceptionFilter\</w:t>
+      </w:r>
+      <w:proofErr w:type="gramStart"/>
+      <w:r>
+        <w:rPr>
+          <w:rFonts w:ascii="Times New Roman" w:hAnsi="Times New Roman" w:cs="Times New Roman"/>
+        </w:rPr>
+        <w:t>n(</w:t>
+      </w:r>
+      <w:proofErr w:type="gramEnd"/>
+      <w:r>
+        <w:rPr>
+          <w:rFonts w:ascii="Times New Roman" w:hAnsi="Times New Roman" w:cs="Times New Roman"/>
+        </w:rPr>
+        <w:t>domain to HTTP error)" as DEF</w:t>
+      </w:r>
+    </w:p>
+    <w:p>
+      <w:pPr>
+        <w:rPr>
+          <w:rFonts w:ascii="Times New Roman" w:hAnsi="Times New Roman" w:cs="Times New Roman"/>
+        </w:rPr>
+      </w:pPr>
+      <w:r>
+        <w:rPr>
+          <w:rFonts w:ascii="Times New Roman" w:hAnsi="Times New Roman" w:cs="Times New Roman"/>
+        </w:rPr>
+        <w:t>}</w:t>
+      </w:r>
+    </w:p>
+    <w:p>
+      <w:pPr>
+        <w:rPr>
+          <w:rFonts w:ascii="Times New Roman" w:hAnsi="Times New Roman" w:cs="Times New Roman"/>
+        </w:rPr>
+      </w:pPr>
+    </w:p>
+    <w:p>
+      <w:pPr>
+        <w:rPr>
+          <w:rFonts w:ascii="Times New Roman" w:hAnsi="Times New Roman" w:cs="Times New Roman"/>
+        </w:rPr>
+      </w:pPr>
+      <w:r>
+        <w:rPr>
+          <w:rFonts w:ascii="Times New Roman" w:hAnsi="Times New Roman" w:cs="Times New Roman"/>
+        </w:rPr>
+        <w:t>package "Data &amp; Messaging\nInfrastructure" as Infra {</w:t>
+      </w:r>
+    </w:p>
+    <w:p>
+      <w:pPr>
+        <w:rPr>
+          <w:rFonts w:ascii="Times New Roman" w:hAnsi="Times New Roman" w:cs="Times New Roman"/>
+        </w:rPr>
+      </w:pPr>
+      <w:r>
+        <w:rPr>
+          <w:rFonts w:ascii="Times New Roman" w:hAnsi="Times New Roman" w:cs="Times New Roman"/>
+        </w:rPr>
+        <w:t xml:space="preserve">  database "PostgreSQL 15\</w:t>
+      </w:r>
+      <w:proofErr w:type="gramStart"/>
+      <w:r>
+        <w:rPr>
+          <w:rFonts w:ascii="Times New Roman" w:hAnsi="Times New Roman" w:cs="Times New Roman"/>
+        </w:rPr>
+        <w:t>n(</w:t>
+      </w:r>
+      <w:proofErr w:type="gramEnd"/>
+      <w:r>
+        <w:rPr>
+          <w:rFonts w:ascii="Times New Roman" w:hAnsi="Times New Roman" w:cs="Times New Roman"/>
+        </w:rPr>
+        <w:t>9 isolated DBs\nvia Prisma custom clients)" as PG</w:t>
+      </w:r>
+    </w:p>
+    <w:p>
+      <w:pPr>
+        <w:rPr>
+          <w:rFonts w:ascii="Times New Roman" w:hAnsi="Times New Roman" w:cs="Times New Roman"/>
+        </w:rPr>
+      </w:pPr>
+      <w:r>
+        <w:rPr>
+          <w:rFonts w:ascii="Times New Roman" w:hAnsi="Times New Roman" w:cs="Times New Roman"/>
+        </w:rPr>
+        <w:t xml:space="preserve">  database "Redis 7\</w:t>
+      </w:r>
+      <w:proofErr w:type="gramStart"/>
+      <w:r>
+        <w:rPr>
+          <w:rFonts w:ascii="Times New Roman" w:hAnsi="Times New Roman" w:cs="Times New Roman"/>
+        </w:rPr>
+        <w:t>n(</w:t>
+      </w:r>
+      <w:proofErr w:type="gramEnd"/>
+      <w:r>
+        <w:rPr>
+          <w:rFonts w:ascii="Times New Roman" w:hAnsi="Times New Roman" w:cs="Times New Roman"/>
+        </w:rPr>
+        <w:t>token blacklist)" as Redis</w:t>
+      </w:r>
+    </w:p>
+    <w:p>
+      <w:pPr>
+        <w:rPr>
+          <w:rFonts w:ascii="Times New Roman" w:hAnsi="Times New Roman" w:cs="Times New Roman"/>
+        </w:rPr>
+      </w:pPr>
+      <w:r>
+        <w:rPr>
+          <w:rFonts w:ascii="Times New Roman" w:hAnsi="Times New Roman" w:cs="Times New Roman"/>
+        </w:rPr>
+        <w:t xml:space="preserve">  queue "RabbitMQ 3\</w:t>
+      </w:r>
+      <w:proofErr w:type="gramStart"/>
+      <w:r>
+        <w:rPr>
+          <w:rFonts w:ascii="Times New Roman" w:hAnsi="Times New Roman" w:cs="Times New Roman"/>
+        </w:rPr>
+        <w:t>n(</w:t>
+      </w:r>
+      <w:proofErr w:type="gramEnd"/>
+      <w:r>
+        <w:rPr>
+          <w:rFonts w:ascii="Times New Roman" w:hAnsi="Times New Roman" w:cs="Times New Roman"/>
+        </w:rPr>
+        <w:t xml:space="preserve">durable queues, </w:t>
+      </w:r>
+      <w:proofErr w:type="gramStart"/>
+      <w:r>
+        <w:rPr>
+          <w:rFonts w:ascii="Times New Roman" w:hAnsi="Times New Roman" w:cs="Times New Roman"/>
+        </w:rPr>
+        <w:t>noAck:false</w:t>
+      </w:r>
+      <w:proofErr w:type="gramEnd"/>
+      <w:r>
+        <w:rPr>
+          <w:rFonts w:ascii="Times New Roman" w:hAnsi="Times New Roman" w:cs="Times New Roman"/>
+        </w:rPr>
+        <w:t>)" as MQ</w:t>
+      </w:r>
+    </w:p>
+    <w:p>
+      <w:pPr>
+        <w:rPr>
+          <w:rFonts w:ascii="Times New Roman" w:hAnsi="Times New Roman" w:cs="Times New Roman"/>
+        </w:rPr>
+      </w:pPr>
+      <w:r>
+        <w:rPr>
+          <w:rFonts w:ascii="Times New Roman" w:hAnsi="Times New Roman" w:cs="Times New Roman"/>
+        </w:rPr>
+        <w:t xml:space="preserve">  storage "Azure Blob Storage\</w:t>
+      </w:r>
+      <w:proofErr w:type="gramStart"/>
+      <w:r>
+        <w:rPr>
+          <w:rFonts w:ascii="Times New Roman" w:hAnsi="Times New Roman" w:cs="Times New Roman"/>
+        </w:rPr>
+        <w:t>n(</w:t>
+      </w:r>
+      <w:proofErr w:type="gramEnd"/>
+      <w:r>
+        <w:rPr>
+          <w:rFonts w:ascii="Times New Roman" w:hAnsi="Times New Roman" w:cs="Times New Roman"/>
+        </w:rPr>
+        <w:t>file/object storage)" as Blob</w:t>
+      </w:r>
+    </w:p>
+    <w:p>
+      <w:pPr>
+        <w:rPr>
+          <w:rFonts w:ascii="Times New Roman" w:hAnsi="Times New Roman" w:cs="Times New Roman"/>
+        </w:rPr>
+      </w:pPr>
+      <w:r>
+        <w:rPr>
+          <w:rFonts w:ascii="Times New Roman" w:hAnsi="Times New Roman" w:cs="Times New Roman"/>
+        </w:rPr>
+        <w:t>}</w:t>
+      </w:r>
+    </w:p>
+    <w:p>
+      <w:pPr>
+        <w:rPr>
+          <w:rFonts w:ascii="Times New Roman" w:hAnsi="Times New Roman" w:cs="Times New Roman"/>
+        </w:rPr>
+      </w:pPr>
     </w:p>
     <w:p>
       <w:pPr>
@@ -31140,867 +29593,6 @@
           <w:rFonts w:ascii="Times New Roman" w:hAnsi="Times New Roman" w:cs="Times New Roman"/>
         </w:rPr>
         <w:lastRenderedPageBreak/>
-        <w:t>}</w:t>
-      </w:r>
-    </w:p>
-    <w:p>
-      <w:pPr>
-        <w:rPr>
-          <w:rFonts w:ascii="Times New Roman" w:hAnsi="Times New Roman" w:cs="Times New Roman"/>
-        </w:rPr>
-      </w:pPr>
-    </w:p>
-    <w:p>
-      <w:pPr>
-        <w:rPr>
-          <w:rFonts w:ascii="Times New Roman" w:hAnsi="Times New Roman" w:cs="Times New Roman"/>
-        </w:rPr>
-      </w:pPr>
-      <w:r>
-        <w:rPr>
-          <w:rFonts w:ascii="Times New Roman" w:hAnsi="Times New Roman" w:cs="Times New Roman"/>
-        </w:rPr>
-        <w:t>skinparam storage {</w:t>
-      </w:r>
-    </w:p>
-    <w:p>
-      <w:pPr>
-        <w:rPr>
-          <w:rFonts w:ascii="Times New Roman" w:hAnsi="Times New Roman" w:cs="Times New Roman"/>
-        </w:rPr>
-      </w:pPr>
-      <w:r>
-        <w:rPr>
-          <w:rFonts w:ascii="Times New Roman" w:hAnsi="Times New Roman" w:cs="Times New Roman"/>
-        </w:rPr>
-        <w:t xml:space="preserve">  BackgroundColor #F8D7DA</w:t>
-      </w:r>
-    </w:p>
-    <w:p>
-      <w:pPr>
-        <w:rPr>
-          <w:rFonts w:ascii="Times New Roman" w:hAnsi="Times New Roman" w:cs="Times New Roman"/>
-        </w:rPr>
-      </w:pPr>
-      <w:r>
-        <w:rPr>
-          <w:rFonts w:ascii="Times New Roman" w:hAnsi="Times New Roman" w:cs="Times New Roman"/>
-        </w:rPr>
-        <w:t xml:space="preserve">  BorderColor #721C24</w:t>
-      </w:r>
-    </w:p>
-    <w:p>
-      <w:pPr>
-        <w:rPr>
-          <w:rFonts w:ascii="Times New Roman" w:hAnsi="Times New Roman" w:cs="Times New Roman"/>
-        </w:rPr>
-      </w:pPr>
-      <w:r>
-        <w:rPr>
-          <w:rFonts w:ascii="Times New Roman" w:hAnsi="Times New Roman" w:cs="Times New Roman"/>
-        </w:rPr>
-        <w:t>}</w:t>
-      </w:r>
-    </w:p>
-    <w:p>
-      <w:pPr>
-        <w:rPr>
-          <w:rFonts w:ascii="Times New Roman" w:hAnsi="Times New Roman" w:cs="Times New Roman"/>
-        </w:rPr>
-      </w:pPr>
-    </w:p>
-    <w:p>
-      <w:pPr>
-        <w:rPr>
-          <w:rFonts w:ascii="Times New Roman" w:hAnsi="Times New Roman" w:cs="Times New Roman"/>
-        </w:rPr>
-      </w:pPr>
-      <w:r>
-        <w:rPr>
-          <w:rFonts w:ascii="Times New Roman" w:hAnsi="Times New Roman" w:cs="Times New Roman"/>
-        </w:rPr>
-        <w:t>skinparam arrow {</w:t>
-      </w:r>
-    </w:p>
-    <w:p>
-      <w:pPr>
-        <w:rPr>
-          <w:rFonts w:ascii="Times New Roman" w:hAnsi="Times New Roman" w:cs="Times New Roman"/>
-        </w:rPr>
-      </w:pPr>
-      <w:r>
-        <w:rPr>
-          <w:rFonts w:ascii="Times New Roman" w:hAnsi="Times New Roman" w:cs="Times New Roman"/>
-        </w:rPr>
-        <w:t xml:space="preserve">  Color #1F4E79</w:t>
-      </w:r>
-    </w:p>
-    <w:p>
-      <w:pPr>
-        <w:rPr>
-          <w:rFonts w:ascii="Times New Roman" w:hAnsi="Times New Roman" w:cs="Times New Roman"/>
-        </w:rPr>
-      </w:pPr>
-      <w:r>
-        <w:rPr>
-          <w:rFonts w:ascii="Times New Roman" w:hAnsi="Times New Roman" w:cs="Times New Roman"/>
-        </w:rPr>
-        <w:t>}</w:t>
-      </w:r>
-    </w:p>
-    <w:p>
-      <w:pPr>
-        <w:rPr>
-          <w:rFonts w:ascii="Times New Roman" w:hAnsi="Times New Roman" w:cs="Times New Roman"/>
-        </w:rPr>
-      </w:pPr>
-    </w:p>
-    <w:p>
-      <w:pPr>
-        <w:rPr>
-          <w:rFonts w:ascii="Times New Roman" w:hAnsi="Times New Roman" w:cs="Times New Roman"/>
-        </w:rPr>
-      </w:pPr>
-      <w:r>
-        <w:rPr>
-          <w:rFonts w:ascii="Times New Roman" w:hAnsi="Times New Roman" w:cs="Times New Roman"/>
-        </w:rPr>
-        <w:t>package "Client Application" as Client {</w:t>
-      </w:r>
-    </w:p>
-    <w:p>
-      <w:pPr>
-        <w:rPr>
-          <w:rFonts w:ascii="Times New Roman" w:hAnsi="Times New Roman" w:cs="Times New Roman"/>
-        </w:rPr>
-      </w:pPr>
-      <w:r>
-        <w:rPr>
-          <w:rFonts w:ascii="Times New Roman" w:hAnsi="Times New Roman" w:cs="Times New Roman"/>
-        </w:rPr>
-        <w:t xml:space="preserve">  component "Web App\n(React)" as App</w:t>
-      </w:r>
-    </w:p>
-    <w:p>
-      <w:pPr>
-        <w:rPr>
-          <w:rFonts w:ascii="Times New Roman" w:hAnsi="Times New Roman" w:cs="Times New Roman"/>
-        </w:rPr>
-      </w:pPr>
-      <w:r>
-        <w:rPr>
-          <w:rFonts w:ascii="Times New Roman" w:hAnsi="Times New Roman" w:cs="Times New Roman"/>
-        </w:rPr>
-        <w:t>}</w:t>
-      </w:r>
-    </w:p>
-    <w:p>
-      <w:pPr>
-        <w:rPr>
-          <w:rFonts w:ascii="Times New Roman" w:hAnsi="Times New Roman" w:cs="Times New Roman"/>
-        </w:rPr>
-      </w:pPr>
-    </w:p>
-    <w:p>
-      <w:pPr>
-        <w:rPr>
-          <w:rFonts w:ascii="Times New Roman" w:hAnsi="Times New Roman" w:cs="Times New Roman"/>
-        </w:rPr>
-      </w:pPr>
-      <w:r>
-        <w:rPr>
-          <w:rFonts w:ascii="Times New Roman" w:hAnsi="Times New Roman" w:cs="Times New Roman"/>
-        </w:rPr>
-        <w:t>package "Gateway" as Gateway {</w:t>
-      </w:r>
-    </w:p>
-    <w:p>
-      <w:pPr>
-        <w:rPr>
-          <w:rFonts w:ascii="Times New Roman" w:hAnsi="Times New Roman" w:cs="Times New Roman"/>
-        </w:rPr>
-      </w:pPr>
-      <w:r>
-        <w:rPr>
-          <w:rFonts w:ascii="Times New Roman" w:hAnsi="Times New Roman" w:cs="Times New Roman"/>
-        </w:rPr>
-        <w:t xml:space="preserve">  component "Kong API Gateway\</w:t>
-      </w:r>
-      <w:proofErr w:type="gramStart"/>
-      <w:r>
-        <w:rPr>
-          <w:rFonts w:ascii="Times New Roman" w:hAnsi="Times New Roman" w:cs="Times New Roman"/>
-        </w:rPr>
-        <w:t>n(</w:t>
-      </w:r>
-      <w:proofErr w:type="gramEnd"/>
-      <w:r>
-        <w:rPr>
-          <w:rFonts w:ascii="Times New Roman" w:hAnsi="Times New Roman" w:cs="Times New Roman"/>
-        </w:rPr>
-        <w:t xml:space="preserve">DB-less, </w:t>
-      </w:r>
-      <w:proofErr w:type="gramStart"/>
-      <w:r>
-        <w:rPr>
-          <w:rFonts w:ascii="Times New Roman" w:hAnsi="Times New Roman" w:cs="Times New Roman"/>
-        </w:rPr>
-        <w:t>kong.yaml</w:t>
-      </w:r>
-      <w:proofErr w:type="gramEnd"/>
-      <w:r>
-        <w:rPr>
-          <w:rFonts w:ascii="Times New Roman" w:hAnsi="Times New Roman" w:cs="Times New Roman"/>
-        </w:rPr>
-        <w:t>)" as GW</w:t>
-      </w:r>
-    </w:p>
-    <w:p>
-      <w:pPr>
-        <w:rPr>
-          <w:rFonts w:ascii="Times New Roman" w:hAnsi="Times New Roman" w:cs="Times New Roman"/>
-        </w:rPr>
-      </w:pPr>
-      <w:r>
-        <w:rPr>
-          <w:rFonts w:ascii="Times New Roman" w:hAnsi="Times New Roman" w:cs="Times New Roman"/>
-        </w:rPr>
-        <w:t>}</w:t>
-      </w:r>
-    </w:p>
-    <w:p>
-      <w:pPr>
-        <w:rPr>
-          <w:rFonts w:ascii="Times New Roman" w:hAnsi="Times New Roman" w:cs="Times New Roman"/>
-        </w:rPr>
-      </w:pPr>
-    </w:p>
-    <w:p>
-      <w:pPr>
-        <w:rPr>
-          <w:rFonts w:ascii="Times New Roman" w:hAnsi="Times New Roman" w:cs="Times New Roman"/>
-        </w:rPr>
-      </w:pPr>
-    </w:p>
-    <w:p>
-      <w:pPr>
-        <w:rPr>
-          <w:rFonts w:ascii="Times New Roman" w:hAnsi="Times New Roman" w:cs="Times New Roman"/>
-        </w:rPr>
-      </w:pPr>
-      <w:r>
-        <w:rPr>
-          <w:rFonts w:ascii="Times New Roman" w:hAnsi="Times New Roman" w:cs="Times New Roman"/>
-        </w:rPr>
-        <w:t>package "Identity &amp; Config" as IdConfig {</w:t>
-      </w:r>
-    </w:p>
-    <w:p>
-      <w:pPr>
-        <w:rPr>
-          <w:rFonts w:ascii="Times New Roman" w:hAnsi="Times New Roman" w:cs="Times New Roman"/>
-        </w:rPr>
-      </w:pPr>
-      <w:r>
-        <w:rPr>
-          <w:rFonts w:ascii="Times New Roman" w:hAnsi="Times New Roman" w:cs="Times New Roman"/>
-        </w:rPr>
-        <w:t xml:space="preserve">  component "Keycloak 24.0\</w:t>
-      </w:r>
-      <w:proofErr w:type="gramStart"/>
-      <w:r>
-        <w:rPr>
-          <w:rFonts w:ascii="Times New Roman" w:hAnsi="Times New Roman" w:cs="Times New Roman"/>
-        </w:rPr>
-        <w:t>n(</w:t>
-      </w:r>
-      <w:proofErr w:type="gramEnd"/>
-      <w:r>
-        <w:rPr>
-          <w:rFonts w:ascii="Times New Roman" w:hAnsi="Times New Roman" w:cs="Times New Roman"/>
-        </w:rPr>
-        <w:t>JWT, RBAC, realm)" as KC</w:t>
-      </w:r>
-    </w:p>
-    <w:p>
-      <w:pPr>
-        <w:rPr>
-          <w:rFonts w:ascii="Times New Roman" w:hAnsi="Times New Roman" w:cs="Times New Roman"/>
-        </w:rPr>
-      </w:pPr>
-      <w:r>
-        <w:rPr>
-          <w:rFonts w:ascii="Times New Roman" w:hAnsi="Times New Roman" w:cs="Times New Roman"/>
-        </w:rPr>
-        <w:t xml:space="preserve">  component "Consul KV 1.19\</w:t>
-      </w:r>
-      <w:proofErr w:type="gramStart"/>
-      <w:r>
-        <w:rPr>
-          <w:rFonts w:ascii="Times New Roman" w:hAnsi="Times New Roman" w:cs="Times New Roman"/>
-        </w:rPr>
-        <w:t>n(</w:t>
-      </w:r>
-      <w:proofErr w:type="gramEnd"/>
-      <w:r>
-        <w:rPr>
-          <w:rFonts w:ascii="Times New Roman" w:hAnsi="Times New Roman" w:cs="Times New Roman"/>
-        </w:rPr>
-        <w:t>per-service config)" as Consul</w:t>
-      </w:r>
-    </w:p>
-    <w:p>
-      <w:pPr>
-        <w:rPr>
-          <w:rFonts w:ascii="Times New Roman" w:hAnsi="Times New Roman" w:cs="Times New Roman"/>
-        </w:rPr>
-      </w:pPr>
-      <w:r>
-        <w:rPr>
-          <w:rFonts w:ascii="Times New Roman" w:hAnsi="Times New Roman" w:cs="Times New Roman"/>
-        </w:rPr>
-        <w:t>}</w:t>
-      </w:r>
-    </w:p>
-    <w:p>
-      <w:pPr>
-        <w:rPr>
-          <w:rFonts w:ascii="Times New Roman" w:hAnsi="Times New Roman" w:cs="Times New Roman"/>
-        </w:rPr>
-      </w:pPr>
-    </w:p>
-    <w:p>
-      <w:pPr>
-        <w:rPr>
-          <w:rFonts w:ascii="Times New Roman" w:hAnsi="Times New Roman" w:cs="Times New Roman"/>
-        </w:rPr>
-      </w:pPr>
-      <w:r>
-        <w:rPr>
-          <w:rFonts w:ascii="Times New Roman" w:hAnsi="Times New Roman" w:cs="Times New Roman"/>
-        </w:rPr>
-        <w:t>package "Backend Microservices\</w:t>
-      </w:r>
-      <w:proofErr w:type="gramStart"/>
-      <w:r>
-        <w:rPr>
-          <w:rFonts w:ascii="Times New Roman" w:hAnsi="Times New Roman" w:cs="Times New Roman"/>
-        </w:rPr>
-        <w:t>n(</w:t>
-      </w:r>
-      <w:proofErr w:type="gramEnd"/>
-      <w:r>
-        <w:rPr>
-          <w:rFonts w:ascii="Times New Roman" w:hAnsi="Times New Roman" w:cs="Times New Roman"/>
-        </w:rPr>
-        <w:t>NestJS / TypeScript)" as Backend {</w:t>
-      </w:r>
-    </w:p>
-    <w:p>
-      <w:pPr>
-        <w:rPr>
-          <w:rFonts w:ascii="Times New Roman" w:hAnsi="Times New Roman" w:cs="Times New Roman"/>
-        </w:rPr>
-      </w:pPr>
-      <w:r>
-        <w:rPr>
-          <w:rFonts w:ascii="Times New Roman" w:hAnsi="Times New Roman" w:cs="Times New Roman"/>
-        </w:rPr>
-        <w:t xml:space="preserve">  component "identity-service" as Auth</w:t>
-      </w:r>
-    </w:p>
-    <w:p>
-      <w:pPr>
-        <w:rPr>
-          <w:rFonts w:ascii="Times New Roman" w:hAnsi="Times New Roman" w:cs="Times New Roman"/>
-        </w:rPr>
-      </w:pPr>
-      <w:r>
-        <w:rPr>
-          <w:rFonts w:ascii="Times New Roman" w:hAnsi="Times New Roman" w:cs="Times New Roman"/>
-        </w:rPr>
-        <w:t xml:space="preserve">  component "user-service" as User</w:t>
-      </w:r>
-    </w:p>
-    <w:p>
-      <w:pPr>
-        <w:rPr>
-          <w:rFonts w:ascii="Times New Roman" w:hAnsi="Times New Roman" w:cs="Times New Roman"/>
-        </w:rPr>
-      </w:pPr>
-      <w:r>
-        <w:rPr>
-          <w:rFonts w:ascii="Times New Roman" w:hAnsi="Times New Roman" w:cs="Times New Roman"/>
-        </w:rPr>
-        <w:t xml:space="preserve">  component "exam-service" as Exam</w:t>
-      </w:r>
-    </w:p>
-    <w:p>
-      <w:pPr>
-        <w:rPr>
-          <w:rFonts w:ascii="Times New Roman" w:hAnsi="Times New Roman" w:cs="Times New Roman"/>
-        </w:rPr>
-      </w:pPr>
-      <w:r>
-        <w:rPr>
-          <w:rFonts w:ascii="Times New Roman" w:hAnsi="Times New Roman" w:cs="Times New Roman"/>
-        </w:rPr>
-        <w:t xml:space="preserve">  component "question-service" as QB</w:t>
-      </w:r>
-    </w:p>
-    <w:p>
-      <w:pPr>
-        <w:rPr>
-          <w:rFonts w:ascii="Times New Roman" w:hAnsi="Times New Roman" w:cs="Times New Roman"/>
-        </w:rPr>
-      </w:pPr>
-      <w:r>
-        <w:rPr>
-          <w:rFonts w:ascii="Times New Roman" w:hAnsi="Times New Roman" w:cs="Times New Roman"/>
-        </w:rPr>
-        <w:t xml:space="preserve">  component "course-service" as Course</w:t>
-      </w:r>
-    </w:p>
-    <w:p>
-      <w:pPr>
-        <w:rPr>
-          <w:rFonts w:ascii="Times New Roman" w:hAnsi="Times New Roman" w:cs="Times New Roman"/>
-        </w:rPr>
-      </w:pPr>
-      <w:r>
-        <w:rPr>
-          <w:rFonts w:ascii="Times New Roman" w:hAnsi="Times New Roman" w:cs="Times New Roman"/>
-        </w:rPr>
-        <w:t xml:space="preserve">  component "simulation-service" as DP</w:t>
-      </w:r>
-    </w:p>
-    <w:p>
-      <w:pPr>
-        <w:rPr>
-          <w:rFonts w:ascii="Times New Roman" w:hAnsi="Times New Roman" w:cs="Times New Roman"/>
-        </w:rPr>
-      </w:pPr>
-      <w:r>
-        <w:rPr>
-          <w:rFonts w:ascii="Times New Roman" w:hAnsi="Times New Roman" w:cs="Times New Roman"/>
-        </w:rPr>
-        <w:t xml:space="preserve">  component "analytics-service" as SRS</w:t>
-      </w:r>
-    </w:p>
-    <w:p>
-      <w:pPr>
-        <w:rPr>
-          <w:rFonts w:ascii="Times New Roman" w:hAnsi="Times New Roman" w:cs="Times New Roman"/>
-        </w:rPr>
-      </w:pPr>
-      <w:r>
-        <w:rPr>
-          <w:rFonts w:ascii="Times New Roman" w:hAnsi="Times New Roman" w:cs="Times New Roman"/>
-        </w:rPr>
-        <w:t xml:space="preserve">  component "notification-service" as Notif</w:t>
-      </w:r>
-    </w:p>
-    <w:p>
-      <w:pPr>
-        <w:rPr>
-          <w:rFonts w:ascii="Times New Roman" w:hAnsi="Times New Roman" w:cs="Times New Roman"/>
-        </w:rPr>
-      </w:pPr>
-      <w:r>
-        <w:rPr>
-          <w:rFonts w:ascii="Times New Roman" w:hAnsi="Times New Roman" w:cs="Times New Roman"/>
-        </w:rPr>
-        <w:t xml:space="preserve">  component "media-service" as Media</w:t>
-      </w:r>
-    </w:p>
-    <w:p>
-      <w:pPr>
-        <w:rPr>
-          <w:rFonts w:ascii="Times New Roman" w:hAnsi="Times New Roman" w:cs="Times New Roman"/>
-        </w:rPr>
-      </w:pPr>
-      <w:r>
-        <w:rPr>
-          <w:rFonts w:ascii="Times New Roman" w:hAnsi="Times New Roman" w:cs="Times New Roman"/>
-        </w:rPr>
-        <w:t xml:space="preserve">  component "docs-service" as Docs</w:t>
-      </w:r>
-    </w:p>
-    <w:p>
-      <w:pPr>
-        <w:rPr>
-          <w:rFonts w:ascii="Times New Roman" w:hAnsi="Times New Roman" w:cs="Times New Roman"/>
-        </w:rPr>
-      </w:pPr>
-      <w:r>
-        <w:rPr>
-          <w:rFonts w:ascii="Times New Roman" w:hAnsi="Times New Roman" w:cs="Times New Roman"/>
-        </w:rPr>
-        <w:t>}</w:t>
-      </w:r>
-    </w:p>
-    <w:p>
-      <w:pPr>
-        <w:rPr>
-          <w:rFonts w:ascii="Times New Roman" w:hAnsi="Times New Roman" w:cs="Times New Roman"/>
-        </w:rPr>
-      </w:pPr>
-    </w:p>
-    <w:p>
-      <w:pPr>
-        <w:rPr>
-          <w:rFonts w:ascii="Times New Roman" w:hAnsi="Times New Roman" w:cs="Times New Roman"/>
-        </w:rPr>
-      </w:pPr>
-      <w:proofErr w:type="gramStart"/>
-      <w:r>
-        <w:rPr>
-          <w:rFonts w:ascii="Times New Roman" w:hAnsi="Times New Roman" w:cs="Times New Roman"/>
-        </w:rPr>
-        <w:t>package "@</w:t>
-      </w:r>
-      <w:proofErr w:type="gramEnd"/>
-      <w:r>
-        <w:rPr>
-          <w:rFonts w:ascii="Times New Roman" w:hAnsi="Times New Roman" w:cs="Times New Roman"/>
-        </w:rPr>
-        <w:t>repo/common\</w:t>
-      </w:r>
-      <w:proofErr w:type="gramStart"/>
-      <w:r>
-        <w:rPr>
-          <w:rFonts w:ascii="Times New Roman" w:hAnsi="Times New Roman" w:cs="Times New Roman"/>
-        </w:rPr>
-        <w:t>n(</w:t>
-      </w:r>
-      <w:proofErr w:type="gramEnd"/>
-      <w:r>
-        <w:rPr>
-          <w:rFonts w:ascii="Times New Roman" w:hAnsi="Times New Roman" w:cs="Times New Roman"/>
-        </w:rPr>
-        <w:t>Shared Library)" as Common {</w:t>
-      </w:r>
-    </w:p>
-    <w:p>
-      <w:pPr>
-        <w:rPr>
-          <w:rFonts w:ascii="Times New Roman" w:hAnsi="Times New Roman" w:cs="Times New Roman"/>
-        </w:rPr>
-      </w:pPr>
-      <w:r>
-        <w:rPr>
-          <w:rFonts w:ascii="Times New Roman" w:hAnsi="Times New Roman" w:cs="Times New Roman"/>
-        </w:rPr>
-        <w:t xml:space="preserve">  component "DDD Base Classes\</w:t>
-      </w:r>
-      <w:proofErr w:type="gramStart"/>
-      <w:r>
-        <w:rPr>
-          <w:rFonts w:ascii="Times New Roman" w:hAnsi="Times New Roman" w:cs="Times New Roman"/>
-        </w:rPr>
-        <w:t>n(</w:t>
-      </w:r>
-      <w:proofErr w:type="gramEnd"/>
-      <w:r>
-        <w:rPr>
-          <w:rFonts w:ascii="Times New Roman" w:hAnsi="Times New Roman" w:cs="Times New Roman"/>
-        </w:rPr>
-        <w:t>AggregateRoot, Entity, VO)" as DDD</w:t>
-      </w:r>
-    </w:p>
-    <w:p>
-      <w:pPr>
-        <w:rPr>
-          <w:rFonts w:ascii="Times New Roman" w:hAnsi="Times New Roman" w:cs="Times New Roman"/>
-        </w:rPr>
-      </w:pPr>
-      <w:r>
-        <w:rPr>
-          <w:rFonts w:ascii="Times New Roman" w:hAnsi="Times New Roman" w:cs="Times New Roman"/>
-        </w:rPr>
-        <w:t xml:space="preserve">  component "ConsulConfigFactory\</w:t>
-      </w:r>
-      <w:proofErr w:type="gramStart"/>
-      <w:r>
-        <w:rPr>
-          <w:rFonts w:ascii="Times New Roman" w:hAnsi="Times New Roman" w:cs="Times New Roman"/>
-        </w:rPr>
-        <w:t>n(</w:t>
-      </w:r>
-      <w:proofErr w:type="gramEnd"/>
-      <w:r>
-        <w:rPr>
-          <w:rFonts w:ascii="Times New Roman" w:hAnsi="Times New Roman" w:cs="Times New Roman"/>
-        </w:rPr>
-        <w:t>config loader + Joi)" as CConf</w:t>
-      </w:r>
-    </w:p>
-    <w:p>
-      <w:pPr>
-        <w:rPr>
-          <w:rFonts w:ascii="Times New Roman" w:hAnsi="Times New Roman" w:cs="Times New Roman"/>
-        </w:rPr>
-      </w:pPr>
-      <w:r>
-        <w:rPr>
-          <w:rFonts w:ascii="Times New Roman" w:hAnsi="Times New Roman" w:cs="Times New Roman"/>
-        </w:rPr>
-        <w:t xml:space="preserve">  component "AppLoggerModule\</w:t>
-      </w:r>
-      <w:proofErr w:type="gramStart"/>
-      <w:r>
-        <w:rPr>
-          <w:rFonts w:ascii="Times New Roman" w:hAnsi="Times New Roman" w:cs="Times New Roman"/>
-        </w:rPr>
-        <w:t>n(</w:t>
-      </w:r>
-      <w:proofErr w:type="gramEnd"/>
-      <w:r>
-        <w:rPr>
-          <w:rFonts w:ascii="Times New Roman" w:hAnsi="Times New Roman" w:cs="Times New Roman"/>
-        </w:rPr>
-        <w:t>Winston + ELK HTTP)" as Log</w:t>
-      </w:r>
-    </w:p>
-    <w:p>
-      <w:pPr>
-        <w:rPr>
-          <w:rFonts w:ascii="Times New Roman" w:hAnsi="Times New Roman" w:cs="Times New Roman"/>
-        </w:rPr>
-      </w:pPr>
-      <w:r>
-        <w:rPr>
-          <w:rFonts w:ascii="Times New Roman" w:hAnsi="Times New Roman" w:cs="Times New Roman"/>
-        </w:rPr>
-        <w:t xml:space="preserve">  component "ApiResponseInterceptor\</w:t>
-      </w:r>
-      <w:proofErr w:type="gramStart"/>
-      <w:r>
-        <w:rPr>
-          <w:rFonts w:ascii="Times New Roman" w:hAnsi="Times New Roman" w:cs="Times New Roman"/>
-        </w:rPr>
-        <w:t>n(</w:t>
-      </w:r>
-      <w:proofErr w:type="gramEnd"/>
-      <w:r>
-        <w:rPr>
-          <w:rFonts w:ascii="Times New Roman" w:hAnsi="Times New Roman" w:cs="Times New Roman"/>
-        </w:rPr>
-        <w:t>unified response shape)" as ARI</w:t>
-      </w:r>
-    </w:p>
-    <w:p>
-      <w:pPr>
-        <w:rPr>
-          <w:rFonts w:ascii="Times New Roman" w:hAnsi="Times New Roman" w:cs="Times New Roman"/>
-        </w:rPr>
-      </w:pPr>
-      <w:r>
-        <w:rPr>
-          <w:rFonts w:ascii="Times New Roman" w:hAnsi="Times New Roman" w:cs="Times New Roman"/>
-        </w:rPr>
-        <w:t xml:space="preserve">  component "DomainExceptionFilter\</w:t>
-      </w:r>
-      <w:proofErr w:type="gramStart"/>
-      <w:r>
-        <w:rPr>
-          <w:rFonts w:ascii="Times New Roman" w:hAnsi="Times New Roman" w:cs="Times New Roman"/>
-        </w:rPr>
-        <w:t>n(</w:t>
-      </w:r>
-      <w:proofErr w:type="gramEnd"/>
-      <w:r>
-        <w:rPr>
-          <w:rFonts w:ascii="Times New Roman" w:hAnsi="Times New Roman" w:cs="Times New Roman"/>
-        </w:rPr>
-        <w:t>domain to HTTP error)" as DEF</w:t>
-      </w:r>
-    </w:p>
-    <w:p>
-      <w:pPr>
-        <w:rPr>
-          <w:rFonts w:ascii="Times New Roman" w:hAnsi="Times New Roman" w:cs="Times New Roman"/>
-        </w:rPr>
-      </w:pPr>
-      <w:r>
-        <w:rPr>
-          <w:rFonts w:ascii="Times New Roman" w:hAnsi="Times New Roman" w:cs="Times New Roman"/>
-        </w:rPr>
-        <w:t>}</w:t>
-      </w:r>
-    </w:p>
-    <w:p>
-      <w:pPr>
-        <w:rPr>
-          <w:rFonts w:ascii="Times New Roman" w:hAnsi="Times New Roman" w:cs="Times New Roman"/>
-        </w:rPr>
-      </w:pPr>
-    </w:p>
-    <w:p>
-      <w:pPr>
-        <w:rPr>
-          <w:rFonts w:ascii="Times New Roman" w:hAnsi="Times New Roman" w:cs="Times New Roman"/>
-        </w:rPr>
-      </w:pPr>
-      <w:r>
-        <w:rPr>
-          <w:rFonts w:ascii="Times New Roman" w:hAnsi="Times New Roman" w:cs="Times New Roman"/>
-        </w:rPr>
-        <w:t>package "Data &amp; Messaging\nInfrastructure" as Infra {</w:t>
-      </w:r>
-    </w:p>
-    <w:p>
-      <w:pPr>
-        <w:rPr>
-          <w:rFonts w:ascii="Times New Roman" w:hAnsi="Times New Roman" w:cs="Times New Roman"/>
-        </w:rPr>
-      </w:pPr>
-      <w:r>
-        <w:rPr>
-          <w:rFonts w:ascii="Times New Roman" w:hAnsi="Times New Roman" w:cs="Times New Roman"/>
-        </w:rPr>
-        <w:t xml:space="preserve">  database "PostgreSQL 15\</w:t>
-      </w:r>
-      <w:proofErr w:type="gramStart"/>
-      <w:r>
-        <w:rPr>
-          <w:rFonts w:ascii="Times New Roman" w:hAnsi="Times New Roman" w:cs="Times New Roman"/>
-        </w:rPr>
-        <w:t>n(</w:t>
-      </w:r>
-      <w:proofErr w:type="gramEnd"/>
-      <w:r>
-        <w:rPr>
-          <w:rFonts w:ascii="Times New Roman" w:hAnsi="Times New Roman" w:cs="Times New Roman"/>
-        </w:rPr>
-        <w:t>9 isolated DBs\nvia Prisma custom clients)" as PG</w:t>
-      </w:r>
-    </w:p>
-    <w:p>
-      <w:pPr>
-        <w:rPr>
-          <w:rFonts w:ascii="Times New Roman" w:hAnsi="Times New Roman" w:cs="Times New Roman"/>
-        </w:rPr>
-      </w:pPr>
-      <w:r>
-        <w:rPr>
-          <w:rFonts w:ascii="Times New Roman" w:hAnsi="Times New Roman" w:cs="Times New Roman"/>
-        </w:rPr>
-        <w:t xml:space="preserve">  database "Redis 7\</w:t>
-      </w:r>
-      <w:proofErr w:type="gramStart"/>
-      <w:r>
-        <w:rPr>
-          <w:rFonts w:ascii="Times New Roman" w:hAnsi="Times New Roman" w:cs="Times New Roman"/>
-        </w:rPr>
-        <w:t>n(</w:t>
-      </w:r>
-      <w:proofErr w:type="gramEnd"/>
-      <w:r>
-        <w:rPr>
-          <w:rFonts w:ascii="Times New Roman" w:hAnsi="Times New Roman" w:cs="Times New Roman"/>
-        </w:rPr>
-        <w:t>token blacklist)" as Redis</w:t>
-      </w:r>
-    </w:p>
-    <w:p>
-      <w:pPr>
-        <w:rPr>
-          <w:rFonts w:ascii="Times New Roman" w:hAnsi="Times New Roman" w:cs="Times New Roman"/>
-        </w:rPr>
-      </w:pPr>
-      <w:r>
-        <w:rPr>
-          <w:rFonts w:ascii="Times New Roman" w:hAnsi="Times New Roman" w:cs="Times New Roman"/>
-        </w:rPr>
-        <w:t xml:space="preserve">  queue "RabbitMQ 3\</w:t>
-      </w:r>
-      <w:proofErr w:type="gramStart"/>
-      <w:r>
-        <w:rPr>
-          <w:rFonts w:ascii="Times New Roman" w:hAnsi="Times New Roman" w:cs="Times New Roman"/>
-        </w:rPr>
-        <w:t>n(</w:t>
-      </w:r>
-      <w:proofErr w:type="gramEnd"/>
-      <w:r>
-        <w:rPr>
-          <w:rFonts w:ascii="Times New Roman" w:hAnsi="Times New Roman" w:cs="Times New Roman"/>
-        </w:rPr>
-        <w:t xml:space="preserve">durable queues, </w:t>
-      </w:r>
-      <w:proofErr w:type="gramStart"/>
-      <w:r>
-        <w:rPr>
-          <w:rFonts w:ascii="Times New Roman" w:hAnsi="Times New Roman" w:cs="Times New Roman"/>
-        </w:rPr>
-        <w:t>noAck:false</w:t>
-      </w:r>
-      <w:proofErr w:type="gramEnd"/>
-      <w:r>
-        <w:rPr>
-          <w:rFonts w:ascii="Times New Roman" w:hAnsi="Times New Roman" w:cs="Times New Roman"/>
-        </w:rPr>
-        <w:t>)" as MQ</w:t>
-      </w:r>
-    </w:p>
-    <w:p>
-      <w:pPr>
-        <w:rPr>
-          <w:rFonts w:ascii="Times New Roman" w:hAnsi="Times New Roman" w:cs="Times New Roman"/>
-        </w:rPr>
-      </w:pPr>
-      <w:r>
-        <w:rPr>
-          <w:rFonts w:ascii="Times New Roman" w:hAnsi="Times New Roman" w:cs="Times New Roman"/>
-        </w:rPr>
-        <w:t xml:space="preserve">  storage "Azure Blob Storage\</w:t>
-      </w:r>
-      <w:proofErr w:type="gramStart"/>
-      <w:r>
-        <w:rPr>
-          <w:rFonts w:ascii="Times New Roman" w:hAnsi="Times New Roman" w:cs="Times New Roman"/>
-        </w:rPr>
-        <w:t>n(</w:t>
-      </w:r>
-      <w:proofErr w:type="gramEnd"/>
-      <w:r>
-        <w:rPr>
-          <w:rFonts w:ascii="Times New Roman" w:hAnsi="Times New Roman" w:cs="Times New Roman"/>
-        </w:rPr>
-        <w:t>file/object storage)" as Blob</w:t>
-      </w:r>
-    </w:p>
-    <w:p>
-      <w:pPr>
-        <w:rPr>
-          <w:rFonts w:ascii="Times New Roman" w:hAnsi="Times New Roman" w:cs="Times New Roman"/>
-        </w:rPr>
-      </w:pPr>
-      <w:r>
-        <w:rPr>
-          <w:rFonts w:ascii="Times New Roman" w:hAnsi="Times New Roman" w:cs="Times New Roman"/>
-        </w:rPr>
-        <w:t>}</w:t>
-      </w:r>
-    </w:p>
-    <w:p>
-      <w:pPr>
-        <w:rPr>
-          <w:rFonts w:ascii="Times New Roman" w:hAnsi="Times New Roman" w:cs="Times New Roman"/>
-        </w:rPr>
-      </w:pPr>
-    </w:p>
-    <w:p>
-      <w:pPr>
-        <w:rPr>
-          <w:rFonts w:ascii="Times New Roman" w:hAnsi="Times New Roman" w:cs="Times New Roman"/>
-        </w:rPr>
-      </w:pPr>
-      <w:r>
-        <w:rPr>
-          <w:rFonts w:ascii="Times New Roman" w:hAnsi="Times New Roman" w:cs="Times New Roman"/>
-        </w:rPr>
         <w:t>package "Observability\n(ELK)" as Obs {</w:t>
       </w:r>
     </w:p>
@@ -32040,7 +29632,6 @@
         <w:rPr>
           <w:rFonts w:ascii="Times New Roman" w:hAnsi="Times New Roman" w:cs="Times New Roman"/>
         </w:rPr>
-        <w:lastRenderedPageBreak/>
         <w:t xml:space="preserve">  component "Kibana :5601" as Kibana</w:t>
       </w:r>
     </w:p>
@@ -33009,7 +30600,7 @@
         </w:rPr>
         <w:lastRenderedPageBreak/>
         <w:drawing>
-          <wp:inline distT="0" distB="0" distL="0" distR="0" wp14:anchorId="57D47BD9" wp14:editId="23B145BF">
+          <wp:inline distT="0" distB="0" distL="0" distR="0" wp14:anchorId="57D47BD9" wp14:editId="0C32923B">
             <wp:extent cx="5943600" cy="6789420"/>
             <wp:effectExtent l="0" t="0" r="0" b="0"/>
             <wp:docPr id="335733525" name="Picture 2"/>
@@ -35276,7 +32867,7 @@
         </w:rPr>
         <w:lastRenderedPageBreak/>
         <w:drawing>
-          <wp:inline distT="0" distB="0" distL="0" distR="0" wp14:anchorId="4135BB43" wp14:editId="7F5CBC50">
+          <wp:inline distT="0" distB="0" distL="0" distR="0" wp14:anchorId="4135BB43" wp14:editId="1ED92A25">
             <wp:extent cx="5923280" cy="8229600"/>
             <wp:effectExtent l="0" t="0" r="1270" b="0"/>
             <wp:docPr id="1892605478" name="Picture 4"/>
@@ -37290,7 +34881,7 @@
         </w:rPr>
         <w:lastRenderedPageBreak/>
         <w:drawing>
-          <wp:inline distT="0" distB="0" distL="0" distR="0" wp14:anchorId="1161FA79" wp14:editId="16596AA3">
+          <wp:inline distT="0" distB="0" distL="0" distR="0" wp14:anchorId="1161FA79" wp14:editId="423C5016">
             <wp:extent cx="5943600" cy="6567170"/>
             <wp:effectExtent l="0" t="0" r="0" b="5080"/>
             <wp:docPr id="965718009" name="Picture 5"/>
